--- a/sample_protocols/Jeden zaměstnanec/PP_jeden_females.docx
+++ b/sample_protocols/Jeden zaměstnanec/PP_jeden_females.docx
@@ -766,7 +766,29 @@
           <w:szCs w:val="24"/>
           <w:lang w:eastAsia="cs-CZ"/>
         </w:rPr>
-        <w:t>{{today_date}}</w:t>
+        <w:t>{{</w:t>
+      </w:r>
+      <w:proofErr w:type="spellStart"/>
+      <w:r>
+        <w:rPr>
+          <w:rFonts w:ascii="Cambria" w:eastAsia="Times New Roman" w:hAnsi="Cambria" w:cs="Arial CE"/>
+          <w:b/>
+          <w:sz w:val="24"/>
+          <w:szCs w:val="24"/>
+          <w:lang w:eastAsia="cs-CZ"/>
+        </w:rPr>
+        <w:t>today_date</w:t>
+      </w:r>
+      <w:proofErr w:type="spellEnd"/>
+      <w:r>
+        <w:rPr>
+          <w:rFonts w:ascii="Cambria" w:eastAsia="Times New Roman" w:hAnsi="Cambria" w:cs="Arial CE"/>
+          <w:b/>
+          <w:sz w:val="24"/>
+          <w:szCs w:val="24"/>
+          <w:lang w:eastAsia="cs-CZ"/>
+        </w:rPr>
+        <w:t>}}</w:t>
       </w:r>
       <w:r>
         <w:rPr>
@@ -1359,7 +1381,15 @@
     </w:p>
     <w:p>
       <w:r>
-        <w:t>{{popisprace}}</w:t>
+        <w:t>{{</w:t>
+      </w:r>
+      <w:proofErr w:type="spellStart"/>
+      <w:r>
+        <w:t>popisprace</w:t>
+      </w:r>
+      <w:proofErr w:type="spellEnd"/>
+      <w:r>
+        <w:t>}}</w:t>
       </w:r>
     </w:p>
     <w:bookmarkEnd w:id="1"/>
@@ -1646,13 +1676,13 @@
         <w:tblLook w:val="04A0" w:firstRow="1" w:lastRow="0" w:firstColumn="1" w:lastColumn="0" w:noHBand="0" w:noVBand="1"/>
       </w:tblPr>
       <w:tblGrid>
-        <w:gridCol w:w="2229"/>
-        <w:gridCol w:w="1141"/>
-        <w:gridCol w:w="1141"/>
-        <w:gridCol w:w="1141"/>
-        <w:gridCol w:w="1354"/>
-        <w:gridCol w:w="1141"/>
-        <w:gridCol w:w="1141"/>
+        <w:gridCol w:w="2154"/>
+        <w:gridCol w:w="1106"/>
+        <w:gridCol w:w="1107"/>
+        <w:gridCol w:w="1107"/>
+        <w:gridCol w:w="1600"/>
+        <w:gridCol w:w="1107"/>
+        <w:gridCol w:w="1107"/>
       </w:tblGrid>
       <w:tr>
         <w:trPr>
@@ -2143,7 +2173,25 @@
                 <w:bCs/>
                 <w:szCs w:val="20"/>
               </w:rPr>
-              <w:t>.initials}}</w:t>
+              <w:t>.</w:t>
+            </w:r>
+            <w:proofErr w:type="spellStart"/>
+            <w:r>
+              <w:rPr>
+                <w:rFonts w:cs="Calibri"/>
+                <w:bCs/>
+                <w:szCs w:val="20"/>
+              </w:rPr>
+              <w:t>initials</w:t>
+            </w:r>
+            <w:proofErr w:type="spellEnd"/>
+            <w:r>
+              <w:rPr>
+                <w:rFonts w:cs="Calibri"/>
+                <w:bCs/>
+                <w:szCs w:val="20"/>
+              </w:rPr>
+              <w:t>}}</w:t>
             </w:r>
           </w:p>
         </w:tc>
@@ -2248,7 +2296,33 @@
                 <w:bCs/>
                 <w:szCs w:val="20"/>
               </w:rPr>
-              <w:t>.age_years}}</w:t>
+              <w:t>.</w:t>
+            </w:r>
+            <w:proofErr w:type="spellStart"/>
+            <w:r>
+              <w:rPr>
+                <w:rFonts w:cs="Calibri"/>
+                <w:bCs/>
+                <w:szCs w:val="20"/>
+              </w:rPr>
+              <w:t>age_years</w:t>
+            </w:r>
+            <w:r>
+              <w:rPr>
+                <w:rFonts w:cs="Calibri"/>
+                <w:bCs/>
+                <w:szCs w:val="20"/>
+              </w:rPr>
+              <w:t>|czech</w:t>
+            </w:r>
+            <w:proofErr w:type="spellEnd"/>
+            <w:r>
+              <w:rPr>
+                <w:rFonts w:cs="Calibri"/>
+                <w:bCs/>
+                <w:szCs w:val="20"/>
+              </w:rPr>
+              <w:t>}}</w:t>
             </w:r>
           </w:p>
         </w:tc>
@@ -2300,7 +2374,33 @@
                 <w:bCs/>
                 <w:szCs w:val="20"/>
               </w:rPr>
-              <w:t>.exposure_length_years}}</w:t>
+              <w:t>.</w:t>
+            </w:r>
+            <w:proofErr w:type="spellStart"/>
+            <w:r>
+              <w:rPr>
+                <w:rFonts w:cs="Calibri"/>
+                <w:bCs/>
+                <w:szCs w:val="20"/>
+              </w:rPr>
+              <w:t>exposure_length_years</w:t>
+            </w:r>
+            <w:r>
+              <w:rPr>
+                <w:rFonts w:cs="Calibri"/>
+                <w:bCs/>
+                <w:szCs w:val="20"/>
+              </w:rPr>
+              <w:t>|czech</w:t>
+            </w:r>
+            <w:proofErr w:type="spellEnd"/>
+            <w:r>
+              <w:rPr>
+                <w:rFonts w:cs="Calibri"/>
+                <w:bCs/>
+                <w:szCs w:val="20"/>
+              </w:rPr>
+              <w:t>}}</w:t>
             </w:r>
           </w:p>
         </w:tc>
@@ -2352,7 +2452,33 @@
                 <w:bCs/>
                 <w:szCs w:val="20"/>
               </w:rPr>
-              <w:t>.height_cm}}</w:t>
+              <w:t>.</w:t>
+            </w:r>
+            <w:proofErr w:type="spellStart"/>
+            <w:r>
+              <w:rPr>
+                <w:rFonts w:cs="Calibri"/>
+                <w:bCs/>
+                <w:szCs w:val="20"/>
+              </w:rPr>
+              <w:t>height_cm</w:t>
+            </w:r>
+            <w:r>
+              <w:rPr>
+                <w:rFonts w:cs="Calibri"/>
+                <w:bCs/>
+                <w:szCs w:val="20"/>
+              </w:rPr>
+              <w:t>|czech</w:t>
+            </w:r>
+            <w:proofErr w:type="spellEnd"/>
+            <w:r>
+              <w:rPr>
+                <w:rFonts w:cs="Calibri"/>
+                <w:bCs/>
+                <w:szCs w:val="20"/>
+              </w:rPr>
+              <w:t>}}</w:t>
             </w:r>
           </w:p>
         </w:tc>
@@ -2404,7 +2530,33 @@
                 <w:bCs/>
                 <w:szCs w:val="20"/>
               </w:rPr>
-              <w:t>.weight_kg}}</w:t>
+              <w:t>.</w:t>
+            </w:r>
+            <w:proofErr w:type="spellStart"/>
+            <w:r>
+              <w:rPr>
+                <w:rFonts w:cs="Calibri"/>
+                <w:bCs/>
+                <w:szCs w:val="20"/>
+              </w:rPr>
+              <w:t>weight_kg</w:t>
+            </w:r>
+            <w:r>
+              <w:rPr>
+                <w:rFonts w:cs="Calibri"/>
+                <w:bCs/>
+                <w:szCs w:val="20"/>
+              </w:rPr>
+              <w:t>|czech</w:t>
+            </w:r>
+            <w:proofErr w:type="spellEnd"/>
+            <w:r>
+              <w:rPr>
+                <w:rFonts w:cs="Calibri"/>
+                <w:bCs/>
+                <w:szCs w:val="20"/>
+              </w:rPr>
+              <w:t>}}</w:t>
             </w:r>
           </w:p>
         </w:tc>
@@ -2630,10 +2782,10 @@
         <w:tblLook w:val="04A0" w:firstRow="1" w:lastRow="0" w:firstColumn="1" w:lastColumn="0" w:noHBand="0" w:noVBand="1"/>
       </w:tblPr>
       <w:tblGrid>
-        <w:gridCol w:w="2102"/>
-        <w:gridCol w:w="2436"/>
-        <w:gridCol w:w="2049"/>
-        <w:gridCol w:w="2625"/>
+        <w:gridCol w:w="2116"/>
+        <w:gridCol w:w="2419"/>
+        <w:gridCol w:w="2105"/>
+        <w:gridCol w:w="2572"/>
       </w:tblGrid>
       <w:tr>
         <w:trPr>
@@ -2943,7 +3095,7 @@
                 <w:rFonts w:cs="Calibri"/>
                 <w:sz w:val="22"/>
               </w:rPr>
-              <w:t>{{trup.1.nazev_polohy}}</w:t>
+              <w:t>{{trup.1.nazev_polohy|czech}}</w:t>
             </w:r>
           </w:p>
         </w:tc>
@@ -2972,7 +3124,7 @@
                 <w:rFonts w:cs="Calibri"/>
                 <w:sz w:val="22"/>
               </w:rPr>
-              <w:t>{{trup.1.typ_svalove_prace}}</w:t>
+              <w:t>{{trup.1.typ_svalove_prace|czech}}</w:t>
             </w:r>
           </w:p>
         </w:tc>
@@ -3005,7 +3157,7 @@
                 <w:rFonts w:cs="Calibri"/>
                 <w:sz w:val="22"/>
               </w:rPr>
-              <w:t>{{trup.1.vyskyt_min_a}}</w:t>
+              <w:t>{{trup.1.vyskyt_min_a|czech}}</w:t>
             </w:r>
           </w:p>
         </w:tc>
@@ -3034,7 +3186,7 @@
                 <w:rFonts w:cs="Calibri"/>
                 <w:sz w:val="22"/>
               </w:rPr>
-              <w:t>{{trup.1.typ_pracovni_polohy}}</w:t>
+              <w:t>{{trup.1.typ_pracovni_polohy|czech}}</w:t>
             </w:r>
           </w:p>
         </w:tc>
@@ -3067,7 +3219,7 @@
                 <w:rFonts w:cs="Calibri"/>
                 <w:sz w:val="22"/>
               </w:rPr>
-              <w:t>{{trup.2.nazev_polohy}}</w:t>
+              <w:t>{{trup.2.nazev_polohy|czech}}</w:t>
             </w:r>
           </w:p>
         </w:tc>
@@ -3096,7 +3248,7 @@
                 <w:rFonts w:cs="Calibri"/>
                 <w:sz w:val="22"/>
               </w:rPr>
-              <w:t>{{trup.2.typ_svalove_prace}}</w:t>
+              <w:t>{{trup.2.typ_svalove_prace|czech}}</w:t>
             </w:r>
           </w:p>
         </w:tc>
@@ -3127,7 +3279,7 @@
                 <w:rFonts w:cs="Calibri"/>
                 <w:sz w:val="22"/>
               </w:rPr>
-              <w:t>{{trup.2.vyskyt_min_a}}</w:t>
+              <w:t>{{trup.2.vyskyt_min_a|czech}}</w:t>
             </w:r>
           </w:p>
         </w:tc>
@@ -3156,7 +3308,7 @@
                 <w:rFonts w:cs="Calibri"/>
                 <w:sz w:val="22"/>
               </w:rPr>
-              <w:t>{{trup.2.typ_pracovni_polohy}}</w:t>
+              <w:t>{{trup.2.typ_pracovni_polohy|czech}}</w:t>
             </w:r>
           </w:p>
         </w:tc>
@@ -3189,7 +3341,7 @@
                 <w:rFonts w:cs="Calibri"/>
                 <w:sz w:val="22"/>
               </w:rPr>
-              <w:t>{{trup.3.nazev_polohy}}</w:t>
+              <w:t>{{trup.3.nazev_polohy|czech}}</w:t>
             </w:r>
           </w:p>
         </w:tc>
@@ -3218,7 +3370,7 @@
                 <w:rFonts w:cs="Calibri"/>
                 <w:sz w:val="22"/>
               </w:rPr>
-              <w:t>{{trup.3.typ_svalove_prace}}</w:t>
+              <w:t>{{trup.3.typ_svalove_prace|czech}}</w:t>
             </w:r>
           </w:p>
         </w:tc>
@@ -3249,7 +3401,7 @@
                 <w:rFonts w:cs="Calibri"/>
                 <w:sz w:val="22"/>
               </w:rPr>
-              <w:t>{{trup.3.vyskyt_min_a}}</w:t>
+              <w:t>{{trup.3.vyskyt_min_a|czech}}</w:t>
             </w:r>
           </w:p>
         </w:tc>
@@ -3278,7 +3430,7 @@
                 <w:rFonts w:cs="Calibri"/>
                 <w:sz w:val="22"/>
               </w:rPr>
-              <w:t>{{trup.3.typ_pracovni_polohy}}</w:t>
+              <w:t>{{trup.3.typ_pracovni_polohy|czech}}</w:t>
             </w:r>
           </w:p>
         </w:tc>
@@ -3311,7 +3463,7 @@
                 <w:rFonts w:cs="Calibri"/>
                 <w:sz w:val="22"/>
               </w:rPr>
-              <w:t>{{trup.4.nazev_polohy}}</w:t>
+              <w:t>{{trup.4.nazev_polohy|czech}}</w:t>
             </w:r>
           </w:p>
         </w:tc>
@@ -3340,7 +3492,7 @@
                 <w:rFonts w:cs="Calibri"/>
                 <w:sz w:val="22"/>
               </w:rPr>
-              <w:t>{{trup.4.typ_svalove_prace}}</w:t>
+              <w:t>{{trup.4.typ_svalove_prace|czech}}</w:t>
             </w:r>
           </w:p>
         </w:tc>
@@ -3371,7 +3523,7 @@
                 <w:rFonts w:cs="Calibri"/>
                 <w:sz w:val="22"/>
               </w:rPr>
-              <w:t>{{trup.4.vyskyt_min_a}}</w:t>
+              <w:t>{{trup.4.vyskyt_min_a|czech}}</w:t>
             </w:r>
           </w:p>
         </w:tc>
@@ -3400,7 +3552,7 @@
                 <w:rFonts w:cs="Calibri"/>
                 <w:sz w:val="22"/>
               </w:rPr>
-              <w:t>{{trup.4.typ_pracovni_polohy}}</w:t>
+              <w:t>{{trup.4.typ_pracovni_polohy|czech}}</w:t>
             </w:r>
           </w:p>
         </w:tc>
@@ -3433,7 +3585,7 @@
                 <w:rFonts w:cs="Calibri"/>
                 <w:sz w:val="22"/>
               </w:rPr>
-              <w:t>{{trup.5.nazev_polohy}}</w:t>
+              <w:t>{{trup.5.nazev_polohy|czech}}</w:t>
             </w:r>
           </w:p>
         </w:tc>
@@ -3462,7 +3614,7 @@
                 <w:rFonts w:cs="Calibri"/>
                 <w:sz w:val="22"/>
               </w:rPr>
-              <w:t>{{trup.5.typ_svalove_prace}}</w:t>
+              <w:t>{{trup.5.typ_svalove_prace|czech}}</w:t>
             </w:r>
           </w:p>
         </w:tc>
@@ -3493,7 +3645,7 @@
                 <w:rFonts w:cs="Calibri"/>
                 <w:sz w:val="22"/>
               </w:rPr>
-              <w:t>{{trup.5.vyskyt_min_a}}</w:t>
+              <w:t>{{trup.5.vyskyt_min_a|czech}}</w:t>
             </w:r>
           </w:p>
         </w:tc>
@@ -3522,7 +3674,7 @@
                 <w:rFonts w:cs="Calibri"/>
                 <w:sz w:val="22"/>
               </w:rPr>
-              <w:t>{{trup.5.typ_pracovni_polohy}}</w:t>
+              <w:t>{{trup.5.typ_pracovni_polohy|czech}}</w:t>
             </w:r>
           </w:p>
         </w:tc>
@@ -3555,7 +3707,7 @@
                 <w:rFonts w:cs="Calibri"/>
                 <w:sz w:val="22"/>
               </w:rPr>
-              <w:t>{{trup.6.nazev_polohy}}</w:t>
+              <w:t>{{trup.6.nazev_polohy|czech}}</w:t>
             </w:r>
           </w:p>
         </w:tc>
@@ -3584,7 +3736,7 @@
                 <w:rFonts w:cs="Calibri"/>
                 <w:sz w:val="22"/>
               </w:rPr>
-              <w:t>{{trup.6.typ_svalove_prace}}</w:t>
+              <w:t>{{trup.6.typ_svalove_prace|czech}}</w:t>
             </w:r>
           </w:p>
         </w:tc>
@@ -3615,7 +3767,7 @@
                 <w:rFonts w:cs="Calibri"/>
                 <w:sz w:val="22"/>
               </w:rPr>
-              <w:t>{{trup.6.vyskyt_min_a}}</w:t>
+              <w:t>{{trup.6.vyskyt_min_a|czech}}</w:t>
             </w:r>
           </w:p>
         </w:tc>
@@ -3644,7 +3796,7 @@
                 <w:rFonts w:cs="Calibri"/>
                 <w:sz w:val="22"/>
               </w:rPr>
-              <w:t>{{trup.6.typ_pracovni_polohy}}</w:t>
+              <w:t>{{trup.6.typ_pracovni_polohy|czech}}</w:t>
             </w:r>
           </w:p>
         </w:tc>
@@ -3677,7 +3829,7 @@
                 <w:rFonts w:cs="Calibri"/>
                 <w:sz w:val="22"/>
               </w:rPr>
-              <w:t>{{trup.7.nazev_polohy}}</w:t>
+              <w:t>{{trup.7.nazev_polohy|czech}}</w:t>
             </w:r>
           </w:p>
         </w:tc>
@@ -3706,7 +3858,7 @@
                 <w:rFonts w:cs="Calibri"/>
                 <w:sz w:val="22"/>
               </w:rPr>
-              <w:t>{{trup.7.typ_svalove_prace}}</w:t>
+              <w:t>{{trup.7.typ_svalove_prace|czech}}</w:t>
             </w:r>
           </w:p>
         </w:tc>
@@ -3737,7 +3889,7 @@
                 <w:rFonts w:cs="Calibri"/>
                 <w:sz w:val="22"/>
               </w:rPr>
-              <w:t>{{trup.7.vyskyt_min_a}}</w:t>
+              <w:t>{{trup.7.vyskyt_min_a|czech}}</w:t>
             </w:r>
           </w:p>
         </w:tc>
@@ -3766,7 +3918,7 @@
                 <w:rFonts w:cs="Calibri"/>
                 <w:sz w:val="22"/>
               </w:rPr>
-              <w:t>{{trup.7.typ_pracovni_polohy}}</w:t>
+              <w:t>{{trup.7.typ_pracovni_polohy|czech}}</w:t>
             </w:r>
           </w:p>
         </w:tc>
@@ -3799,7 +3951,7 @@
                 <w:rFonts w:cs="Calibri"/>
                 <w:sz w:val="22"/>
               </w:rPr>
-              <w:t>{{trup.8.nazev_polohy}}</w:t>
+              <w:t>{{trup.8.nazev_polohy|czech}}</w:t>
             </w:r>
           </w:p>
         </w:tc>
@@ -3828,7 +3980,7 @@
                 <w:rFonts w:cs="Calibri"/>
                 <w:sz w:val="22"/>
               </w:rPr>
-              <w:t>{{trup.8.typ_svalove_prace}}</w:t>
+              <w:t>{{trup.8.typ_svalove_prace|czech}}</w:t>
             </w:r>
           </w:p>
         </w:tc>
@@ -3859,7 +4011,7 @@
                 <w:rFonts w:cs="Calibri"/>
                 <w:sz w:val="22"/>
               </w:rPr>
-              <w:t>{{trup.8.vyskyt_min_a}}</w:t>
+              <w:t>{{trup.8.vyskyt_min_a|czech}}</w:t>
             </w:r>
           </w:p>
         </w:tc>
@@ -3888,7 +4040,7 @@
                 <w:rFonts w:cs="Calibri"/>
                 <w:sz w:val="22"/>
               </w:rPr>
-              <w:t>{{trup.8.typ_pracovni_polohy}}</w:t>
+              <w:t>{{trup.8.typ_pracovni_polohy|czech}}</w:t>
             </w:r>
           </w:p>
         </w:tc>
@@ -3921,7 +4073,7 @@
                 <w:rFonts w:cs="Calibri"/>
                 <w:sz w:val="22"/>
               </w:rPr>
-              <w:t>{{trup.9.nazev_polohy}}</w:t>
+              <w:t>{{trup.9.nazev_polohy|czech}}</w:t>
             </w:r>
           </w:p>
         </w:tc>
@@ -3950,7 +4102,7 @@
                 <w:rFonts w:cs="Calibri"/>
                 <w:sz w:val="22"/>
               </w:rPr>
-              <w:t>{{trup.9.typ_svalove_prace}}</w:t>
+              <w:t>{{trup.9.typ_svalove_prace|czech}}</w:t>
             </w:r>
           </w:p>
         </w:tc>
@@ -3981,7 +4133,7 @@
                 <w:rFonts w:cs="Calibri"/>
                 <w:sz w:val="22"/>
               </w:rPr>
-              <w:t>{{trup.9.vyskyt_min_a}}</w:t>
+              <w:t>{{trup.9.vyskyt_min_a|czech}}</w:t>
             </w:r>
           </w:p>
         </w:tc>
@@ -4010,7 +4162,7 @@
                 <w:rFonts w:cs="Calibri"/>
                 <w:sz w:val="22"/>
               </w:rPr>
-              <w:t>{{trup.9.typ_pracovni_polohy}}</w:t>
+              <w:t>{{trup.9.typ_pracovni_polohy|czech}}</w:t>
             </w:r>
           </w:p>
         </w:tc>
@@ -4043,7 +4195,7 @@
                 <w:rFonts w:cs="Calibri"/>
                 <w:sz w:val="22"/>
               </w:rPr>
-              <w:t>{{trup.10.nazev_polohy}}</w:t>
+              <w:t>{{trup.10.nazev_polohy|czech}}</w:t>
             </w:r>
           </w:p>
         </w:tc>
@@ -4072,7 +4224,7 @@
                 <w:rFonts w:cs="Calibri"/>
                 <w:sz w:val="22"/>
               </w:rPr>
-              <w:t>{{trup.10.typ_svalove_prace}}</w:t>
+              <w:t>{{trup.10.typ_svalove_prace|czech}}</w:t>
             </w:r>
           </w:p>
         </w:tc>
@@ -4103,7 +4255,7 @@
                 <w:rFonts w:cs="Calibri"/>
                 <w:sz w:val="22"/>
               </w:rPr>
-              <w:t>{{trup.10.vyskyt_min_a}}</w:t>
+              <w:t>{{trup.10.vyskyt_min_a|czech}}</w:t>
             </w:r>
           </w:p>
         </w:tc>
@@ -4132,7 +4284,7 @@
                 <w:rFonts w:cs="Calibri"/>
                 <w:sz w:val="22"/>
               </w:rPr>
-              <w:t>{{trup.10.typ_pracovni_polohy}}</w:t>
+              <w:t>{{trup.10.typ_pracovni_polohy|czech}}</w:t>
             </w:r>
           </w:p>
         </w:tc>
@@ -4165,7 +4317,7 @@
                 <w:rFonts w:cs="Calibri"/>
                 <w:sz w:val="22"/>
               </w:rPr>
-              <w:t>{{trup.11.nazev_polohy}}</w:t>
+              <w:t>{{trup.11.nazev_polohy|czech}}</w:t>
             </w:r>
           </w:p>
         </w:tc>
@@ -4194,7 +4346,7 @@
                 <w:rFonts w:cs="Calibri"/>
                 <w:sz w:val="22"/>
               </w:rPr>
-              <w:t>{{trup.11.typ_svalove_prace}}</w:t>
+              <w:t>{{trup.11.typ_svalove_prace|czech}}</w:t>
             </w:r>
           </w:p>
         </w:tc>
@@ -4225,7 +4377,7 @@
                 <w:rFonts w:cs="Calibri"/>
                 <w:sz w:val="22"/>
               </w:rPr>
-              <w:t>{{trup.11.vyskyt_min_a}}</w:t>
+              <w:t>{{trup.11.vyskyt_min_a|czech}}</w:t>
             </w:r>
           </w:p>
         </w:tc>
@@ -4254,22 +4406,14 @@
                 <w:rFonts w:cs="Calibri"/>
                 <w:sz w:val="22"/>
               </w:rPr>
-              <w:t>{{trup.11.typ_pracovni_polohy}}</w:t>
+              <w:t>{{trup.11.typ_pracovni_polohy|czech}}</w:t>
             </w:r>
           </w:p>
         </w:tc>
       </w:tr>
       <w:bookmarkEnd w:id="6"/>
     </w:tbl>
-    <w:p>
-      <w:pPr>
-        <w:spacing w:after="200" w:line="276" w:lineRule="auto"/>
-        <w:rPr>
-          <w:noProof/>
-          <w:lang w:eastAsia="cs-CZ"/>
-        </w:rPr>
-      </w:pPr>
-    </w:p>
+    <w:p/>
     <w:tbl>
       <w:tblPr>
         <w:tblW w:w="4098" w:type="pct"/>
@@ -4289,10 +4433,10 @@
         <w:tblLook w:val="04A0" w:firstRow="1" w:lastRow="0" w:firstColumn="1" w:lastColumn="0" w:noHBand="0" w:noVBand="1"/>
       </w:tblPr>
       <w:tblGrid>
-        <w:gridCol w:w="2108"/>
-        <w:gridCol w:w="2424"/>
-        <w:gridCol w:w="2097"/>
-        <w:gridCol w:w="2583"/>
+        <w:gridCol w:w="2141"/>
+        <w:gridCol w:w="2403"/>
+        <w:gridCol w:w="2132"/>
+        <w:gridCol w:w="2536"/>
       </w:tblGrid>
       <w:tr>
         <w:trPr>
@@ -4601,7 +4745,7 @@
                 <w:rFonts w:cs="Calibri"/>
                 <w:sz w:val="22"/>
               </w:rPr>
-              <w:t>{{hlava_krk.1.nazev_polohy}}</w:t>
+              <w:t>{{hlava_krk.1.nazev_polohy|czech}}</w:t>
             </w:r>
           </w:p>
         </w:tc>
@@ -4630,7 +4774,7 @@
                 <w:rFonts w:cs="Calibri"/>
                 <w:sz w:val="22"/>
               </w:rPr>
-              <w:t>{{hlava_krk.1.typ_svalove_prace}}</w:t>
+              <w:t>{{hlava_krk.1.typ_svalove_prace|czech}}</w:t>
             </w:r>
           </w:p>
         </w:tc>
@@ -4663,7 +4807,7 @@
                 <w:rFonts w:cs="Calibri"/>
                 <w:sz w:val="22"/>
               </w:rPr>
-              <w:t>{{hlava_krk.1.vyskyt_min_a}}</w:t>
+              <w:t>{{hlava_krk.1.vyskyt_min_a|czech}}</w:t>
             </w:r>
           </w:p>
         </w:tc>
@@ -4692,7 +4836,7 @@
                 <w:rFonts w:cs="Calibri"/>
                 <w:sz w:val="22"/>
               </w:rPr>
-              <w:t>{{hlava_krk.1.typ_pracovni_polohy}}</w:t>
+              <w:t>{{hlava_krk.1.typ_pracovni_polohy|czech}}</w:t>
             </w:r>
           </w:p>
         </w:tc>
@@ -4725,7 +4869,7 @@
                 <w:rFonts w:cs="Calibri"/>
                 <w:sz w:val="22"/>
               </w:rPr>
-              <w:t>{{hlava_krk.2.nazev_polohy}}</w:t>
+              <w:t>{{hlava_krk.2.nazev_polohy|czech}}</w:t>
             </w:r>
           </w:p>
         </w:tc>
@@ -4754,7 +4898,7 @@
                 <w:rFonts w:cs="Calibri"/>
                 <w:sz w:val="22"/>
               </w:rPr>
-              <w:t>{{hlava_krk.2.typ_svalove_prace}}</w:t>
+              <w:t>{{hlava_krk.2.typ_svalove_prace|czech}}</w:t>
             </w:r>
           </w:p>
         </w:tc>
@@ -4785,7 +4929,7 @@
                 <w:rFonts w:cs="Calibri"/>
                 <w:sz w:val="22"/>
               </w:rPr>
-              <w:t>{{hlava_krk.2.vyskyt_min_a}}</w:t>
+              <w:t>{{hlava_krk.2.vyskyt_min_a|czech}}</w:t>
             </w:r>
           </w:p>
         </w:tc>
@@ -4814,7 +4958,7 @@
                 <w:rFonts w:cs="Calibri"/>
                 <w:sz w:val="22"/>
               </w:rPr>
-              <w:t>{{hlava_krk.2.typ_pracovni_polohy}}</w:t>
+              <w:t>{{hlava_krk.2.typ_pracovni_polohy|czech}}</w:t>
             </w:r>
           </w:p>
         </w:tc>
@@ -4847,7 +4991,7 @@
                 <w:rFonts w:cs="Calibri"/>
                 <w:sz w:val="22"/>
               </w:rPr>
-              <w:t>{{hlava_krk.3.nazev_polohy}}</w:t>
+              <w:t>{{hlava_krk.3.nazev_polohy|czech}}</w:t>
             </w:r>
           </w:p>
         </w:tc>
@@ -4876,7 +5020,7 @@
                 <w:rFonts w:cs="Calibri"/>
                 <w:sz w:val="22"/>
               </w:rPr>
-              <w:t>{{hlava_krk.3.typ_svalove_prace}}</w:t>
+              <w:t>{{hlava_krk.3.typ_svalove_prace|czech}}</w:t>
             </w:r>
           </w:p>
         </w:tc>
@@ -4907,7 +5051,7 @@
                 <w:rFonts w:cs="Calibri"/>
                 <w:sz w:val="22"/>
               </w:rPr>
-              <w:t>{{hlava_krk.3.vyskyt_min_a}}</w:t>
+              <w:t>{{hlava_krk.3.vyskyt_min_a|czech}}</w:t>
             </w:r>
           </w:p>
         </w:tc>
@@ -4936,7 +5080,7 @@
                 <w:rFonts w:cs="Calibri"/>
                 <w:sz w:val="22"/>
               </w:rPr>
-              <w:t>{{hlava_krk.3.typ_pracovni_polohy}}</w:t>
+              <w:t>{{hlava_krk.3.typ_pracovni_polohy|czech}}</w:t>
             </w:r>
           </w:p>
         </w:tc>
@@ -4969,7 +5113,7 @@
                 <w:rFonts w:cs="Calibri"/>
                 <w:sz w:val="22"/>
               </w:rPr>
-              <w:t>{{hlava_krk.4.nazev_polohy}}</w:t>
+              <w:t>{{hlava_krk.4.nazev_polohy|czech}}</w:t>
             </w:r>
           </w:p>
         </w:tc>
@@ -4998,7 +5142,7 @@
                 <w:rFonts w:cs="Calibri"/>
                 <w:sz w:val="22"/>
               </w:rPr>
-              <w:t>{{hlava_krk.4.typ_svalove_prace}}</w:t>
+              <w:t>{{hlava_krk.4.typ_svalove_prace|czech}}</w:t>
             </w:r>
           </w:p>
         </w:tc>
@@ -5029,7 +5173,7 @@
                 <w:rFonts w:cs="Calibri"/>
                 <w:sz w:val="22"/>
               </w:rPr>
-              <w:t>{{hlava_krk.4.vyskyt_min_a}}</w:t>
+              <w:t>{{hlava_krk.4.vyskyt_min_a|czech}}</w:t>
             </w:r>
           </w:p>
         </w:tc>
@@ -5058,7 +5202,7 @@
                 <w:rFonts w:cs="Calibri"/>
                 <w:sz w:val="22"/>
               </w:rPr>
-              <w:t>{{hlava_krk.4.typ_pracovni_polohy}}</w:t>
+              <w:t>{{hlava_krk.4.typ_pracovni_polohy|czech}}</w:t>
             </w:r>
           </w:p>
         </w:tc>
@@ -5091,7 +5235,7 @@
                 <w:rFonts w:cs="Calibri"/>
                 <w:sz w:val="22"/>
               </w:rPr>
-              <w:t>{{hlava_krk.5.nazev_polohy}}</w:t>
+              <w:t>{{hlava_krk.5.nazev_polohy|czech}}</w:t>
             </w:r>
           </w:p>
         </w:tc>
@@ -5120,7 +5264,7 @@
                 <w:rFonts w:cs="Calibri"/>
                 <w:sz w:val="22"/>
               </w:rPr>
-              <w:t>{{hlava_krk.5.typ_svalove_prace}}</w:t>
+              <w:t>{{hlava_krk.5.typ_svalove_prace|czech}}</w:t>
             </w:r>
           </w:p>
         </w:tc>
@@ -5151,7 +5295,7 @@
                 <w:rFonts w:cs="Calibri"/>
                 <w:sz w:val="22"/>
               </w:rPr>
-              <w:t>{{hlava_krk.5.vyskyt_min_a}}</w:t>
+              <w:t>{{hlava_krk.5.vyskyt_min_a|czech}}</w:t>
             </w:r>
           </w:p>
         </w:tc>
@@ -5180,7 +5324,7 @@
                 <w:rFonts w:cs="Calibri"/>
                 <w:sz w:val="22"/>
               </w:rPr>
-              <w:t>{{hlava_krk.5.typ_pracovni_polohy}}</w:t>
+              <w:t>{{hlava_krk.5.typ_pracovni_polohy|czech}}</w:t>
             </w:r>
           </w:p>
         </w:tc>
@@ -5214,7 +5358,7 @@
                 <w:sz w:val="22"/>
               </w:rPr>
               <w:lastRenderedPageBreak/>
-              <w:t>{{hlava_krk.6.nazev_polohy}}</w:t>
+              <w:t>{{hlava_krk.6.nazev_polohy|czech}}</w:t>
             </w:r>
           </w:p>
         </w:tc>
@@ -5243,7 +5387,7 @@
                 <w:rFonts w:cs="Calibri"/>
                 <w:sz w:val="22"/>
               </w:rPr>
-              <w:t>{{hlava_krk.6.typ_svalove_prace}}</w:t>
+              <w:t>{{hlava_krk.6.typ_svalove_prace|czech}}</w:t>
             </w:r>
           </w:p>
         </w:tc>
@@ -5274,7 +5418,7 @@
                 <w:rFonts w:cs="Calibri"/>
                 <w:sz w:val="22"/>
               </w:rPr>
-              <w:t>{{hlava_krk.6.vyskyt_min_a}}</w:t>
+              <w:t>{{hlava_krk.6.vyskyt_min_a|czech}}</w:t>
             </w:r>
           </w:p>
         </w:tc>
@@ -5303,7 +5447,7 @@
                 <w:rFonts w:cs="Calibri"/>
                 <w:sz w:val="22"/>
               </w:rPr>
-              <w:t>{{hlava_krk.6.typ_pracovni_polohy}}</w:t>
+              <w:t>{{hlava_krk.6.typ_pracovni_polohy|czech}}</w:t>
             </w:r>
           </w:p>
         </w:tc>
@@ -5336,7 +5480,7 @@
                 <w:rFonts w:cs="Calibri"/>
                 <w:sz w:val="22"/>
               </w:rPr>
-              <w:t>{{hlava_krk.7.nazev_polohy}}</w:t>
+              <w:t>{{hlava_krk.7.nazev_polohy|czech}}</w:t>
             </w:r>
           </w:p>
         </w:tc>
@@ -5365,7 +5509,7 @@
                 <w:rFonts w:cs="Calibri"/>
                 <w:sz w:val="22"/>
               </w:rPr>
-              <w:t>{{hlava_krk.7.typ_svalove_prace}}</w:t>
+              <w:t>{{hlava_krk.7.typ_svalove_prace|czech}}</w:t>
             </w:r>
           </w:p>
         </w:tc>
@@ -5396,7 +5540,7 @@
                 <w:rFonts w:cs="Calibri"/>
                 <w:sz w:val="22"/>
               </w:rPr>
-              <w:t>{{hlava_krk.7.vyskyt_min_a}}</w:t>
+              <w:t>{{hlava_krk.7.vyskyt_min_a|czech}}</w:t>
             </w:r>
           </w:p>
         </w:tc>
@@ -5425,7 +5569,7 @@
                 <w:rFonts w:cs="Calibri"/>
                 <w:sz w:val="22"/>
               </w:rPr>
-              <w:t>{{hlava_krk.7.typ_pracovni_polohy}}</w:t>
+              <w:t>{{hlava_krk.7.typ_pracovni_polohy|czech}}</w:t>
             </w:r>
           </w:p>
         </w:tc>
@@ -5458,7 +5602,7 @@
                 <w:rFonts w:cs="Calibri"/>
                 <w:sz w:val="22"/>
               </w:rPr>
-              <w:t>{{hlava_krk.8.nazev_polohy}}</w:t>
+              <w:t>{{hlava_krk.8.nazev_polohy|czech}}</w:t>
             </w:r>
           </w:p>
         </w:tc>
@@ -5487,7 +5631,7 @@
                 <w:rFonts w:cs="Calibri"/>
                 <w:sz w:val="22"/>
               </w:rPr>
-              <w:t>{{hlava_krk.8.typ_svalove_prace}}</w:t>
+              <w:t>{{hlava_krk.8.typ_svalove_prace|czech}}</w:t>
             </w:r>
           </w:p>
         </w:tc>
@@ -5518,7 +5662,7 @@
                 <w:rFonts w:cs="Calibri"/>
                 <w:sz w:val="22"/>
               </w:rPr>
-              <w:t>{{hlava_krk.8.vyskyt_min_a}}</w:t>
+              <w:t>{{hlava_krk.8.vyskyt_min_a|czech}}</w:t>
             </w:r>
           </w:p>
         </w:tc>
@@ -5547,7 +5691,7 @@
                 <w:rFonts w:cs="Calibri"/>
                 <w:sz w:val="22"/>
               </w:rPr>
-              <w:t>{{hlava_krk.8.typ_pracovni_polohy}}</w:t>
+              <w:t>{{hlava_krk.8.typ_pracovni_polohy|czech}}</w:t>
             </w:r>
           </w:p>
         </w:tc>
@@ -5580,7 +5724,7 @@
                 <w:rFonts w:cs="Calibri"/>
                 <w:sz w:val="22"/>
               </w:rPr>
-              <w:t>{{hlava_krk.9.nazev_polohy}}</w:t>
+              <w:t>{{hlava_krk.9.nazev_polohy|czech}}</w:t>
             </w:r>
           </w:p>
         </w:tc>
@@ -5609,7 +5753,7 @@
                 <w:rFonts w:cs="Calibri"/>
                 <w:sz w:val="22"/>
               </w:rPr>
-              <w:t>{{hlava_krk.9.typ_svalove_prace}}</w:t>
+              <w:t>{{hlava_krk.9.typ_svalove_prace|czech}}</w:t>
             </w:r>
           </w:p>
         </w:tc>
@@ -5640,7 +5784,7 @@
                 <w:rFonts w:cs="Calibri"/>
                 <w:sz w:val="22"/>
               </w:rPr>
-              <w:t>{{hlava_krk.9.vyskyt_min_a}}</w:t>
+              <w:t>{{hlava_krk.9.vyskyt_min_a|czech}}</w:t>
             </w:r>
           </w:p>
         </w:tc>
@@ -5669,7 +5813,7 @@
                 <w:rFonts w:cs="Calibri"/>
                 <w:sz w:val="22"/>
               </w:rPr>
-              <w:t>{{hlava_krk.9.typ_pracovni_polohy}}</w:t>
+              <w:t>{{hlava_krk.9.typ_pracovni_polohy|czech}}</w:t>
             </w:r>
           </w:p>
         </w:tc>
@@ -5702,7 +5846,7 @@
                 <w:rFonts w:cs="Calibri"/>
                 <w:sz w:val="22"/>
               </w:rPr>
-              <w:t>{{hlava_krk.10.nazev_polohy}}</w:t>
+              <w:t>{{hlava_krk.10.nazev_polohy|czech}}</w:t>
             </w:r>
           </w:p>
         </w:tc>
@@ -5731,7 +5875,7 @@
                 <w:rFonts w:cs="Calibri"/>
                 <w:sz w:val="22"/>
               </w:rPr>
-              <w:t>{{hlava_krk.10.typ_svalove_prace}}</w:t>
+              <w:t>{{hlava_krk.10.typ_svalove_prace|czech}}</w:t>
             </w:r>
           </w:p>
         </w:tc>
@@ -5762,7 +5906,7 @@
                 <w:rFonts w:cs="Calibri"/>
                 <w:sz w:val="22"/>
               </w:rPr>
-              <w:t>{{hlava_krk.10.vyskyt_min_a}}</w:t>
+              <w:t>{{hlava_krk.10.vyskyt_min_a|czech}}</w:t>
             </w:r>
           </w:p>
         </w:tc>
@@ -5791,21 +5935,13 @@
                 <w:rFonts w:cs="Calibri"/>
                 <w:sz w:val="22"/>
               </w:rPr>
-              <w:t>{{hlava_krk.10.typ_pracovni_polohy}}</w:t>
+              <w:t>{{hlava_krk.10.typ_pracovni_polohy|czech}}</w:t>
             </w:r>
           </w:p>
         </w:tc>
       </w:tr>
     </w:tbl>
-    <w:p>
-      <w:pPr>
-        <w:spacing w:after="200" w:line="276" w:lineRule="auto"/>
-        <w:rPr>
-          <w:noProof/>
-          <w:lang w:eastAsia="cs-CZ"/>
-        </w:rPr>
-      </w:pPr>
-    </w:p>
+    <w:p/>
     <w:tbl>
       <w:tblPr>
         <w:tblW w:w="4127" w:type="pct"/>
@@ -5825,10 +5961,10 @@
         <w:tblLook w:val="04A0" w:firstRow="1" w:lastRow="0" w:firstColumn="1" w:lastColumn="0" w:noHBand="0" w:noVBand="1"/>
       </w:tblPr>
       <w:tblGrid>
-        <w:gridCol w:w="2131"/>
-        <w:gridCol w:w="2428"/>
-        <w:gridCol w:w="2034"/>
-        <w:gridCol w:w="2619"/>
+        <w:gridCol w:w="2113"/>
+        <w:gridCol w:w="2421"/>
+        <w:gridCol w:w="2102"/>
+        <w:gridCol w:w="2576"/>
       </w:tblGrid>
       <w:tr>
         <w:trPr>
@@ -6137,7 +6273,7 @@
                 <w:rFonts w:cs="Calibri"/>
                 <w:sz w:val="22"/>
               </w:rPr>
-              <w:t>{{phk.1.nazev_polohy}}</w:t>
+              <w:t>{{phk.1.nazev_polohy|czech}}</w:t>
             </w:r>
           </w:p>
         </w:tc>
@@ -6166,7 +6302,7 @@
                 <w:rFonts w:cs="Calibri"/>
                 <w:sz w:val="22"/>
               </w:rPr>
-              <w:t>{{phk.1.typ_svalove_prace}}</w:t>
+              <w:t>{{phk.1.typ_svalove_prace|czech}}</w:t>
             </w:r>
           </w:p>
         </w:tc>
@@ -6199,7 +6335,7 @@
                 <w:rFonts w:cs="Calibri"/>
                 <w:sz w:val="22"/>
               </w:rPr>
-              <w:t>{{phk.1.vyskyt_min_a}}</w:t>
+              <w:t>{{phk.1.vyskyt_min_a|czech}}</w:t>
             </w:r>
           </w:p>
         </w:tc>
@@ -6228,7 +6364,7 @@
                 <w:rFonts w:cs="Calibri"/>
                 <w:sz w:val="22"/>
               </w:rPr>
-              <w:t>{{phk.1.typ_pracovni_polohy}}</w:t>
+              <w:t>{{phk.1.typ_pracovni_polohy|czech}}</w:t>
             </w:r>
           </w:p>
         </w:tc>
@@ -6261,7 +6397,7 @@
                 <w:rFonts w:cs="Calibri"/>
                 <w:sz w:val="22"/>
               </w:rPr>
-              <w:t>{{phk.2.nazev_polohy}}</w:t>
+              <w:t>{{phk.2.nazev_polohy|czech}}</w:t>
             </w:r>
           </w:p>
         </w:tc>
@@ -6290,7 +6426,7 @@
                 <w:rFonts w:cs="Calibri"/>
                 <w:sz w:val="22"/>
               </w:rPr>
-              <w:t>{{phk.2.typ_svalove_prace}}</w:t>
+              <w:t>{{phk.2.typ_svalove_prace|czech}}</w:t>
             </w:r>
           </w:p>
         </w:tc>
@@ -6321,7 +6457,7 @@
                 <w:rFonts w:cs="Calibri"/>
                 <w:sz w:val="22"/>
               </w:rPr>
-              <w:t>{{phk.2.vyskyt_min_a}}</w:t>
+              <w:t>{{phk.2.vyskyt_min_a|czech}}</w:t>
             </w:r>
           </w:p>
         </w:tc>
@@ -6350,7 +6486,7 @@
                 <w:rFonts w:cs="Calibri"/>
                 <w:sz w:val="22"/>
               </w:rPr>
-              <w:t>{{phk.2.typ_pracovni_polohy}}</w:t>
+              <w:t>{{phk.2.typ_pracovni_polohy|czech}}</w:t>
             </w:r>
           </w:p>
         </w:tc>
@@ -6383,7 +6519,7 @@
                 <w:rFonts w:cs="Calibri"/>
                 <w:sz w:val="22"/>
               </w:rPr>
-              <w:t>{{phk.3.nazev_polohy}}</w:t>
+              <w:t>{{phk.3.nazev_polohy|czech}}</w:t>
             </w:r>
           </w:p>
         </w:tc>
@@ -6412,7 +6548,7 @@
                 <w:rFonts w:cs="Calibri"/>
                 <w:sz w:val="22"/>
               </w:rPr>
-              <w:t>{{phk.3.typ_svalove_prace}}</w:t>
+              <w:t>{{phk.3.typ_svalove_prace|czech}}</w:t>
             </w:r>
           </w:p>
         </w:tc>
@@ -6443,7 +6579,7 @@
                 <w:rFonts w:cs="Calibri"/>
                 <w:sz w:val="22"/>
               </w:rPr>
-              <w:t>{{phk.3.vyskyt_min_a}}</w:t>
+              <w:t>{{phk.3.vyskyt_min_a|czech}}</w:t>
             </w:r>
           </w:p>
         </w:tc>
@@ -6472,7 +6608,7 @@
                 <w:rFonts w:cs="Calibri"/>
                 <w:sz w:val="22"/>
               </w:rPr>
-              <w:t>{{phk.3.typ_pracovni_polohy}}</w:t>
+              <w:t>{{phk.3.typ_pracovni_polohy|czech}}</w:t>
             </w:r>
           </w:p>
         </w:tc>
@@ -6505,7 +6641,7 @@
                 <w:rFonts w:cs="Calibri"/>
                 <w:sz w:val="22"/>
               </w:rPr>
-              <w:t>{{phk.4.nazev_polohy}}</w:t>
+              <w:t>{{phk.4.nazev_polohy|czech}}</w:t>
             </w:r>
           </w:p>
         </w:tc>
@@ -6534,7 +6670,7 @@
                 <w:rFonts w:cs="Calibri"/>
                 <w:sz w:val="22"/>
               </w:rPr>
-              <w:t>{{phk.4.typ_svalove_prace}}</w:t>
+              <w:t>{{phk.4.typ_svalove_prace|czech}}</w:t>
             </w:r>
           </w:p>
         </w:tc>
@@ -6565,7 +6701,7 @@
                 <w:rFonts w:cs="Calibri"/>
                 <w:sz w:val="22"/>
               </w:rPr>
-              <w:t>{{phk.4.vyskyt_min_a}}</w:t>
+              <w:t>{{phk.4.vyskyt_min_a|czech}}</w:t>
             </w:r>
           </w:p>
         </w:tc>
@@ -6594,7 +6730,7 @@
                 <w:rFonts w:cs="Calibri"/>
                 <w:sz w:val="22"/>
               </w:rPr>
-              <w:t>{{phk.4.typ_pracovni_polohy}}</w:t>
+              <w:t>{{phk.4.typ_pracovni_polohy|czech}}</w:t>
             </w:r>
           </w:p>
         </w:tc>
@@ -6627,7 +6763,7 @@
                 <w:rFonts w:cs="Calibri"/>
                 <w:sz w:val="22"/>
               </w:rPr>
-              <w:t>{{phk.5.nazev_polohy}}</w:t>
+              <w:t>{{phk.5.nazev_polohy|czech}}</w:t>
             </w:r>
           </w:p>
         </w:tc>
@@ -6656,7 +6792,7 @@
                 <w:rFonts w:cs="Calibri"/>
                 <w:sz w:val="22"/>
               </w:rPr>
-              <w:t>{{phk.5.typ_svalove_prace}}</w:t>
+              <w:t>{{phk.5.typ_svalove_prace|czech}}</w:t>
             </w:r>
           </w:p>
         </w:tc>
@@ -6687,7 +6823,7 @@
                 <w:rFonts w:cs="Calibri"/>
                 <w:sz w:val="22"/>
               </w:rPr>
-              <w:t>{{phk.5.vyskyt_min_a}}</w:t>
+              <w:t>{{phk.5.vyskyt_min_a|czech}}</w:t>
             </w:r>
           </w:p>
         </w:tc>
@@ -6716,7 +6852,7 @@
                 <w:rFonts w:cs="Calibri"/>
                 <w:sz w:val="22"/>
               </w:rPr>
-              <w:t>{{phk.5.typ_pracovni_polohy}}</w:t>
+              <w:t>{{phk.5.typ_pracovni_polohy|czech}}</w:t>
             </w:r>
           </w:p>
         </w:tc>
@@ -6749,7 +6885,7 @@
                 <w:rFonts w:cs="Calibri"/>
                 <w:sz w:val="22"/>
               </w:rPr>
-              <w:t>{{phk.6.nazev_polohy}}</w:t>
+              <w:t>{{phk.6.nazev_polohy|czech}}</w:t>
             </w:r>
           </w:p>
         </w:tc>
@@ -6778,7 +6914,7 @@
                 <w:rFonts w:cs="Calibri"/>
                 <w:sz w:val="22"/>
               </w:rPr>
-              <w:t>{{phk.6.typ_svalove_prace}}</w:t>
+              <w:t>{{phk.6.typ_svalove_prace|czech}}</w:t>
             </w:r>
           </w:p>
         </w:tc>
@@ -6809,7 +6945,7 @@
                 <w:rFonts w:cs="Calibri"/>
                 <w:sz w:val="22"/>
               </w:rPr>
-              <w:t>{{phk.6.vyskyt_min_a}}</w:t>
+              <w:t>{{phk.6.vyskyt_min_a|czech}}</w:t>
             </w:r>
           </w:p>
         </w:tc>
@@ -6838,7 +6974,7 @@
                 <w:rFonts w:cs="Calibri"/>
                 <w:sz w:val="22"/>
               </w:rPr>
-              <w:t>{{phk.6.typ_pracovni_polohy}}</w:t>
+              <w:t>{{phk.6.typ_pracovni_polohy|czech}}</w:t>
             </w:r>
           </w:p>
         </w:tc>
@@ -6871,7 +7007,7 @@
                 <w:rFonts w:cs="Calibri"/>
                 <w:sz w:val="22"/>
               </w:rPr>
-              <w:t>{{phk.7.nazev_polohy}}</w:t>
+              <w:t>{{phk.7.nazev_polohy|czech}}</w:t>
             </w:r>
           </w:p>
         </w:tc>
@@ -6900,7 +7036,7 @@
                 <w:rFonts w:cs="Calibri"/>
                 <w:sz w:val="22"/>
               </w:rPr>
-              <w:t>{{phk.7.typ_svalove_prace}}</w:t>
+              <w:t>{{phk.7.typ_svalove_prace|czech}}</w:t>
             </w:r>
           </w:p>
         </w:tc>
@@ -6931,7 +7067,7 @@
                 <w:rFonts w:cs="Calibri"/>
                 <w:sz w:val="22"/>
               </w:rPr>
-              <w:t>{{phk.7.vyskyt_min_a}}</w:t>
+              <w:t>{{phk.7.vyskyt_min_a|czech}}</w:t>
             </w:r>
           </w:p>
         </w:tc>
@@ -6960,7 +7096,7 @@
                 <w:rFonts w:cs="Calibri"/>
                 <w:sz w:val="22"/>
               </w:rPr>
-              <w:t>{{phk.7.typ_pracovni_polohy}}</w:t>
+              <w:t>{{phk.7.typ_pracovni_polohy|czech}}</w:t>
             </w:r>
           </w:p>
         </w:tc>
@@ -6993,7 +7129,7 @@
                 <w:rFonts w:cs="Calibri"/>
                 <w:sz w:val="22"/>
               </w:rPr>
-              <w:t>{{phk.8.nazev_polohy}}</w:t>
+              <w:t>{{phk.8.nazev_polohy|czech}}</w:t>
             </w:r>
           </w:p>
         </w:tc>
@@ -7022,7 +7158,7 @@
                 <w:rFonts w:cs="Calibri"/>
                 <w:sz w:val="22"/>
               </w:rPr>
-              <w:t>{{phk.8.typ_svalove_prace}}</w:t>
+              <w:t>{{phk.8.typ_svalove_prace|czech}}</w:t>
             </w:r>
           </w:p>
         </w:tc>
@@ -7053,7 +7189,7 @@
                 <w:rFonts w:cs="Calibri"/>
                 <w:sz w:val="22"/>
               </w:rPr>
-              <w:t>{{phk.8.vyskyt_min_a}}</w:t>
+              <w:t>{{phk.8.vyskyt_min_a|czech}}</w:t>
             </w:r>
           </w:p>
         </w:tc>
@@ -7082,7 +7218,7 @@
                 <w:rFonts w:cs="Calibri"/>
                 <w:sz w:val="22"/>
               </w:rPr>
-              <w:t>{{phk.8.typ_pracovni_polohy}}</w:t>
+              <w:t>{{phk.8.typ_pracovni_polohy|czech}}</w:t>
             </w:r>
           </w:p>
         </w:tc>
@@ -7115,7 +7251,7 @@
                 <w:rFonts w:cs="Calibri"/>
                 <w:sz w:val="22"/>
               </w:rPr>
-              <w:t>{{phk.9.nazev_polohy}}</w:t>
+              <w:t>{{phk.9.nazev_polohy|czech}}</w:t>
             </w:r>
           </w:p>
         </w:tc>
@@ -7144,7 +7280,7 @@
                 <w:rFonts w:cs="Calibri"/>
                 <w:sz w:val="22"/>
               </w:rPr>
-              <w:t>{{phk.9.typ_svalove_prace}}</w:t>
+              <w:t>{{phk.9.typ_svalove_prace|czech}}</w:t>
             </w:r>
           </w:p>
         </w:tc>
@@ -7175,7 +7311,7 @@
                 <w:rFonts w:cs="Calibri"/>
                 <w:sz w:val="22"/>
               </w:rPr>
-              <w:t>{{phk.9.vyskyt_min_a}}</w:t>
+              <w:t>{{phk.9.vyskyt_min_a|czech}}</w:t>
             </w:r>
           </w:p>
         </w:tc>
@@ -7204,7 +7340,7 @@
                 <w:rFonts w:cs="Calibri"/>
                 <w:sz w:val="22"/>
               </w:rPr>
-              <w:t>{{phk.9.typ_pracovni_polohy}}</w:t>
+              <w:t>{{phk.9.typ_pracovni_polohy|czech}}</w:t>
             </w:r>
           </w:p>
         </w:tc>
@@ -7237,7 +7373,7 @@
                 <w:rFonts w:cs="Calibri"/>
                 <w:sz w:val="22"/>
               </w:rPr>
-              <w:t>{{phk.10.nazev_polohy}}</w:t>
+              <w:t>{{phk.10.nazev_polohy|czech}}</w:t>
             </w:r>
           </w:p>
         </w:tc>
@@ -7266,7 +7402,7 @@
                 <w:rFonts w:cs="Calibri"/>
                 <w:sz w:val="22"/>
               </w:rPr>
-              <w:t>{{phk.10.typ_svalove_prace}}</w:t>
+              <w:t>{{phk.10.typ_svalove_prace|czech}}</w:t>
             </w:r>
           </w:p>
         </w:tc>
@@ -7297,7 +7433,7 @@
                 <w:rFonts w:cs="Calibri"/>
                 <w:sz w:val="22"/>
               </w:rPr>
-              <w:t>{{phk.10.vyskyt_min_a}}</w:t>
+              <w:t>{{phk.10.vyskyt_min_a|czech}}</w:t>
             </w:r>
           </w:p>
         </w:tc>
@@ -7326,21 +7462,13 @@
                 <w:rFonts w:cs="Calibri"/>
                 <w:sz w:val="22"/>
               </w:rPr>
-              <w:t>{{phk.10.typ_pracovni_polohy}}</w:t>
+              <w:t>{{phk.10.typ_pracovni_polohy|czech}}</w:t>
             </w:r>
           </w:p>
         </w:tc>
       </w:tr>
     </w:tbl>
-    <w:p>
-      <w:pPr>
-        <w:spacing w:after="200" w:line="276" w:lineRule="auto"/>
-        <w:rPr>
-          <w:noProof/>
-          <w:lang w:eastAsia="cs-CZ"/>
-        </w:rPr>
-      </w:pPr>
-    </w:p>
+    <w:p/>
     <w:tbl>
       <w:tblPr>
         <w:tblW w:w="4135" w:type="pct"/>
@@ -7360,10 +7488,10 @@
         <w:tblLook w:val="04A0" w:firstRow="1" w:lastRow="0" w:firstColumn="1" w:lastColumn="0" w:noHBand="0" w:noVBand="1"/>
       </w:tblPr>
       <w:tblGrid>
-        <w:gridCol w:w="2171"/>
-        <w:gridCol w:w="2416"/>
-        <w:gridCol w:w="2014"/>
-        <w:gridCol w:w="2611"/>
+        <w:gridCol w:w="2108"/>
+        <w:gridCol w:w="2424"/>
+        <w:gridCol w:w="2098"/>
+        <w:gridCol w:w="2582"/>
       </w:tblGrid>
       <w:tr>
         <w:trPr>
@@ -7672,7 +7800,7 @@
                 <w:rFonts w:cs="Calibri"/>
                 <w:sz w:val="22"/>
               </w:rPr>
-              <w:t>{{lhk.1.nazev_polohy}}</w:t>
+              <w:t>{{lhk.1.nazev_polohy|czech}}</w:t>
             </w:r>
           </w:p>
         </w:tc>
@@ -7701,7 +7829,7 @@
                 <w:rFonts w:cs="Calibri"/>
                 <w:sz w:val="22"/>
               </w:rPr>
-              <w:t>{{lhk.1.typ_svalove_prace}}</w:t>
+              <w:t>{{lhk.1.typ_svalove_prace|czech}}</w:t>
             </w:r>
           </w:p>
         </w:tc>
@@ -7734,7 +7862,7 @@
                 <w:rFonts w:cs="Calibri"/>
                 <w:sz w:val="22"/>
               </w:rPr>
-              <w:t>{{lhk.1.vyskyt_min_a}}</w:t>
+              <w:t>{{lhk.1.vyskyt_min_a|czech}}</w:t>
             </w:r>
           </w:p>
         </w:tc>
@@ -7763,7 +7891,7 @@
                 <w:rFonts w:cs="Calibri"/>
                 <w:sz w:val="22"/>
               </w:rPr>
-              <w:t>{{lhk.1.typ_pracovni_polohy}}</w:t>
+              <w:t>{{lhk.1.typ_pracovni_polohy|czech}}</w:t>
             </w:r>
           </w:p>
         </w:tc>
@@ -7796,7 +7924,7 @@
                 <w:rFonts w:cs="Calibri"/>
                 <w:sz w:val="22"/>
               </w:rPr>
-              <w:t>{{lhk.2.nazev_polohy}}</w:t>
+              <w:t>{{lhk.2.nazev_polohy|czech}}</w:t>
             </w:r>
           </w:p>
         </w:tc>
@@ -7825,7 +7953,7 @@
                 <w:rFonts w:cs="Calibri"/>
                 <w:sz w:val="22"/>
               </w:rPr>
-              <w:t>{{lhk.2.typ_svalove_prace}}</w:t>
+              <w:t>{{lhk.2.typ_svalove_prace|czech}}</w:t>
             </w:r>
           </w:p>
         </w:tc>
@@ -7856,7 +7984,7 @@
                 <w:rFonts w:cs="Calibri"/>
                 <w:sz w:val="22"/>
               </w:rPr>
-              <w:t>{{lhk.2.vyskyt_min_a}}</w:t>
+              <w:t>{{lhk.2.vyskyt_min_a|czech}}</w:t>
             </w:r>
           </w:p>
         </w:tc>
@@ -7885,7 +8013,7 @@
                 <w:rFonts w:cs="Calibri"/>
                 <w:sz w:val="22"/>
               </w:rPr>
-              <w:t>{{lhk.2.typ_pracovni_polohy}}</w:t>
+              <w:t>{{lhk.2.typ_pracovni_polohy|czech}}</w:t>
             </w:r>
           </w:p>
         </w:tc>
@@ -7918,8 +8046,7 @@
                 <w:rFonts w:cs="Calibri"/>
                 <w:sz w:val="22"/>
               </w:rPr>
-              <w:lastRenderedPageBreak/>
-              <w:t>{{lhk.3.nazev_polohy}}</w:t>
+              <w:t>{{lhk.3.nazev_polohy|czech}}</w:t>
             </w:r>
           </w:p>
         </w:tc>
@@ -7948,7 +8075,7 @@
                 <w:rFonts w:cs="Calibri"/>
                 <w:sz w:val="22"/>
               </w:rPr>
-              <w:t>{{lhk.3.typ_svalove_prace}}</w:t>
+              <w:t>{{lhk.3.typ_svalove_prace|czech}}</w:t>
             </w:r>
           </w:p>
         </w:tc>
@@ -7979,7 +8106,7 @@
                 <w:rFonts w:cs="Calibri"/>
                 <w:sz w:val="22"/>
               </w:rPr>
-              <w:t>{{lhk.3.vyskyt_min_a}}</w:t>
+              <w:t>{{lhk.3.vyskyt_min_a|czech}}</w:t>
             </w:r>
           </w:p>
         </w:tc>
@@ -8008,7 +8135,7 @@
                 <w:rFonts w:cs="Calibri"/>
                 <w:sz w:val="22"/>
               </w:rPr>
-              <w:t>{{lhk.3.typ_pracovni_polohy}}</w:t>
+              <w:t>{{lhk.3.typ_pracovni_polohy|czech}}</w:t>
             </w:r>
           </w:p>
         </w:tc>
@@ -8041,7 +8168,8 @@
                 <w:rFonts w:cs="Calibri"/>
                 <w:sz w:val="22"/>
               </w:rPr>
-              <w:t>{{lhk.4.nazev_polohy}}</w:t>
+              <w:lastRenderedPageBreak/>
+              <w:t>{{lhk.4.nazev_polohy|czech}}</w:t>
             </w:r>
           </w:p>
         </w:tc>
@@ -8070,7 +8198,7 @@
                 <w:rFonts w:cs="Calibri"/>
                 <w:sz w:val="22"/>
               </w:rPr>
-              <w:t>{{lhk.4.typ_svalove_prace}}</w:t>
+              <w:t>{{lhk.4.typ_svalove_prace|czech}}</w:t>
             </w:r>
           </w:p>
         </w:tc>
@@ -8101,7 +8229,7 @@
                 <w:rFonts w:cs="Calibri"/>
                 <w:sz w:val="22"/>
               </w:rPr>
-              <w:t>{{lhk.4.vyskyt_min_a}}</w:t>
+              <w:t>{{lhk.4.vyskyt_min_a|czech}}</w:t>
             </w:r>
           </w:p>
         </w:tc>
@@ -8130,7 +8258,7 @@
                 <w:rFonts w:cs="Calibri"/>
                 <w:sz w:val="22"/>
               </w:rPr>
-              <w:t>{{lhk.4.typ_pracovni_polohy}}</w:t>
+              <w:t>{{lhk.4.typ_pracovni_polohy|czech}}</w:t>
             </w:r>
           </w:p>
         </w:tc>
@@ -8163,7 +8291,7 @@
                 <w:rFonts w:cs="Calibri"/>
                 <w:sz w:val="22"/>
               </w:rPr>
-              <w:t>{{lhk.5.nazev_polohy}}</w:t>
+              <w:t>{{lhk.5.nazev_polohy|czech}}</w:t>
             </w:r>
           </w:p>
         </w:tc>
@@ -8192,7 +8320,7 @@
                 <w:rFonts w:cs="Calibri"/>
                 <w:sz w:val="22"/>
               </w:rPr>
-              <w:t>{{lhk.5.typ_svalove_prace}}</w:t>
+              <w:t>{{lhk.5.typ_svalove_prace|czech}}</w:t>
             </w:r>
           </w:p>
         </w:tc>
@@ -8223,7 +8351,7 @@
                 <w:rFonts w:cs="Calibri"/>
                 <w:sz w:val="22"/>
               </w:rPr>
-              <w:t>{{lhk.5.vyskyt_min_a}}</w:t>
+              <w:t>{{lhk.5.vyskyt_min_a|czech}}</w:t>
             </w:r>
           </w:p>
         </w:tc>
@@ -8252,7 +8380,7 @@
                 <w:rFonts w:cs="Calibri"/>
                 <w:sz w:val="22"/>
               </w:rPr>
-              <w:t>{{lhk.5.typ_pracovni_polohy}}</w:t>
+              <w:t>{{lhk.5.typ_pracovni_polohy|czech}}</w:t>
             </w:r>
           </w:p>
         </w:tc>
@@ -8285,7 +8413,7 @@
                 <w:rFonts w:cs="Calibri"/>
                 <w:sz w:val="22"/>
               </w:rPr>
-              <w:t>{{lhk.6.nazev_polohy}}</w:t>
+              <w:t>{{lhk.6.nazev_polohy|czech}}</w:t>
             </w:r>
           </w:p>
         </w:tc>
@@ -8314,7 +8442,7 @@
                 <w:rFonts w:cs="Calibri"/>
                 <w:sz w:val="22"/>
               </w:rPr>
-              <w:t>{{lhk.6.typ_svalove_prace}}</w:t>
+              <w:t>{{lhk.6.typ_svalove_prace|czech}}</w:t>
             </w:r>
           </w:p>
         </w:tc>
@@ -8345,7 +8473,7 @@
                 <w:rFonts w:cs="Calibri"/>
                 <w:sz w:val="22"/>
               </w:rPr>
-              <w:t>{{lhk.6.vyskyt_min_a}}</w:t>
+              <w:t>{{lhk.6.vyskyt_min_a|czech}}</w:t>
             </w:r>
           </w:p>
         </w:tc>
@@ -8374,7 +8502,7 @@
                 <w:rFonts w:cs="Calibri"/>
                 <w:sz w:val="22"/>
               </w:rPr>
-              <w:t>{{lhk.6.typ_pracovni_polohy}}</w:t>
+              <w:t>{{lhk.6.typ_pracovni_polohy|czech}}</w:t>
             </w:r>
           </w:p>
         </w:tc>
@@ -8407,7 +8535,7 @@
                 <w:rFonts w:cs="Calibri"/>
                 <w:sz w:val="22"/>
               </w:rPr>
-              <w:t>{{lhk.7.nazev_polohy}}</w:t>
+              <w:t>{{lhk.7.nazev_polohy|czech}}</w:t>
             </w:r>
           </w:p>
         </w:tc>
@@ -8436,7 +8564,7 @@
                 <w:rFonts w:cs="Calibri"/>
                 <w:sz w:val="22"/>
               </w:rPr>
-              <w:t>{{lhk.7.typ_svalove_prace}}</w:t>
+              <w:t>{{lhk.7.typ_svalove_prace|czech}}</w:t>
             </w:r>
           </w:p>
         </w:tc>
@@ -8467,7 +8595,7 @@
                 <w:rFonts w:cs="Calibri"/>
                 <w:sz w:val="22"/>
               </w:rPr>
-              <w:t>{{lhk.7.vyskyt_min_a}}</w:t>
+              <w:t>{{lhk.7.vyskyt_min_a|czech}}</w:t>
             </w:r>
           </w:p>
         </w:tc>
@@ -8496,7 +8624,7 @@
                 <w:rFonts w:cs="Calibri"/>
                 <w:sz w:val="22"/>
               </w:rPr>
-              <w:t>{{lhk.7.typ_pracovni_polohy}}</w:t>
+              <w:t>{{lhk.7.typ_pracovni_polohy|czech}}</w:t>
             </w:r>
           </w:p>
         </w:tc>
@@ -8529,7 +8657,7 @@
                 <w:rFonts w:cs="Calibri"/>
                 <w:sz w:val="22"/>
               </w:rPr>
-              <w:t>{{lhk.8.nazev_polohy}}</w:t>
+              <w:t>{{lhk.8.nazev_polohy|czech}}</w:t>
             </w:r>
           </w:p>
         </w:tc>
@@ -8558,7 +8686,7 @@
                 <w:rFonts w:cs="Calibri"/>
                 <w:sz w:val="22"/>
               </w:rPr>
-              <w:t>{{lhk.8.typ_svalove_prace}}</w:t>
+              <w:t>{{lhk.8.typ_svalove_prace|czech}}</w:t>
             </w:r>
           </w:p>
         </w:tc>
@@ -8589,7 +8717,7 @@
                 <w:rFonts w:cs="Calibri"/>
                 <w:sz w:val="22"/>
               </w:rPr>
-              <w:t>{{lhk.8.vyskyt_min_a}}</w:t>
+              <w:t>{{lhk.8.vyskyt_min_a|czech}}</w:t>
             </w:r>
           </w:p>
         </w:tc>
@@ -8618,7 +8746,7 @@
                 <w:rFonts w:cs="Calibri"/>
                 <w:sz w:val="22"/>
               </w:rPr>
-              <w:t>{{lhk.8.typ_pracovni_polohy}}</w:t>
+              <w:t>{{lhk.8.typ_pracovni_polohy|czech}}</w:t>
             </w:r>
           </w:p>
         </w:tc>
@@ -8651,7 +8779,7 @@
                 <w:rFonts w:cs="Calibri"/>
                 <w:sz w:val="22"/>
               </w:rPr>
-              <w:t>{{lhk.9.nazev_polohy}}</w:t>
+              <w:t>{{lhk.9.nazev_polohy|czech}}</w:t>
             </w:r>
           </w:p>
         </w:tc>
@@ -8680,7 +8808,7 @@
                 <w:rFonts w:cs="Calibri"/>
                 <w:sz w:val="22"/>
               </w:rPr>
-              <w:t>{{lhk.9.typ_svalove_prace}}</w:t>
+              <w:t>{{lhk.9.typ_svalove_prace|czech}}</w:t>
             </w:r>
           </w:p>
         </w:tc>
@@ -8711,7 +8839,7 @@
                 <w:rFonts w:cs="Calibri"/>
                 <w:sz w:val="22"/>
               </w:rPr>
-              <w:t>{{lhk.9.vyskyt_min_a}}</w:t>
+              <w:t>{{lhk.9.vyskyt_min_a|czech}}</w:t>
             </w:r>
           </w:p>
         </w:tc>
@@ -8740,7 +8868,7 @@
                 <w:rFonts w:cs="Calibri"/>
                 <w:sz w:val="22"/>
               </w:rPr>
-              <w:t>{{lhk.9.typ_pracovni_polohy}}</w:t>
+              <w:t>{{lhk.9.typ_pracovni_polohy|czech}}</w:t>
             </w:r>
           </w:p>
         </w:tc>
@@ -8773,7 +8901,7 @@
                 <w:rFonts w:cs="Calibri"/>
                 <w:sz w:val="22"/>
               </w:rPr>
-              <w:t>{{lhk.10.nazev_polohy}}</w:t>
+              <w:t>{{lhk.10.nazev_polohy|czech}}</w:t>
             </w:r>
           </w:p>
         </w:tc>
@@ -8802,7 +8930,7 @@
                 <w:rFonts w:cs="Calibri"/>
                 <w:sz w:val="22"/>
               </w:rPr>
-              <w:t>{{lhk.10.typ_svalove_prace}}</w:t>
+              <w:t>{{lhk.10.typ_svalove_prace|czech}}</w:t>
             </w:r>
           </w:p>
         </w:tc>
@@ -8833,7 +8961,7 @@
                 <w:rFonts w:cs="Calibri"/>
                 <w:sz w:val="22"/>
               </w:rPr>
-              <w:t>{{lhk.10.vyskyt_min_a}}</w:t>
+              <w:t>{{lhk.10.vyskyt_min_a|czech}}</w:t>
             </w:r>
           </w:p>
         </w:tc>
@@ -8862,28 +8990,13 @@
                 <w:rFonts w:cs="Calibri"/>
                 <w:sz w:val="22"/>
               </w:rPr>
-              <w:t>{{lhk.10.typ_pracovni_polohy}}</w:t>
+              <w:t>{{lhk.10.typ_pracovni_polohy|czech}}</w:t>
             </w:r>
           </w:p>
         </w:tc>
       </w:tr>
     </w:tbl>
-    <w:p>
-      <w:pPr>
-        <w:spacing w:after="200" w:line="276" w:lineRule="auto"/>
-        <w:rPr>
-          <w:noProof/>
-          <w:lang w:eastAsia="cs-CZ"/>
-        </w:rPr>
-      </w:pPr>
-      <w:r>
-        <w:rPr>
-          <w:noProof/>
-          <w:lang w:eastAsia="cs-CZ"/>
-        </w:rPr>
-        <w:br w:type="page"/>
-      </w:r>
-    </w:p>
+    <w:p/>
     <w:tbl>
       <w:tblPr>
         <w:tblW w:w="4156" w:type="pct"/>
@@ -8903,10 +9016,10 @@
         <w:tblLook w:val="04A0" w:firstRow="1" w:lastRow="0" w:firstColumn="1" w:lastColumn="0" w:noHBand="0" w:noVBand="1"/>
       </w:tblPr>
       <w:tblGrid>
-        <w:gridCol w:w="2279"/>
-        <w:gridCol w:w="2383"/>
-        <w:gridCol w:w="1961"/>
-        <w:gridCol w:w="2589"/>
+        <w:gridCol w:w="2097"/>
+        <w:gridCol w:w="2431"/>
+        <w:gridCol w:w="2086"/>
+        <w:gridCol w:w="2598"/>
       </w:tblGrid>
       <w:tr>
         <w:trPr>
@@ -8933,7 +9046,6 @@
               </w:rPr>
             </w:pPr>
             <w:r>
-              <w:lastRenderedPageBreak/>
               <w:br w:type="page"/>
             </w:r>
             <w:r>
@@ -9216,7 +9328,7 @@
                 <w:rFonts w:cs="Calibri"/>
                 <w:sz w:val="22"/>
               </w:rPr>
-              <w:t>{{dk.1.nazev_polohy}}</w:t>
+              <w:t>{{dk.1.nazev_polohy|czech}}</w:t>
             </w:r>
           </w:p>
         </w:tc>
@@ -9245,7 +9357,7 @@
                 <w:rFonts w:cs="Calibri"/>
                 <w:sz w:val="22"/>
               </w:rPr>
-              <w:t>{{dk.1.typ_svalove_prace}}</w:t>
+              <w:t>{{dk.1.typ_svalove_prace|czech}}</w:t>
             </w:r>
           </w:p>
         </w:tc>
@@ -9278,7 +9390,7 @@
                 <w:rFonts w:cs="Calibri"/>
                 <w:sz w:val="22"/>
               </w:rPr>
-              <w:t>{{dk.1.vyskyt_min_a}}</w:t>
+              <w:t>{{dk.1.vyskyt_min_a|czech}}</w:t>
             </w:r>
           </w:p>
         </w:tc>
@@ -9307,7 +9419,7 @@
                 <w:rFonts w:cs="Calibri"/>
                 <w:sz w:val="22"/>
               </w:rPr>
-              <w:t>{{dk.1.typ_pracovni_polohy}}</w:t>
+              <w:t>{{dk.1.typ_pracovni_polohy|czech}}</w:t>
             </w:r>
           </w:p>
         </w:tc>
@@ -9340,7 +9452,7 @@
                 <w:rFonts w:cs="Calibri"/>
                 <w:sz w:val="22"/>
               </w:rPr>
-              <w:t>{{dk.2.nazev_polohy}}</w:t>
+              <w:t>{{dk.2.nazev_polohy|czech}}</w:t>
             </w:r>
           </w:p>
         </w:tc>
@@ -9369,7 +9481,7 @@
                 <w:rFonts w:cs="Calibri"/>
                 <w:sz w:val="22"/>
               </w:rPr>
-              <w:t>{{dk.2.typ_svalove_prace}}</w:t>
+              <w:t>{{dk.2.typ_svalove_prace|czech}}</w:t>
             </w:r>
           </w:p>
         </w:tc>
@@ -9400,7 +9512,7 @@
                 <w:rFonts w:cs="Calibri"/>
                 <w:sz w:val="22"/>
               </w:rPr>
-              <w:t>{{dk.2.vyskyt_min_a}}</w:t>
+              <w:t>{{dk.2.vyskyt_min_a|czech}}</w:t>
             </w:r>
           </w:p>
         </w:tc>
@@ -9429,7 +9541,7 @@
                 <w:rFonts w:cs="Calibri"/>
                 <w:sz w:val="22"/>
               </w:rPr>
-              <w:t>{{dk.2.typ_pracovni_polohy}}</w:t>
+              <w:t>{{dk.2.typ_pracovni_polohy|czech}}</w:t>
             </w:r>
           </w:p>
         </w:tc>
@@ -9462,7 +9574,7 @@
                 <w:rFonts w:cs="Calibri"/>
                 <w:sz w:val="22"/>
               </w:rPr>
-              <w:t>{{dk.3.nazev_polohy}}</w:t>
+              <w:t>{{dk.3.nazev_polohy|czech}}</w:t>
             </w:r>
           </w:p>
         </w:tc>
@@ -9491,7 +9603,7 @@
                 <w:rFonts w:cs="Calibri"/>
                 <w:sz w:val="22"/>
               </w:rPr>
-              <w:t>{{dk.3.typ_svalove_prace}}</w:t>
+              <w:t>{{dk.3.typ_svalove_prace|czech}}</w:t>
             </w:r>
           </w:p>
         </w:tc>
@@ -9522,7 +9634,7 @@
                 <w:rFonts w:cs="Calibri"/>
                 <w:sz w:val="22"/>
               </w:rPr>
-              <w:t>{{dk.3.vyskyt_min_a}}</w:t>
+              <w:t>{{dk.3.vyskyt_min_a|czech}}</w:t>
             </w:r>
           </w:p>
         </w:tc>
@@ -9551,7 +9663,7 @@
                 <w:rFonts w:cs="Calibri"/>
                 <w:sz w:val="22"/>
               </w:rPr>
-              <w:t>{{dk.3.typ_pracovni_polohy}}</w:t>
+              <w:t>{{dk.3.typ_pracovni_polohy|czech}}</w:t>
             </w:r>
           </w:p>
         </w:tc>
@@ -9584,7 +9696,7 @@
                 <w:rFonts w:cs="Calibri"/>
                 <w:sz w:val="22"/>
               </w:rPr>
-              <w:t>{{dk.4.nazev_polohy}}</w:t>
+              <w:t>{{dk.4.nazev_polohy|czech}}</w:t>
             </w:r>
           </w:p>
         </w:tc>
@@ -9613,7 +9725,7 @@
                 <w:rFonts w:cs="Calibri"/>
                 <w:sz w:val="22"/>
               </w:rPr>
-              <w:t>{{dk.4.typ_svalove_prace}}</w:t>
+              <w:t>{{dk.4.typ_svalove_prace|czech}}</w:t>
             </w:r>
           </w:p>
         </w:tc>
@@ -9644,7 +9756,7 @@
                 <w:rFonts w:cs="Calibri"/>
                 <w:sz w:val="22"/>
               </w:rPr>
-              <w:t>{{dk.4.vyskyt_min_a}}</w:t>
+              <w:t>{{dk.4.vyskyt_min_a|czech}}</w:t>
             </w:r>
           </w:p>
         </w:tc>
@@ -9673,7 +9785,7 @@
                 <w:rFonts w:cs="Calibri"/>
                 <w:sz w:val="22"/>
               </w:rPr>
-              <w:t>{{dk.4.typ_pracovni_polohy}}</w:t>
+              <w:t>{{dk.4.typ_pracovni_polohy|czech}}</w:t>
             </w:r>
           </w:p>
         </w:tc>
@@ -9706,7 +9818,7 @@
                 <w:rFonts w:cs="Calibri"/>
                 <w:sz w:val="22"/>
               </w:rPr>
-              <w:t>{{dk.5.nazev_polohy}}</w:t>
+              <w:t>{{dk.5.nazev_polohy|czech}}</w:t>
             </w:r>
           </w:p>
         </w:tc>
@@ -9735,7 +9847,7 @@
                 <w:rFonts w:cs="Calibri"/>
                 <w:sz w:val="22"/>
               </w:rPr>
-              <w:t>{{dk.5.typ_svalove_prace}}</w:t>
+              <w:t>{{dk.5.typ_svalove_prace|czech}}</w:t>
             </w:r>
           </w:p>
         </w:tc>
@@ -9766,7 +9878,7 @@
                 <w:rFonts w:cs="Calibri"/>
                 <w:sz w:val="22"/>
               </w:rPr>
-              <w:t>{{dk.5.vyskyt_min_a}}</w:t>
+              <w:t>{{dk.5.vyskyt_min_a|czech}}</w:t>
             </w:r>
           </w:p>
         </w:tc>
@@ -9795,7 +9907,7 @@
                 <w:rFonts w:cs="Calibri"/>
                 <w:sz w:val="22"/>
               </w:rPr>
-              <w:t>{{dk.5.typ_pracovni_polohy}}</w:t>
+              <w:t>{{dk.5.typ_pracovni_polohy|czech}}</w:t>
             </w:r>
           </w:p>
         </w:tc>
@@ -9828,7 +9940,7 @@
                 <w:rFonts w:cs="Calibri"/>
                 <w:sz w:val="22"/>
               </w:rPr>
-              <w:t>{{dk.6.nazev_polohy}}</w:t>
+              <w:t>{{dk.6.nazev_polohy|czech}}</w:t>
             </w:r>
           </w:p>
         </w:tc>
@@ -9857,7 +9969,7 @@
                 <w:rFonts w:cs="Calibri"/>
                 <w:sz w:val="22"/>
               </w:rPr>
-              <w:t>{{dk.6.typ_svalove_prace}}</w:t>
+              <w:t>{{dk.6.typ_svalove_prace|czech}}</w:t>
             </w:r>
           </w:p>
         </w:tc>
@@ -9888,7 +10000,7 @@
                 <w:rFonts w:cs="Calibri"/>
                 <w:sz w:val="22"/>
               </w:rPr>
-              <w:t>{{dk.6.vyskyt_min_a}}</w:t>
+              <w:t>{{dk.6.vyskyt_min_a|czech}}</w:t>
             </w:r>
           </w:p>
         </w:tc>
@@ -9917,7 +10029,7 @@
                 <w:rFonts w:cs="Calibri"/>
                 <w:sz w:val="22"/>
               </w:rPr>
-              <w:t>{{dk.6.typ_pracovni_polohy}}</w:t>
+              <w:t>{{dk.6.typ_pracovni_polohy|czech}}</w:t>
             </w:r>
           </w:p>
         </w:tc>
@@ -9950,7 +10062,7 @@
                 <w:rFonts w:cs="Calibri"/>
                 <w:sz w:val="22"/>
               </w:rPr>
-              <w:t>{{dk.7.nazev_polohy}}</w:t>
+              <w:t>{{dk.7.nazev_polohy|czech}}</w:t>
             </w:r>
           </w:p>
         </w:tc>
@@ -9979,7 +10091,7 @@
                 <w:rFonts w:cs="Calibri"/>
                 <w:sz w:val="22"/>
               </w:rPr>
-              <w:t>{{dk.7.typ_svalove_prace}}</w:t>
+              <w:t>{{dk.7.typ_svalove_prace|czech}}</w:t>
             </w:r>
           </w:p>
         </w:tc>
@@ -10010,7 +10122,7 @@
                 <w:rFonts w:cs="Calibri"/>
                 <w:sz w:val="22"/>
               </w:rPr>
-              <w:t>{{dk.7.vyskyt_min_a}}</w:t>
+              <w:t>{{dk.7.vyskyt_min_a|czech}}</w:t>
             </w:r>
           </w:p>
         </w:tc>
@@ -10039,21 +10151,13 @@
                 <w:rFonts w:cs="Calibri"/>
                 <w:sz w:val="22"/>
               </w:rPr>
-              <w:t>{{dk.7.typ_pracovni_polohy}}</w:t>
+              <w:t>{{dk.7.typ_pracovni_polohy|czech}}</w:t>
             </w:r>
           </w:p>
         </w:tc>
       </w:tr>
     </w:tbl>
-    <w:p>
-      <w:pPr>
-        <w:spacing w:after="200" w:line="276" w:lineRule="auto"/>
-        <w:rPr>
-          <w:noProof/>
-          <w:lang w:eastAsia="cs-CZ"/>
-        </w:rPr>
-      </w:pPr>
-    </w:p>
+    <w:p/>
     <w:tbl>
       <w:tblPr>
         <w:tblW w:w="4112" w:type="pct"/>
@@ -10073,10 +10177,10 @@
         <w:tblLook w:val="04A0" w:firstRow="1" w:lastRow="0" w:firstColumn="1" w:lastColumn="0" w:noHBand="0" w:noVBand="1"/>
       </w:tblPr>
       <w:tblGrid>
-        <w:gridCol w:w="2082"/>
-        <w:gridCol w:w="2440"/>
-        <w:gridCol w:w="2070"/>
-        <w:gridCol w:w="2620"/>
+        <w:gridCol w:w="2124"/>
+        <w:gridCol w:w="2414"/>
+        <w:gridCol w:w="2113"/>
+        <w:gridCol w:w="2561"/>
       </w:tblGrid>
       <w:tr>
         <w:trPr>
@@ -10385,7 +10489,7 @@
                 <w:rFonts w:cs="Calibri"/>
                 <w:sz w:val="22"/>
               </w:rPr>
-              <w:t>{{ostatni.1.nazev_polohy}}</w:t>
+              <w:t>{{ostatni.1.nazev_polohy|czech}}</w:t>
             </w:r>
           </w:p>
         </w:tc>
@@ -10414,7 +10518,7 @@
                 <w:rFonts w:cs="Calibri"/>
                 <w:sz w:val="22"/>
               </w:rPr>
-              <w:t>{{ostatni.1.typ_svalove_prace}}</w:t>
+              <w:t>{{ostatni.1.typ_svalove_prace|czech}}</w:t>
             </w:r>
           </w:p>
         </w:tc>
@@ -10447,7 +10551,7 @@
                 <w:rFonts w:cs="Calibri"/>
                 <w:sz w:val="22"/>
               </w:rPr>
-              <w:t>{{ostatni.1.vyskyt_min_a}}</w:t>
+              <w:t>{{ostatni.1.vyskyt_min_a|czech}}</w:t>
             </w:r>
           </w:p>
         </w:tc>
@@ -10476,7 +10580,7 @@
                 <w:rFonts w:cs="Calibri"/>
                 <w:sz w:val="22"/>
               </w:rPr>
-              <w:t>{{ostatni.1.typ_pracovni_polohy}}</w:t>
+              <w:t>{{ostatni.1.typ_pracovni_polohy|czech}}</w:t>
             </w:r>
           </w:p>
         </w:tc>
@@ -10509,7 +10613,7 @@
                 <w:rFonts w:cs="Calibri"/>
                 <w:sz w:val="22"/>
               </w:rPr>
-              <w:t>{{ostatni.2.nazev_polohy}}</w:t>
+              <w:t>{{ostatni.2.nazev_polohy|czech}}</w:t>
             </w:r>
           </w:p>
         </w:tc>
@@ -10538,7 +10642,7 @@
                 <w:rFonts w:cs="Calibri"/>
                 <w:sz w:val="22"/>
               </w:rPr>
-              <w:t>{{ostatni.2.typ_svalove_prace}}</w:t>
+              <w:t>{{ostatni.2.typ_svalove_prace|czech}}</w:t>
             </w:r>
           </w:p>
         </w:tc>
@@ -10569,7 +10673,7 @@
                 <w:rFonts w:cs="Calibri"/>
                 <w:sz w:val="22"/>
               </w:rPr>
-              <w:t>{{ostatni.2.vyskyt_min_a}}</w:t>
+              <w:t>{{ostatni.2.vyskyt_min_a|czech}}</w:t>
             </w:r>
           </w:p>
         </w:tc>
@@ -10598,7 +10702,7 @@
                 <w:rFonts w:cs="Calibri"/>
                 <w:sz w:val="22"/>
               </w:rPr>
-              <w:t>{{ostatni.2.typ_pracovni_polohy}}</w:t>
+              <w:t>{{ostatni.2.typ_pracovni_polohy|czech}}</w:t>
             </w:r>
           </w:p>
         </w:tc>
@@ -10631,7 +10735,7 @@
                 <w:rFonts w:cs="Calibri"/>
                 <w:sz w:val="22"/>
               </w:rPr>
-              <w:t>{{ostatni.3.nazev_polohy}}</w:t>
+              <w:t>{{ostatni.3.nazev_polohy|czech}}</w:t>
             </w:r>
           </w:p>
         </w:tc>
@@ -10660,7 +10764,7 @@
                 <w:rFonts w:cs="Calibri"/>
                 <w:sz w:val="22"/>
               </w:rPr>
-              <w:t>{{ostatni.3.typ_svalove_prace}}</w:t>
+              <w:t>{{ostatni.3.typ_svalove_prace|czech}}</w:t>
             </w:r>
           </w:p>
         </w:tc>
@@ -10691,7 +10795,7 @@
                 <w:rFonts w:cs="Calibri"/>
                 <w:sz w:val="22"/>
               </w:rPr>
-              <w:t>{{ostatni.3.vyskyt_min_a}}</w:t>
+              <w:t>{{ostatni.3.vyskyt_min_a|czech}}</w:t>
             </w:r>
           </w:p>
         </w:tc>
@@ -10720,7 +10824,7 @@
                 <w:rFonts w:cs="Calibri"/>
                 <w:sz w:val="22"/>
               </w:rPr>
-              <w:t>{{ostatni.3.typ_pracovni_polohy}}</w:t>
+              <w:t>{{ostatni.3.typ_pracovni_polohy|czech}}</w:t>
             </w:r>
           </w:p>
         </w:tc>
@@ -10753,7 +10857,7 @@
                 <w:rFonts w:cs="Calibri"/>
                 <w:sz w:val="22"/>
               </w:rPr>
-              <w:t>{{ostatni.4.nazev_polohy}}</w:t>
+              <w:t>{{ostatni.4.nazev_polohy|czech}}</w:t>
             </w:r>
           </w:p>
         </w:tc>
@@ -10782,7 +10886,7 @@
                 <w:rFonts w:cs="Calibri"/>
                 <w:sz w:val="22"/>
               </w:rPr>
-              <w:t>{{ostatni.4.typ_svalove_prace}}</w:t>
+              <w:t>{{ostatni.4.typ_svalove_prace|czech}}</w:t>
             </w:r>
           </w:p>
         </w:tc>
@@ -10813,7 +10917,7 @@
                 <w:rFonts w:cs="Calibri"/>
                 <w:sz w:val="22"/>
               </w:rPr>
-              <w:t>{{ostatni.4.vyskyt_min_a}}</w:t>
+              <w:t>{{ostatni.4.vyskyt_min_a|czech}}</w:t>
             </w:r>
           </w:p>
         </w:tc>
@@ -10842,12 +10946,65 @@
                 <w:rFonts w:cs="Calibri"/>
                 <w:sz w:val="22"/>
               </w:rPr>
-              <w:t>{{ostatni.4.typ_pracovni_polohy}}</w:t>
+              <w:t>{{ostatni.4.typ_pracovni_polohy|czech}}</w:t>
             </w:r>
           </w:p>
         </w:tc>
       </w:tr>
     </w:tbl>
+    <w:p/>
+    <w:p>
+      <w:pPr>
+        <w:spacing w:after="200" w:line="276" w:lineRule="auto"/>
+        <w:rPr>
+          <w:noProof/>
+          <w:lang w:eastAsia="cs-CZ"/>
+        </w:rPr>
+      </w:pPr>
+    </w:p>
+    <w:p>
+      <w:pPr>
+        <w:spacing w:after="200" w:line="276" w:lineRule="auto"/>
+        <w:rPr>
+          <w:noProof/>
+          <w:lang w:eastAsia="cs-CZ"/>
+        </w:rPr>
+      </w:pPr>
+    </w:p>
+    <w:p>
+      <w:pPr>
+        <w:spacing w:after="200" w:line="276" w:lineRule="auto"/>
+        <w:rPr>
+          <w:noProof/>
+          <w:lang w:eastAsia="cs-CZ"/>
+        </w:rPr>
+      </w:pPr>
+    </w:p>
+    <w:p>
+      <w:pPr>
+        <w:spacing w:after="200" w:line="276" w:lineRule="auto"/>
+        <w:rPr>
+          <w:noProof/>
+          <w:lang w:eastAsia="cs-CZ"/>
+        </w:rPr>
+      </w:pPr>
+      <w:r>
+        <w:rPr>
+          <w:noProof/>
+          <w:lang w:eastAsia="cs-CZ"/>
+        </w:rPr>
+        <w:br w:type="page"/>
+      </w:r>
+    </w:p>
+    <w:p>
+      <w:pPr>
+        <w:spacing w:after="200" w:line="276" w:lineRule="auto"/>
+        <w:rPr>
+          <w:noProof/>
+          <w:lang w:eastAsia="cs-CZ"/>
+        </w:rPr>
+      </w:pPr>
+    </w:p>
     <w:p>
       <w:pPr>
         <w:spacing w:after="200" w:line="276" w:lineRule="auto"/>
@@ -11430,17 +11587,7 @@
                 <w:szCs w:val="20"/>
                 <w:lang w:eastAsia="cs-CZ"/>
               </w:rPr>
-              <w:t xml:space="preserve"> min bezpečnostní </w:t>
-            </w:r>
-            <w:r>
-              <w:rPr>
-                <w:rFonts w:cstheme="minorHAnsi"/>
-                <w:bCs/>
-                <w:szCs w:val="20"/>
-                <w:lang w:eastAsia="cs-CZ"/>
-              </w:rPr>
-              <w:lastRenderedPageBreak/>
-              <w:t>přestávka (BP)</w:t>
+              <w:t xml:space="preserve"> min bezpečnostní přestávka (BP)</w:t>
             </w:r>
           </w:p>
         </w:tc>
@@ -11470,8 +11617,27 @@
                 <w:szCs w:val="20"/>
                 <w:lang w:eastAsia="cs-CZ"/>
               </w:rPr>
-              <w:lastRenderedPageBreak/>
-              <w:t>Snížení hyg. limitu</w:t>
+              <w:t xml:space="preserve">Snížení </w:t>
+            </w:r>
+            <w:proofErr w:type="spellStart"/>
+            <w:r>
+              <w:rPr>
+                <w:rFonts w:cstheme="minorHAnsi"/>
+                <w:b/>
+                <w:szCs w:val="20"/>
+                <w:lang w:eastAsia="cs-CZ"/>
+              </w:rPr>
+              <w:t>hyg</w:t>
+            </w:r>
+            <w:proofErr w:type="spellEnd"/>
+            <w:r>
+              <w:rPr>
+                <w:rFonts w:cstheme="minorHAnsi"/>
+                <w:b/>
+                <w:szCs w:val="20"/>
+                <w:lang w:eastAsia="cs-CZ"/>
+              </w:rPr>
+              <w:t>. limitu</w:t>
             </w:r>
             <w:r>
               <w:rPr>
@@ -11563,6 +11729,7 @@
         </w:rPr>
         <w:t>{{</w:t>
       </w:r>
+      <w:proofErr w:type="spellStart"/>
       <w:r>
         <w:rPr>
           <w:color w:val="000000"/>
@@ -11577,7 +11744,16 @@
           <w:szCs w:val="20"/>
           <w:lang w:eastAsia="cs-CZ"/>
         </w:rPr>
-        <w:t>.prvni_pp_podminka_kategorie}}</w:t>
+        <w:t>.prvni_pp_podminka_kategorie</w:t>
+      </w:r>
+      <w:proofErr w:type="spellEnd"/>
+      <w:r>
+        <w:rPr>
+          <w:color w:val="000000"/>
+          <w:szCs w:val="20"/>
+          <w:lang w:eastAsia="cs-CZ"/>
+        </w:rPr>
+        <w:t>}}</w:t>
       </w:r>
     </w:p>
     <w:p>
@@ -11711,15 +11887,24 @@
           <w:szCs w:val="20"/>
           <w:lang w:eastAsia="cs-CZ"/>
         </w:rPr>
-        <w:t>{{section_generated_texts.</w:t>
-      </w:r>
+        <w:t>{{</w:t>
+      </w:r>
+      <w:proofErr w:type="spellStart"/>
       <w:r>
         <w:rPr>
           <w:szCs w:val="20"/>
           <w:lang w:eastAsia="cs-CZ"/>
         </w:rPr>
+        <w:t>section_generated_texts.</w:t>
+      </w:r>
+      <w:r>
+        <w:rPr>
+          <w:szCs w:val="20"/>
+          <w:lang w:eastAsia="cs-CZ"/>
+        </w:rPr>
         <w:t>pp_problematicke_polohy_seznam</w:t>
       </w:r>
+      <w:proofErr w:type="spellEnd"/>
       <w:r>
         <w:rPr>
           <w:szCs w:val="20"/>
@@ -11755,15 +11940,16 @@
           <w:szCs w:val="20"/>
           <w:lang w:eastAsia="cs-CZ"/>
         </w:rPr>
-        <w:t>{{section_generated_texts.</w:t>
-      </w:r>
+        <w:t>{{</w:t>
+      </w:r>
+      <w:proofErr w:type="spellStart"/>
       <w:r>
         <w:rPr>
           <w:b/>
           <w:szCs w:val="20"/>
           <w:lang w:eastAsia="cs-CZ"/>
         </w:rPr>
-        <w:t>pp_kategorie_cislo</w:t>
+        <w:t>section_generated_texts.</w:t>
       </w:r>
       <w:r>
         <w:rPr>
@@ -11771,6 +11957,15 @@
           <w:szCs w:val="20"/>
           <w:lang w:eastAsia="cs-CZ"/>
         </w:rPr>
+        <w:t>pp_kategorie_cislo</w:t>
+      </w:r>
+      <w:proofErr w:type="spellEnd"/>
+      <w:r>
+        <w:rPr>
+          <w:b/>
+          <w:szCs w:val="20"/>
+          <w:lang w:eastAsia="cs-CZ"/>
+        </w:rPr>
         <w:t>}}</w:t>
       </w:r>
       <w:r>
@@ -11780,19 +11975,10 @@
         </w:rPr>
         <w:t>.</w:t>
       </w:r>
-    </w:p>
-    <w:p>
-      <w:pPr>
-        <w:rPr>
-          <w:sz w:val="24"/>
-          <w:szCs w:val="24"/>
-          <w:lang w:eastAsia="cs-CZ"/>
-        </w:rPr>
-      </w:pPr>
     </w:p>
     <w:tbl>
       <w:tblPr>
-        <w:tblW w:w="9330" w:type="dxa"/>
+        <w:tblW w:w="9200" w:type="dxa"/>
         <w:jc w:val="center"/>
         <w:tblCellMar>
           <w:left w:w="70" w:type="dxa"/>
@@ -11801,9 +11987,9 @@
         <w:tblLook w:val="04A0" w:firstRow="1" w:lastRow="0" w:firstColumn="1" w:lastColumn="0" w:noHBand="0" w:noVBand="1"/>
       </w:tblPr>
       <w:tblGrid>
-        <w:gridCol w:w="3580"/>
-        <w:gridCol w:w="1652"/>
-        <w:gridCol w:w="4098"/>
+        <w:gridCol w:w="711"/>
+        <w:gridCol w:w="879"/>
+        <w:gridCol w:w="7622"/>
       </w:tblGrid>
       <w:tr>
         <w:trPr>
@@ -11812,7 +11998,7 @@
         </w:trPr>
         <w:tc>
           <w:tcPr>
-            <w:tcW w:w="6524" w:type="dxa"/>
+            <w:tcW w:w="6394" w:type="dxa"/>
             <w:tcBorders>
               <w:top w:val="single" w:sz="4" w:space="0" w:color="000000"/>
               <w:left w:val="single" w:sz="4" w:space="0" w:color="auto"/>
@@ -11832,6 +12018,7 @@
                 <w:lang w:eastAsia="cs-CZ"/>
               </w:rPr>
             </w:pPr>
+            <w:bookmarkStart w:id="7" w:name="_Hlk163735604"/>
             <w:r>
               <w:rPr>
                 <w:rFonts w:eastAsia="Times New Roman" w:cs="Calibri"/>
@@ -11839,8 +12026,29 @@
                 <w:szCs w:val="20"/>
                 <w:lang w:eastAsia="cs-CZ"/>
               </w:rPr>
-              <w:t>Výskyt nepřijatelných a podmíněně přijatelných pracovních poloh</w:t>
-            </w:r>
+              <w:t xml:space="preserve">Celosměnový počet pohybů rukou a předloktí s ohledem na vynakládanou průměrnou směnovou časově </w:t>
+            </w:r>
+            <w:r>
+              <w:rPr>
+                <w:rFonts w:eastAsia="Times New Roman" w:cs="Calibri"/>
+                <w:b/>
+                <w:szCs w:val="20"/>
+                <w:lang w:eastAsia="cs-CZ"/>
+              </w:rPr>
+              <w:lastRenderedPageBreak/>
+              <w:t xml:space="preserve">váženou hodnotu % </w:t>
+            </w:r>
+            <w:proofErr w:type="spellStart"/>
+            <w:r>
+              <w:rPr>
+                <w:rFonts w:eastAsia="Times New Roman" w:cs="Calibri"/>
+                <w:b/>
+                <w:szCs w:val="20"/>
+                <w:lang w:eastAsia="cs-CZ"/>
+              </w:rPr>
+              <w:t>Fmax</w:t>
+            </w:r>
+            <w:proofErr w:type="spellEnd"/>
           </w:p>
         </w:tc>
         <w:tc>
@@ -11876,6 +12084,7 @@
                 <w:szCs w:val="20"/>
                 <w:lang w:eastAsia="cs-CZ"/>
               </w:rPr>
+              <w:lastRenderedPageBreak/>
               <w:t>Navrhovaná</w:t>
             </w:r>
           </w:p>
@@ -11919,34 +12128,49 @@
             <w:pPr>
               <w:jc w:val="center"/>
               <w:rPr>
-                <w:rFonts w:ascii="Cambria" w:eastAsia="Times New Roman" w:hAnsi="Cambria" w:cs="Calibri"/>
+                <w:rFonts w:asciiTheme="majorHAnsi" w:eastAsia="Times New Roman" w:hAnsiTheme="majorHAnsi" w:cs="Calibri"/>
                 <w:b/>
                 <w:color w:val="FFFFFF"/>
                 <w:sz w:val="72"/>
-                <w:lang w:eastAsia="cs-CZ"/>
-              </w:rPr>
-            </w:pPr>
-            <w:r>
-              <w:rPr>
-                <w:b/>
-                <w:szCs w:val="20"/>
-                <w:lang w:eastAsia="cs-CZ"/>
-              </w:rPr>
-              <w:t>{{section_generated_texts.</w:t>
-            </w:r>
-            <w:r>
-              <w:rPr>
-                <w:b/>
-                <w:szCs w:val="20"/>
-                <w:lang w:eastAsia="cs-CZ"/>
+                <w:szCs w:val="72"/>
+                <w:lang w:eastAsia="cs-CZ"/>
+              </w:rPr>
+            </w:pPr>
+            <w:r>
+              <w:rPr>
+                <w:rFonts w:asciiTheme="majorHAnsi" w:hAnsiTheme="majorHAnsi"/>
+                <w:b/>
+                <w:sz w:val="72"/>
+                <w:szCs w:val="72"/>
+              </w:rPr>
+              <w:t>{{</w:t>
+            </w:r>
+            <w:proofErr w:type="spellStart"/>
+            <w:r>
+              <w:rPr>
+                <w:rFonts w:asciiTheme="majorHAnsi" w:hAnsiTheme="majorHAnsi"/>
+                <w:b/>
+                <w:sz w:val="72"/>
+                <w:szCs w:val="72"/>
+              </w:rPr>
+              <w:t>section_generated_texts.</w:t>
+            </w:r>
+            <w:r>
+              <w:rPr>
+                <w:rFonts w:asciiTheme="majorHAnsi" w:hAnsiTheme="majorHAnsi"/>
+                <w:b/>
+                <w:sz w:val="72"/>
+                <w:szCs w:val="72"/>
               </w:rPr>
               <w:t>pp_kategorie_cislo</w:t>
             </w:r>
-            <w:r>
-              <w:rPr>
-                <w:b/>
-                <w:szCs w:val="20"/>
-                <w:lang w:eastAsia="cs-CZ"/>
+            <w:proofErr w:type="spellEnd"/>
+            <w:r>
+              <w:rPr>
+                <w:rFonts w:asciiTheme="majorHAnsi" w:hAnsiTheme="majorHAnsi"/>
+                <w:b/>
+                <w:sz w:val="72"/>
+                <w:szCs w:val="72"/>
               </w:rPr>
               <w:t>}}</w:t>
             </w:r>
@@ -11960,7 +12184,7 @@
         </w:trPr>
         <w:tc>
           <w:tcPr>
-            <w:tcW w:w="6524" w:type="dxa"/>
+            <w:tcW w:w="6394" w:type="dxa"/>
             <w:tcBorders>
               <w:top w:val="single" w:sz="4" w:space="0" w:color="auto"/>
               <w:left w:val="single" w:sz="4" w:space="0" w:color="auto"/>
@@ -11986,7 +12210,25 @@
                 <w:szCs w:val="20"/>
                 <w:lang w:eastAsia="cs-CZ"/>
               </w:rPr>
-              <w:t>Hodnocení bylo provedeno dle § 27 NV č. 361/2007 Sb., v platném znění</w:t>
+              <w:t>H</w:t>
+            </w:r>
+            <w:r>
+              <w:rPr>
+                <w:rFonts w:eastAsia="Times New Roman" w:cs="Calibri"/>
+                <w:b/>
+                <w:szCs w:val="20"/>
+                <w:lang w:eastAsia="cs-CZ"/>
+              </w:rPr>
+              <w:t>odnocení bylo provedeno dle § 25</w:t>
+            </w:r>
+            <w:r>
+              <w:rPr>
+                <w:rFonts w:eastAsia="Times New Roman" w:cs="Calibri"/>
+                <w:b/>
+                <w:szCs w:val="20"/>
+                <w:lang w:eastAsia="cs-CZ"/>
+              </w:rPr>
+              <w:t xml:space="preserve"> NV č. 361/2007 Sb., v platném znění</w:t>
             </w:r>
           </w:p>
         </w:tc>
@@ -12038,15 +12280,8 @@
           </w:p>
         </w:tc>
       </w:tr>
+      <w:bookmarkEnd w:id="7"/>
     </w:tbl>
-    <w:p>
-      <w:pPr>
-        <w:spacing w:after="200" w:line="276" w:lineRule="auto"/>
-        <w:rPr>
-          <w:lang w:eastAsia="cs-CZ"/>
-        </w:rPr>
-      </w:pPr>
-    </w:p>
     <w:p>
       <w:pPr>
         <w:spacing w:after="200" w:line="276" w:lineRule="auto"/>
@@ -13135,7 +13370,7 @@
           <w:lang w:eastAsia="cs-CZ"/>
         </w:rPr>
       </w:pPr>
-      <w:bookmarkStart w:id="7" w:name="_Hlk167272628"/>
+      <w:bookmarkStart w:id="8" w:name="_Hlk167272628"/>
       <w:r>
         <w:rPr>
           <w:lang w:eastAsia="cs-CZ"/>
@@ -13231,7 +13466,21 @@
         <w:rPr>
           <w:lang w:eastAsia="cs-CZ"/>
         </w:rPr>
-        <w:t>{{today_date}}</w:t>
+        <w:t>{{</w:t>
+      </w:r>
+      <w:proofErr w:type="spellStart"/>
+      <w:r>
+        <w:rPr>
+          <w:lang w:eastAsia="cs-CZ"/>
+        </w:rPr>
+        <w:t>today_date</w:t>
+      </w:r>
+      <w:proofErr w:type="spellEnd"/>
+      <w:r>
+        <w:rPr>
+          <w:lang w:eastAsia="cs-CZ"/>
+        </w:rPr>
+        <w:t>}}</w:t>
       </w:r>
     </w:p>
     <w:p>
@@ -13245,7 +13494,15 @@
         <w:t xml:space="preserve">Za správnost odpovídá a schválil vedoucí autorizované laboratoře: </w:t>
       </w:r>
       <w:r>
-        <w:t>MUDr. Danica Henčeková, Ph.D.</w:t>
+        <w:t xml:space="preserve">MUDr. Danica </w:t>
+      </w:r>
+      <w:proofErr w:type="spellStart"/>
+      <w:r>
+        <w:t>Henčeková</w:t>
+      </w:r>
+      <w:proofErr w:type="spellEnd"/>
+      <w:r>
+        <w:t>, Ph.D.</w:t>
       </w:r>
     </w:p>
     <w:p>
@@ -13320,7 +13577,7 @@
         </w:drawing>
       </w:r>
     </w:p>
-    <w:bookmarkEnd w:id="7"/>
+    <w:bookmarkEnd w:id="8"/>
     <w:p>
       <w:pPr>
         <w:spacing w:line="276" w:lineRule="auto"/>
@@ -13516,7 +13773,25 @@
               <w:sz w:val="18"/>
               <w:szCs w:val="18"/>
             </w:rPr>
-            <w:t>MUDr. Danica Henčeková, Ph.D.</w:t>
+            <w:t xml:space="preserve">MUDr. Danica </w:t>
+          </w:r>
+          <w:proofErr w:type="spellStart"/>
+          <w:r>
+            <w:rPr>
+              <w:rFonts w:cstheme="minorHAnsi"/>
+              <w:sz w:val="18"/>
+              <w:szCs w:val="18"/>
+            </w:rPr>
+            <w:t>Henčeková</w:t>
+          </w:r>
+          <w:proofErr w:type="spellEnd"/>
+          <w:r>
+            <w:rPr>
+              <w:rFonts w:cstheme="minorHAnsi"/>
+              <w:sz w:val="18"/>
+              <w:szCs w:val="18"/>
+            </w:rPr>
+            <w:t>, Ph.D.</w:t>
           </w:r>
         </w:p>
       </w:tc>
@@ -13804,7 +14079,25 @@
               <w:sz w:val="18"/>
               <w:szCs w:val="18"/>
             </w:rPr>
-            <w:t>MUDr. Danica Henčeková, Ph.D.</w:t>
+            <w:t xml:space="preserve">MUDr. Danica </w:t>
+          </w:r>
+          <w:proofErr w:type="spellStart"/>
+          <w:r>
+            <w:rPr>
+              <w:rFonts w:cstheme="minorHAnsi"/>
+              <w:sz w:val="18"/>
+              <w:szCs w:val="18"/>
+            </w:rPr>
+            <w:t>Henčeková</w:t>
+          </w:r>
+          <w:proofErr w:type="spellEnd"/>
+          <w:r>
+            <w:rPr>
+              <w:rFonts w:cstheme="minorHAnsi"/>
+              <w:sz w:val="18"/>
+              <w:szCs w:val="18"/>
+            </w:rPr>
+            <w:t>, Ph.D.</w:t>
           </w:r>
         </w:p>
       </w:tc>
@@ -14209,7 +14502,7 @@
         </mc:Choice>
         <mc:Fallback>
           <w:pict>
-            <v:line w14:anchorId="548A62DB" id="Přímá spojnice 4" o:spid="_x0000_s1026" style="position:absolute;z-index:251659264;visibility:visible;mso-wrap-style:square;mso-width-percent:0;mso-height-percent:0;mso-wrap-distance-left:9pt;mso-wrap-distance-top:-1e-4mm;mso-wrap-distance-right:9pt;mso-wrap-distance-bottom:-1e-4mm;mso-position-horizontal:absolute;mso-position-horizontal-relative:text;mso-position-vertical:absolute;mso-position-vertical-relative:text;mso-width-percent:0;mso-height-percent:0;mso-width-relative:margin;mso-height-relative:margin" from="-34.1pt,19.8pt" to="490.15pt,19.8pt" o:gfxdata="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">
+            <v:line w14:anchorId="3198D2CF" id="Přímá spojnice 4" o:spid="_x0000_s1026" style="position:absolute;z-index:251659264;visibility:visible;mso-wrap-style:square;mso-width-percent:0;mso-height-percent:0;mso-wrap-distance-left:9pt;mso-wrap-distance-top:-1e-4mm;mso-wrap-distance-right:9pt;mso-wrap-distance-bottom:-1e-4mm;mso-position-horizontal:absolute;mso-position-horizontal-relative:text;mso-position-vertical:absolute;mso-position-vertical-relative:text;mso-width-percent:0;mso-height-percent:0;mso-width-relative:margin;mso-height-relative:margin" from="-34.1pt,19.8pt" to="490.15pt,19.8pt" o:gfxdata="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">
               <o:lock v:ext="edit" shapetype="f"/>
             </v:line>
           </w:pict>

--- a/sample_protocols/Jeden zaměstnanec/PP_jeden_females.docx
+++ b/sample_protocols/Jeden zaměstnanec/PP_jeden_females.docx
@@ -329,7 +329,29 @@
           <w:szCs w:val="28"/>
           <w:lang w:eastAsia="cs-CZ"/>
         </w:rPr>
-        <w:t>{{section2_firma.evidence_number}}/2025</w:t>
+        <w:t>{{</w:t>
+      </w:r>
+      <w:r>
+        <w:rPr>
+          <w:rFonts w:asciiTheme="majorHAnsi" w:eastAsia="Times New Roman" w:hAnsiTheme="majorHAnsi" w:cs="Arial"/>
+          <w:b/>
+          <w:bCs/>
+          <w:sz w:val="28"/>
+          <w:szCs w:val="28"/>
+          <w:lang w:eastAsia="cs-CZ"/>
+        </w:rPr>
+        <w:t>section2_firma.evidence_number_pp</w:t>
+      </w:r>
+      <w:r>
+        <w:rPr>
+          <w:rFonts w:asciiTheme="majorHAnsi" w:eastAsia="Times New Roman" w:hAnsiTheme="majorHAnsi" w:cs="Arial"/>
+          <w:b/>
+          <w:bCs/>
+          <w:sz w:val="28"/>
+          <w:szCs w:val="28"/>
+          <w:lang w:eastAsia="cs-CZ"/>
+        </w:rPr>
+        <w:t>}}/2025</w:t>
       </w:r>
     </w:p>
     <w:p>
@@ -847,7 +869,23 @@
           <w:szCs w:val="24"/>
           <w:lang w:eastAsia="cs-CZ"/>
         </w:rPr>
-        <w:t>{{section2_firma.evidence_number}}/2025</w:t>
+        <w:t>{{</w:t>
+      </w:r>
+      <w:r>
+        <w:rPr>
+          <w:sz w:val="24"/>
+          <w:szCs w:val="24"/>
+          <w:lang w:eastAsia="cs-CZ"/>
+        </w:rPr>
+        <w:t>section2_firma.evidence_number_pp</w:t>
+      </w:r>
+      <w:r>
+        <w:rPr>
+          <w:sz w:val="24"/>
+          <w:szCs w:val="24"/>
+          <w:lang w:eastAsia="cs-CZ"/>
+        </w:rPr>
+        <w:t>}}/2025</w:t>
       </w:r>
     </w:p>
     <w:p>
@@ -2765,7 +2803,7 @@
     </w:p>
     <w:tbl>
       <w:tblPr>
-        <w:tblW w:w="4121" w:type="pct"/>
+        <w:tblW w:w="5000" w:type="pct"/>
         <w:jc w:val="center"/>
         <w:tblBorders>
           <w:top w:val="single" w:sz="4" w:space="0" w:color="auto"/>
@@ -2775,6 +2813,7 @@
           <w:insideH w:val="single" w:sz="4" w:space="0" w:color="auto"/>
           <w:insideV w:val="single" w:sz="4" w:space="0" w:color="auto"/>
         </w:tblBorders>
+        <w:tblLayout w:type="fixed"/>
         <w:tblCellMar>
           <w:left w:w="70" w:type="dxa"/>
           <w:right w:w="70" w:type="dxa"/>
@@ -2782,10 +2821,10 @@
         <w:tblLook w:val="04A0" w:firstRow="1" w:lastRow="0" w:firstColumn="1" w:lastColumn="0" w:noHBand="0" w:noVBand="1"/>
       </w:tblPr>
       <w:tblGrid>
-        <w:gridCol w:w="2116"/>
-        <w:gridCol w:w="2419"/>
-        <w:gridCol w:w="2105"/>
-        <w:gridCol w:w="2572"/>
+        <w:gridCol w:w="5511"/>
+        <w:gridCol w:w="1266"/>
+        <w:gridCol w:w="1037"/>
+        <w:gridCol w:w="1398"/>
       </w:tblGrid>
       <w:tr>
         <w:trPr>
@@ -2794,7 +2833,7 @@
         </w:trPr>
         <w:tc>
           <w:tcPr>
-            <w:tcW w:w="1141" w:type="pct"/>
+            <w:tcW w:w="2991" w:type="pct"/>
             <w:vMerge w:val="restart"/>
             <w:shd w:val="clear" w:color="000000" w:fill="BFBFBF"/>
             <w:vAlign w:val="center"/>
@@ -2829,7 +2868,7 @@
         </w:tc>
         <w:tc>
           <w:tcPr>
-            <w:tcW w:w="1322" w:type="pct"/>
+            <w:tcW w:w="687" w:type="pct"/>
             <w:vMerge w:val="restart"/>
             <w:shd w:val="clear" w:color="000000" w:fill="BFBFBF"/>
             <w:vAlign w:val="center"/>
@@ -2860,7 +2899,7 @@
         </w:tc>
         <w:tc>
           <w:tcPr>
-            <w:tcW w:w="1114" w:type="pct"/>
+            <w:tcW w:w="563" w:type="pct"/>
             <w:shd w:val="clear" w:color="000000" w:fill="BFBFBF"/>
             <w:noWrap/>
             <w:vAlign w:val="center"/>
@@ -2901,7 +2940,7 @@
         </w:tc>
         <w:tc>
           <w:tcPr>
-            <w:tcW w:w="1423" w:type="pct"/>
+            <w:tcW w:w="759" w:type="pct"/>
             <w:vMerge w:val="restart"/>
             <w:shd w:val="clear" w:color="000000" w:fill="BFBFBF"/>
             <w:vAlign w:val="center"/>
@@ -2938,7 +2977,7 @@
         </w:trPr>
         <w:tc>
           <w:tcPr>
-            <w:tcW w:w="1141" w:type="pct"/>
+            <w:tcW w:w="2991" w:type="pct"/>
             <w:vMerge/>
             <w:vAlign w:val="center"/>
             <w:hideMark/>
@@ -2957,7 +2996,7 @@
         </w:tc>
         <w:tc>
           <w:tcPr>
-            <w:tcW w:w="1322" w:type="pct"/>
+            <w:tcW w:w="687" w:type="pct"/>
             <w:vMerge/>
             <w:shd w:val="clear" w:color="000000" w:fill="BFBFBF"/>
             <w:vAlign w:val="center"/>
@@ -2977,7 +3016,7 @@
         </w:tc>
         <w:tc>
           <w:tcPr>
-            <w:tcW w:w="1114" w:type="pct"/>
+            <w:tcW w:w="563" w:type="pct"/>
             <w:shd w:val="clear" w:color="000000" w:fill="BFBFBF"/>
             <w:vAlign w:val="center"/>
             <w:hideMark/>
@@ -3049,7 +3088,7 @@
         </w:tc>
         <w:tc>
           <w:tcPr>
-            <w:tcW w:w="1423" w:type="pct"/>
+            <w:tcW w:w="759" w:type="pct"/>
             <w:vMerge/>
             <w:vAlign w:val="center"/>
             <w:hideMark/>
@@ -3064,6 +3103,46 @@
                 <w:lang w:eastAsia="cs-CZ"/>
               </w:rPr>
             </w:pPr>
+          </w:p>
+        </w:tc>
+      </w:tr>
+      <w:tr>
+        <w:trPr>
+          <w:trHeight w:val="288"/>
+          <w:jc w:val="center"/>
+        </w:trPr>
+        <w:tc>
+          <w:tcPr>
+            <w:tcW w:w="5000" w:type="pct"/>
+            <w:gridSpan w:val="4"/>
+            <w:tcBorders>
+              <w:top w:val="single" w:sz="4" w:space="0" w:color="auto"/>
+              <w:left w:val="single" w:sz="4" w:space="0" w:color="auto"/>
+              <w:bottom w:val="single" w:sz="4" w:space="0" w:color="auto"/>
+              <w:right w:val="single" w:sz="4" w:space="0" w:color="auto"/>
+            </w:tcBorders>
+            <w:shd w:val="clear" w:color="auto" w:fill="F2F2F2" w:themeFill="background1" w:themeFillShade="F2"/>
+            <w:vAlign w:val="center"/>
+          </w:tcPr>
+          <w:p>
+            <w:pPr>
+              <w:jc w:val="center"/>
+              <w:rPr>
+                <w:rFonts w:cs="Calibri"/>
+                <w:b/>
+                <w:bCs/>
+                <w:sz w:val="22"/>
+              </w:rPr>
+            </w:pPr>
+            <w:r>
+              <w:rPr>
+                <w:rFonts w:cs="Calibri"/>
+                <w:b/>
+                <w:bCs/>
+                <w:sz w:val="22"/>
+              </w:rPr>
+              <w:t>TRUP</w:t>
+            </w:r>
           </w:p>
         </w:tc>
       </w:tr>
@@ -3074,7 +3153,7 @@
         </w:trPr>
         <w:tc>
           <w:tcPr>
-            <w:tcW w:w="1141" w:type="pct"/>
+            <w:tcW w:w="2991" w:type="pct"/>
             <w:tcBorders>
               <w:top w:val="single" w:sz="4" w:space="0" w:color="auto"/>
               <w:left w:val="single" w:sz="4" w:space="0" w:color="auto"/>
@@ -3101,7 +3180,7 @@
         </w:tc>
         <w:tc>
           <w:tcPr>
-            <w:tcW w:w="1322" w:type="pct"/>
+            <w:tcW w:w="687" w:type="pct"/>
             <w:tcBorders>
               <w:top w:val="single" w:sz="4" w:space="0" w:color="auto"/>
               <w:left w:val="single" w:sz="4" w:space="0" w:color="auto"/>
@@ -3130,7 +3209,7 @@
         </w:tc>
         <w:tc>
           <w:tcPr>
-            <w:tcW w:w="1114" w:type="pct"/>
+            <w:tcW w:w="563" w:type="pct"/>
             <w:tcBorders>
               <w:top w:val="single" w:sz="4" w:space="0" w:color="auto"/>
               <w:left w:val="single" w:sz="4" w:space="0" w:color="auto"/>
@@ -3155,6 +3234,8 @@
             <w:r>
               <w:rPr>
                 <w:rFonts w:cs="Calibri"/>
+                <w:b/>
+                <w:bCs/>
                 <w:sz w:val="22"/>
               </w:rPr>
               <w:t>{{trup.1.vyskyt_min_a|czech}}</w:t>
@@ -3163,7 +3244,7 @@
         </w:tc>
         <w:tc>
           <w:tcPr>
-            <w:tcW w:w="1423" w:type="pct"/>
+            <w:tcW w:w="759" w:type="pct"/>
             <w:tcBorders>
               <w:top w:val="single" w:sz="4" w:space="0" w:color="auto"/>
               <w:left w:val="single" w:sz="4" w:space="0" w:color="auto"/>
@@ -3198,7 +3279,7 @@
         </w:trPr>
         <w:tc>
           <w:tcPr>
-            <w:tcW w:w="1141" w:type="pct"/>
+            <w:tcW w:w="2991" w:type="pct"/>
             <w:tcBorders>
               <w:top w:val="single" w:sz="4" w:space="0" w:color="auto"/>
               <w:left w:val="single" w:sz="4" w:space="0" w:color="auto"/>
@@ -3225,7 +3306,7 @@
         </w:tc>
         <w:tc>
           <w:tcPr>
-            <w:tcW w:w="1322" w:type="pct"/>
+            <w:tcW w:w="687" w:type="pct"/>
             <w:tcBorders>
               <w:top w:val="single" w:sz="4" w:space="0" w:color="auto"/>
               <w:left w:val="single" w:sz="4" w:space="0" w:color="auto"/>
@@ -3254,7 +3335,7 @@
         </w:tc>
         <w:tc>
           <w:tcPr>
-            <w:tcW w:w="1114" w:type="pct"/>
+            <w:tcW w:w="563" w:type="pct"/>
             <w:tcBorders>
               <w:top w:val="single" w:sz="4" w:space="0" w:color="auto"/>
               <w:left w:val="single" w:sz="4" w:space="0" w:color="auto"/>
@@ -3267,16 +3348,19 @@
           </w:tcPr>
           <w:p>
             <w:pPr>
-              <w:rPr>
-                <w:rFonts w:cs="Calibri"/>
-                <w:b/>
-                <w:bCs/>
-                <w:sz w:val="22"/>
-              </w:rPr>
-            </w:pPr>
-            <w:r>
-              <w:rPr>
-                <w:rFonts w:cs="Calibri"/>
+              <w:jc w:val="center"/>
+              <w:rPr>
+                <w:rFonts w:cs="Calibri"/>
+                <w:b/>
+                <w:bCs/>
+                <w:sz w:val="22"/>
+              </w:rPr>
+            </w:pPr>
+            <w:r>
+              <w:rPr>
+                <w:rFonts w:cs="Calibri"/>
+                <w:b/>
+                <w:bCs/>
                 <w:sz w:val="22"/>
               </w:rPr>
               <w:t>{{trup.2.vyskyt_min_a|czech}}</w:t>
@@ -3285,7 +3369,7 @@
         </w:tc>
         <w:tc>
           <w:tcPr>
-            <w:tcW w:w="1423" w:type="pct"/>
+            <w:tcW w:w="759" w:type="pct"/>
             <w:tcBorders>
               <w:top w:val="single" w:sz="4" w:space="0" w:color="auto"/>
               <w:left w:val="single" w:sz="4" w:space="0" w:color="auto"/>
@@ -3320,7 +3404,7 @@
         </w:trPr>
         <w:tc>
           <w:tcPr>
-            <w:tcW w:w="1141" w:type="pct"/>
+            <w:tcW w:w="2991" w:type="pct"/>
             <w:tcBorders>
               <w:top w:val="single" w:sz="4" w:space="0" w:color="auto"/>
               <w:left w:val="single" w:sz="4" w:space="0" w:color="auto"/>
@@ -3347,7 +3431,7 @@
         </w:tc>
         <w:tc>
           <w:tcPr>
-            <w:tcW w:w="1322" w:type="pct"/>
+            <w:tcW w:w="687" w:type="pct"/>
             <w:tcBorders>
               <w:top w:val="single" w:sz="4" w:space="0" w:color="auto"/>
               <w:left w:val="single" w:sz="4" w:space="0" w:color="auto"/>
@@ -3376,7 +3460,7 @@
         </w:tc>
         <w:tc>
           <w:tcPr>
-            <w:tcW w:w="1114" w:type="pct"/>
+            <w:tcW w:w="563" w:type="pct"/>
             <w:tcBorders>
               <w:top w:val="single" w:sz="4" w:space="0" w:color="auto"/>
               <w:left w:val="single" w:sz="4" w:space="0" w:color="auto"/>
@@ -3389,16 +3473,19 @@
           </w:tcPr>
           <w:p>
             <w:pPr>
-              <w:rPr>
-                <w:rFonts w:cs="Calibri"/>
-                <w:b/>
-                <w:bCs/>
-                <w:sz w:val="22"/>
-              </w:rPr>
-            </w:pPr>
-            <w:r>
-              <w:rPr>
-                <w:rFonts w:cs="Calibri"/>
+              <w:jc w:val="center"/>
+              <w:rPr>
+                <w:rFonts w:cs="Calibri"/>
+                <w:b/>
+                <w:bCs/>
+                <w:sz w:val="22"/>
+              </w:rPr>
+            </w:pPr>
+            <w:r>
+              <w:rPr>
+                <w:rFonts w:cs="Calibri"/>
+                <w:b/>
+                <w:bCs/>
                 <w:sz w:val="22"/>
               </w:rPr>
               <w:t>{{trup.3.vyskyt_min_a|czech}}</w:t>
@@ -3407,7 +3494,7 @@
         </w:tc>
         <w:tc>
           <w:tcPr>
-            <w:tcW w:w="1423" w:type="pct"/>
+            <w:tcW w:w="759" w:type="pct"/>
             <w:tcBorders>
               <w:top w:val="single" w:sz="4" w:space="0" w:color="auto"/>
               <w:left w:val="single" w:sz="4" w:space="0" w:color="auto"/>
@@ -3442,7 +3529,7 @@
         </w:trPr>
         <w:tc>
           <w:tcPr>
-            <w:tcW w:w="1141" w:type="pct"/>
+            <w:tcW w:w="2991" w:type="pct"/>
             <w:tcBorders>
               <w:top w:val="single" w:sz="4" w:space="0" w:color="auto"/>
               <w:left w:val="single" w:sz="4" w:space="0" w:color="auto"/>
@@ -3469,7 +3556,7 @@
         </w:tc>
         <w:tc>
           <w:tcPr>
-            <w:tcW w:w="1322" w:type="pct"/>
+            <w:tcW w:w="687" w:type="pct"/>
             <w:tcBorders>
               <w:top w:val="single" w:sz="4" w:space="0" w:color="auto"/>
               <w:left w:val="single" w:sz="4" w:space="0" w:color="auto"/>
@@ -3498,7 +3585,7 @@
         </w:tc>
         <w:tc>
           <w:tcPr>
-            <w:tcW w:w="1114" w:type="pct"/>
+            <w:tcW w:w="563" w:type="pct"/>
             <w:tcBorders>
               <w:top w:val="single" w:sz="4" w:space="0" w:color="auto"/>
               <w:left w:val="single" w:sz="4" w:space="0" w:color="auto"/>
@@ -3511,16 +3598,19 @@
           </w:tcPr>
           <w:p>
             <w:pPr>
-              <w:rPr>
-                <w:rFonts w:cs="Calibri"/>
-                <w:b/>
-                <w:bCs/>
-                <w:sz w:val="22"/>
-              </w:rPr>
-            </w:pPr>
-            <w:r>
-              <w:rPr>
-                <w:rFonts w:cs="Calibri"/>
+              <w:jc w:val="center"/>
+              <w:rPr>
+                <w:rFonts w:cs="Calibri"/>
+                <w:b/>
+                <w:bCs/>
+                <w:sz w:val="22"/>
+              </w:rPr>
+            </w:pPr>
+            <w:r>
+              <w:rPr>
+                <w:rFonts w:cs="Calibri"/>
+                <w:b/>
+                <w:bCs/>
                 <w:sz w:val="22"/>
               </w:rPr>
               <w:t>{{trup.4.vyskyt_min_a|czech}}</w:t>
@@ -3529,7 +3619,7 @@
         </w:tc>
         <w:tc>
           <w:tcPr>
-            <w:tcW w:w="1423" w:type="pct"/>
+            <w:tcW w:w="759" w:type="pct"/>
             <w:tcBorders>
               <w:top w:val="single" w:sz="4" w:space="0" w:color="auto"/>
               <w:left w:val="single" w:sz="4" w:space="0" w:color="auto"/>
@@ -3564,7 +3654,7 @@
         </w:trPr>
         <w:tc>
           <w:tcPr>
-            <w:tcW w:w="1141" w:type="pct"/>
+            <w:tcW w:w="2991" w:type="pct"/>
             <w:tcBorders>
               <w:top w:val="single" w:sz="4" w:space="0" w:color="auto"/>
               <w:left w:val="single" w:sz="4" w:space="0" w:color="auto"/>
@@ -3591,7 +3681,7 @@
         </w:tc>
         <w:tc>
           <w:tcPr>
-            <w:tcW w:w="1322" w:type="pct"/>
+            <w:tcW w:w="687" w:type="pct"/>
             <w:tcBorders>
               <w:top w:val="single" w:sz="4" w:space="0" w:color="auto"/>
               <w:left w:val="single" w:sz="4" w:space="0" w:color="auto"/>
@@ -3620,7 +3710,7 @@
         </w:tc>
         <w:tc>
           <w:tcPr>
-            <w:tcW w:w="1114" w:type="pct"/>
+            <w:tcW w:w="563" w:type="pct"/>
             <w:tcBorders>
               <w:top w:val="single" w:sz="4" w:space="0" w:color="auto"/>
               <w:left w:val="single" w:sz="4" w:space="0" w:color="auto"/>
@@ -3633,16 +3723,19 @@
           </w:tcPr>
           <w:p>
             <w:pPr>
-              <w:rPr>
-                <w:rFonts w:cs="Calibri"/>
-                <w:b/>
-                <w:bCs/>
-                <w:sz w:val="22"/>
-              </w:rPr>
-            </w:pPr>
-            <w:r>
-              <w:rPr>
-                <w:rFonts w:cs="Calibri"/>
+              <w:jc w:val="center"/>
+              <w:rPr>
+                <w:rFonts w:cs="Calibri"/>
+                <w:b/>
+                <w:bCs/>
+                <w:sz w:val="22"/>
+              </w:rPr>
+            </w:pPr>
+            <w:r>
+              <w:rPr>
+                <w:rFonts w:cs="Calibri"/>
+                <w:b/>
+                <w:bCs/>
                 <w:sz w:val="22"/>
               </w:rPr>
               <w:t>{{trup.5.vyskyt_min_a|czech}}</w:t>
@@ -3651,7 +3744,7 @@
         </w:tc>
         <w:tc>
           <w:tcPr>
-            <w:tcW w:w="1423" w:type="pct"/>
+            <w:tcW w:w="759" w:type="pct"/>
             <w:tcBorders>
               <w:top w:val="single" w:sz="4" w:space="0" w:color="auto"/>
               <w:left w:val="single" w:sz="4" w:space="0" w:color="auto"/>
@@ -3686,7 +3779,7 @@
         </w:trPr>
         <w:tc>
           <w:tcPr>
-            <w:tcW w:w="1141" w:type="pct"/>
+            <w:tcW w:w="2991" w:type="pct"/>
             <w:tcBorders>
               <w:top w:val="single" w:sz="4" w:space="0" w:color="auto"/>
               <w:left w:val="single" w:sz="4" w:space="0" w:color="auto"/>
@@ -3713,7 +3806,7 @@
         </w:tc>
         <w:tc>
           <w:tcPr>
-            <w:tcW w:w="1322" w:type="pct"/>
+            <w:tcW w:w="687" w:type="pct"/>
             <w:tcBorders>
               <w:top w:val="single" w:sz="4" w:space="0" w:color="auto"/>
               <w:left w:val="single" w:sz="4" w:space="0" w:color="auto"/>
@@ -3742,7 +3835,7 @@
         </w:tc>
         <w:tc>
           <w:tcPr>
-            <w:tcW w:w="1114" w:type="pct"/>
+            <w:tcW w:w="563" w:type="pct"/>
             <w:tcBorders>
               <w:top w:val="single" w:sz="4" w:space="0" w:color="auto"/>
               <w:left w:val="single" w:sz="4" w:space="0" w:color="auto"/>
@@ -3755,16 +3848,19 @@
           </w:tcPr>
           <w:p>
             <w:pPr>
-              <w:rPr>
-                <w:rFonts w:cs="Calibri"/>
-                <w:b/>
-                <w:bCs/>
-                <w:sz w:val="22"/>
-              </w:rPr>
-            </w:pPr>
-            <w:r>
-              <w:rPr>
-                <w:rFonts w:cs="Calibri"/>
+              <w:jc w:val="center"/>
+              <w:rPr>
+                <w:rFonts w:cs="Calibri"/>
+                <w:b/>
+                <w:bCs/>
+                <w:sz w:val="22"/>
+              </w:rPr>
+            </w:pPr>
+            <w:r>
+              <w:rPr>
+                <w:rFonts w:cs="Calibri"/>
+                <w:b/>
+                <w:bCs/>
                 <w:sz w:val="22"/>
               </w:rPr>
               <w:t>{{trup.6.vyskyt_min_a|czech}}</w:t>
@@ -3773,7 +3869,7 @@
         </w:tc>
         <w:tc>
           <w:tcPr>
-            <w:tcW w:w="1423" w:type="pct"/>
+            <w:tcW w:w="759" w:type="pct"/>
             <w:tcBorders>
               <w:top w:val="single" w:sz="4" w:space="0" w:color="auto"/>
               <w:left w:val="single" w:sz="4" w:space="0" w:color="auto"/>
@@ -3808,7 +3904,7 @@
         </w:trPr>
         <w:tc>
           <w:tcPr>
-            <w:tcW w:w="1141" w:type="pct"/>
+            <w:tcW w:w="2991" w:type="pct"/>
             <w:tcBorders>
               <w:top w:val="single" w:sz="4" w:space="0" w:color="auto"/>
               <w:left w:val="single" w:sz="4" w:space="0" w:color="auto"/>
@@ -3835,7 +3931,7 @@
         </w:tc>
         <w:tc>
           <w:tcPr>
-            <w:tcW w:w="1322" w:type="pct"/>
+            <w:tcW w:w="687" w:type="pct"/>
             <w:tcBorders>
               <w:top w:val="single" w:sz="4" w:space="0" w:color="auto"/>
               <w:left w:val="single" w:sz="4" w:space="0" w:color="auto"/>
@@ -3864,7 +3960,7 @@
         </w:tc>
         <w:tc>
           <w:tcPr>
-            <w:tcW w:w="1114" w:type="pct"/>
+            <w:tcW w:w="563" w:type="pct"/>
             <w:tcBorders>
               <w:top w:val="single" w:sz="4" w:space="0" w:color="auto"/>
               <w:left w:val="single" w:sz="4" w:space="0" w:color="auto"/>
@@ -3877,16 +3973,19 @@
           </w:tcPr>
           <w:p>
             <w:pPr>
-              <w:rPr>
-                <w:rFonts w:cs="Calibri"/>
-                <w:b/>
-                <w:bCs/>
-                <w:sz w:val="22"/>
-              </w:rPr>
-            </w:pPr>
-            <w:r>
-              <w:rPr>
-                <w:rFonts w:cs="Calibri"/>
+              <w:jc w:val="center"/>
+              <w:rPr>
+                <w:rFonts w:cs="Calibri"/>
+                <w:b/>
+                <w:bCs/>
+                <w:sz w:val="22"/>
+              </w:rPr>
+            </w:pPr>
+            <w:r>
+              <w:rPr>
+                <w:rFonts w:cs="Calibri"/>
+                <w:b/>
+                <w:bCs/>
                 <w:sz w:val="22"/>
               </w:rPr>
               <w:t>{{trup.7.vyskyt_min_a|czech}}</w:t>
@@ -3895,7 +3994,7 @@
         </w:tc>
         <w:tc>
           <w:tcPr>
-            <w:tcW w:w="1423" w:type="pct"/>
+            <w:tcW w:w="759" w:type="pct"/>
             <w:tcBorders>
               <w:top w:val="single" w:sz="4" w:space="0" w:color="auto"/>
               <w:left w:val="single" w:sz="4" w:space="0" w:color="auto"/>
@@ -3930,7 +4029,7 @@
         </w:trPr>
         <w:tc>
           <w:tcPr>
-            <w:tcW w:w="1141" w:type="pct"/>
+            <w:tcW w:w="2991" w:type="pct"/>
             <w:tcBorders>
               <w:top w:val="single" w:sz="4" w:space="0" w:color="auto"/>
               <w:left w:val="single" w:sz="4" w:space="0" w:color="auto"/>
@@ -3957,7 +4056,7 @@
         </w:tc>
         <w:tc>
           <w:tcPr>
-            <w:tcW w:w="1322" w:type="pct"/>
+            <w:tcW w:w="687" w:type="pct"/>
             <w:tcBorders>
               <w:top w:val="single" w:sz="4" w:space="0" w:color="auto"/>
               <w:left w:val="single" w:sz="4" w:space="0" w:color="auto"/>
@@ -3986,7 +4085,7 @@
         </w:tc>
         <w:tc>
           <w:tcPr>
-            <w:tcW w:w="1114" w:type="pct"/>
+            <w:tcW w:w="563" w:type="pct"/>
             <w:tcBorders>
               <w:top w:val="single" w:sz="4" w:space="0" w:color="auto"/>
               <w:left w:val="single" w:sz="4" w:space="0" w:color="auto"/>
@@ -3999,16 +4098,19 @@
           </w:tcPr>
           <w:p>
             <w:pPr>
-              <w:rPr>
-                <w:rFonts w:cs="Calibri"/>
-                <w:b/>
-                <w:bCs/>
-                <w:sz w:val="22"/>
-              </w:rPr>
-            </w:pPr>
-            <w:r>
-              <w:rPr>
-                <w:rFonts w:cs="Calibri"/>
+              <w:jc w:val="center"/>
+              <w:rPr>
+                <w:rFonts w:cs="Calibri"/>
+                <w:b/>
+                <w:bCs/>
+                <w:sz w:val="22"/>
+              </w:rPr>
+            </w:pPr>
+            <w:r>
+              <w:rPr>
+                <w:rFonts w:cs="Calibri"/>
+                <w:b/>
+                <w:bCs/>
                 <w:sz w:val="22"/>
               </w:rPr>
               <w:t>{{trup.8.vyskyt_min_a|czech}}</w:t>
@@ -4017,7 +4119,7 @@
         </w:tc>
         <w:tc>
           <w:tcPr>
-            <w:tcW w:w="1423" w:type="pct"/>
+            <w:tcW w:w="759" w:type="pct"/>
             <w:tcBorders>
               <w:top w:val="single" w:sz="4" w:space="0" w:color="auto"/>
               <w:left w:val="single" w:sz="4" w:space="0" w:color="auto"/>
@@ -4052,7 +4154,7 @@
         </w:trPr>
         <w:tc>
           <w:tcPr>
-            <w:tcW w:w="1141" w:type="pct"/>
+            <w:tcW w:w="2991" w:type="pct"/>
             <w:tcBorders>
               <w:top w:val="single" w:sz="4" w:space="0" w:color="auto"/>
               <w:left w:val="single" w:sz="4" w:space="0" w:color="auto"/>
@@ -4079,7 +4181,7 @@
         </w:tc>
         <w:tc>
           <w:tcPr>
-            <w:tcW w:w="1322" w:type="pct"/>
+            <w:tcW w:w="687" w:type="pct"/>
             <w:tcBorders>
               <w:top w:val="single" w:sz="4" w:space="0" w:color="auto"/>
               <w:left w:val="single" w:sz="4" w:space="0" w:color="auto"/>
@@ -4108,7 +4210,7 @@
         </w:tc>
         <w:tc>
           <w:tcPr>
-            <w:tcW w:w="1114" w:type="pct"/>
+            <w:tcW w:w="563" w:type="pct"/>
             <w:tcBorders>
               <w:top w:val="single" w:sz="4" w:space="0" w:color="auto"/>
               <w:left w:val="single" w:sz="4" w:space="0" w:color="auto"/>
@@ -4121,16 +4223,19 @@
           </w:tcPr>
           <w:p>
             <w:pPr>
-              <w:rPr>
-                <w:rFonts w:cs="Calibri"/>
-                <w:b/>
-                <w:bCs/>
-                <w:sz w:val="22"/>
-              </w:rPr>
-            </w:pPr>
-            <w:r>
-              <w:rPr>
-                <w:rFonts w:cs="Calibri"/>
+              <w:jc w:val="center"/>
+              <w:rPr>
+                <w:rFonts w:cs="Calibri"/>
+                <w:b/>
+                <w:bCs/>
+                <w:sz w:val="22"/>
+              </w:rPr>
+            </w:pPr>
+            <w:r>
+              <w:rPr>
+                <w:rFonts w:cs="Calibri"/>
+                <w:b/>
+                <w:bCs/>
                 <w:sz w:val="22"/>
               </w:rPr>
               <w:t>{{trup.9.vyskyt_min_a|czech}}</w:t>
@@ -4139,7 +4244,7 @@
         </w:tc>
         <w:tc>
           <w:tcPr>
-            <w:tcW w:w="1423" w:type="pct"/>
+            <w:tcW w:w="759" w:type="pct"/>
             <w:tcBorders>
               <w:top w:val="single" w:sz="4" w:space="0" w:color="auto"/>
               <w:left w:val="single" w:sz="4" w:space="0" w:color="auto"/>
@@ -4174,34 +4279,35 @@
         </w:trPr>
         <w:tc>
           <w:tcPr>
-            <w:tcW w:w="1141" w:type="pct"/>
-            <w:tcBorders>
-              <w:top w:val="single" w:sz="4" w:space="0" w:color="auto"/>
-              <w:left w:val="single" w:sz="4" w:space="0" w:color="auto"/>
-              <w:bottom w:val="single" w:sz="4" w:space="0" w:color="auto"/>
-              <w:right w:val="single" w:sz="4" w:space="0" w:color="auto"/>
-            </w:tcBorders>
-            <w:vAlign w:val="center"/>
-          </w:tcPr>
-          <w:p>
-            <w:pPr>
-              <w:rPr>
-                <w:rFonts w:cs="Calibri"/>
-                <w:sz w:val="22"/>
-              </w:rPr>
-            </w:pPr>
-            <w:r>
-              <w:rPr>
-                <w:rFonts w:cs="Calibri"/>
-                <w:sz w:val="22"/>
-              </w:rPr>
+            <w:tcW w:w="2991" w:type="pct"/>
+            <w:tcBorders>
+              <w:top w:val="single" w:sz="4" w:space="0" w:color="auto"/>
+              <w:left w:val="single" w:sz="4" w:space="0" w:color="auto"/>
+              <w:bottom w:val="single" w:sz="4" w:space="0" w:color="auto"/>
+              <w:right w:val="single" w:sz="4" w:space="0" w:color="auto"/>
+            </w:tcBorders>
+            <w:vAlign w:val="center"/>
+          </w:tcPr>
+          <w:p>
+            <w:pPr>
+              <w:rPr>
+                <w:rFonts w:cs="Calibri"/>
+                <w:sz w:val="22"/>
+              </w:rPr>
+            </w:pPr>
+            <w:r>
+              <w:rPr>
+                <w:rFonts w:cs="Calibri"/>
+                <w:sz w:val="22"/>
+              </w:rPr>
+              <w:lastRenderedPageBreak/>
               <w:t>{{trup.10.nazev_polohy|czech}}</w:t>
             </w:r>
           </w:p>
         </w:tc>
         <w:tc>
           <w:tcPr>
-            <w:tcW w:w="1322" w:type="pct"/>
+            <w:tcW w:w="687" w:type="pct"/>
             <w:tcBorders>
               <w:top w:val="single" w:sz="4" w:space="0" w:color="auto"/>
               <w:left w:val="single" w:sz="4" w:space="0" w:color="auto"/>
@@ -4230,7 +4336,7 @@
         </w:tc>
         <w:tc>
           <w:tcPr>
-            <w:tcW w:w="1114" w:type="pct"/>
+            <w:tcW w:w="563" w:type="pct"/>
             <w:tcBorders>
               <w:top w:val="single" w:sz="4" w:space="0" w:color="auto"/>
               <w:left w:val="single" w:sz="4" w:space="0" w:color="auto"/>
@@ -4243,16 +4349,19 @@
           </w:tcPr>
           <w:p>
             <w:pPr>
-              <w:rPr>
-                <w:rFonts w:cs="Calibri"/>
-                <w:b/>
-                <w:bCs/>
-                <w:sz w:val="22"/>
-              </w:rPr>
-            </w:pPr>
-            <w:r>
-              <w:rPr>
-                <w:rFonts w:cs="Calibri"/>
+              <w:jc w:val="center"/>
+              <w:rPr>
+                <w:rFonts w:cs="Calibri"/>
+                <w:b/>
+                <w:bCs/>
+                <w:sz w:val="22"/>
+              </w:rPr>
+            </w:pPr>
+            <w:r>
+              <w:rPr>
+                <w:rFonts w:cs="Calibri"/>
+                <w:b/>
+                <w:bCs/>
                 <w:sz w:val="22"/>
               </w:rPr>
               <w:t>{{trup.10.vyskyt_min_a|czech}}</w:t>
@@ -4261,7 +4370,7 @@
         </w:tc>
         <w:tc>
           <w:tcPr>
-            <w:tcW w:w="1423" w:type="pct"/>
+            <w:tcW w:w="759" w:type="pct"/>
             <w:tcBorders>
               <w:top w:val="single" w:sz="4" w:space="0" w:color="auto"/>
               <w:left w:val="single" w:sz="4" w:space="0" w:color="auto"/>
@@ -4296,7 +4405,7 @@
         </w:trPr>
         <w:tc>
           <w:tcPr>
-            <w:tcW w:w="1141" w:type="pct"/>
+            <w:tcW w:w="2991" w:type="pct"/>
             <w:tcBorders>
               <w:top w:val="single" w:sz="4" w:space="0" w:color="auto"/>
               <w:left w:val="single" w:sz="4" w:space="0" w:color="auto"/>
@@ -4323,7 +4432,7 @@
         </w:tc>
         <w:tc>
           <w:tcPr>
-            <w:tcW w:w="1322" w:type="pct"/>
+            <w:tcW w:w="687" w:type="pct"/>
             <w:tcBorders>
               <w:top w:val="single" w:sz="4" w:space="0" w:color="auto"/>
               <w:left w:val="single" w:sz="4" w:space="0" w:color="auto"/>
@@ -4352,7 +4461,7 @@
         </w:tc>
         <w:tc>
           <w:tcPr>
-            <w:tcW w:w="1114" w:type="pct"/>
+            <w:tcW w:w="563" w:type="pct"/>
             <w:tcBorders>
               <w:top w:val="single" w:sz="4" w:space="0" w:color="auto"/>
               <w:left w:val="single" w:sz="4" w:space="0" w:color="auto"/>
@@ -4365,16 +4474,19 @@
           </w:tcPr>
           <w:p>
             <w:pPr>
-              <w:rPr>
-                <w:rFonts w:cs="Calibri"/>
-                <w:b/>
-                <w:bCs/>
-                <w:sz w:val="22"/>
-              </w:rPr>
-            </w:pPr>
-            <w:r>
-              <w:rPr>
-                <w:rFonts w:cs="Calibri"/>
+              <w:jc w:val="center"/>
+              <w:rPr>
+                <w:rFonts w:cs="Calibri"/>
+                <w:b/>
+                <w:bCs/>
+                <w:sz w:val="22"/>
+              </w:rPr>
+            </w:pPr>
+            <w:r>
+              <w:rPr>
+                <w:rFonts w:cs="Calibri"/>
+                <w:b/>
+                <w:bCs/>
                 <w:sz w:val="22"/>
               </w:rPr>
               <w:t>{{trup.11.vyskyt_min_a|czech}}</w:t>
@@ -4383,7 +4495,7 @@
         </w:tc>
         <w:tc>
           <w:tcPr>
-            <w:tcW w:w="1423" w:type="pct"/>
+            <w:tcW w:w="759" w:type="pct"/>
             <w:tcBorders>
               <w:top w:val="single" w:sz="4" w:space="0" w:color="auto"/>
               <w:left w:val="single" w:sz="4" w:space="0" w:color="auto"/>
@@ -4416,7 +4528,7 @@
     <w:p/>
     <w:tbl>
       <w:tblPr>
-        <w:tblW w:w="4098" w:type="pct"/>
+        <w:tblW w:w="5000" w:type="pct"/>
         <w:jc w:val="center"/>
         <w:tblBorders>
           <w:top w:val="single" w:sz="4" w:space="0" w:color="auto"/>
@@ -4426,6 +4538,7 @@
           <w:insideH w:val="single" w:sz="4" w:space="0" w:color="auto"/>
           <w:insideV w:val="single" w:sz="4" w:space="0" w:color="auto"/>
         </w:tblBorders>
+        <w:tblLayout w:type="fixed"/>
         <w:tblCellMar>
           <w:left w:w="70" w:type="dxa"/>
           <w:right w:w="70" w:type="dxa"/>
@@ -4433,10 +4546,10 @@
         <w:tblLook w:val="04A0" w:firstRow="1" w:lastRow="0" w:firstColumn="1" w:lastColumn="0" w:noHBand="0" w:noVBand="1"/>
       </w:tblPr>
       <w:tblGrid>
-        <w:gridCol w:w="2141"/>
-        <w:gridCol w:w="2403"/>
-        <w:gridCol w:w="2132"/>
-        <w:gridCol w:w="2536"/>
+        <w:gridCol w:w="5511"/>
+        <w:gridCol w:w="1266"/>
+        <w:gridCol w:w="1037"/>
+        <w:gridCol w:w="1398"/>
       </w:tblGrid>
       <w:tr>
         <w:trPr>
@@ -4445,7 +4558,7 @@
         </w:trPr>
         <w:tc>
           <w:tcPr>
-            <w:tcW w:w="1146" w:type="pct"/>
+            <w:tcW w:w="2991" w:type="pct"/>
             <w:vMerge w:val="restart"/>
             <w:shd w:val="clear" w:color="000000" w:fill="BFBFBF"/>
             <w:vAlign w:val="center"/>
@@ -4479,7 +4592,7 @@
         </w:tc>
         <w:tc>
           <w:tcPr>
-            <w:tcW w:w="1314" w:type="pct"/>
+            <w:tcW w:w="687" w:type="pct"/>
             <w:vMerge w:val="restart"/>
             <w:shd w:val="clear" w:color="000000" w:fill="BFBFBF"/>
             <w:vAlign w:val="center"/>
@@ -4510,7 +4623,7 @@
         </w:tc>
         <w:tc>
           <w:tcPr>
-            <w:tcW w:w="1140" w:type="pct"/>
+            <w:tcW w:w="563" w:type="pct"/>
             <w:shd w:val="clear" w:color="000000" w:fill="BFBFBF"/>
             <w:noWrap/>
             <w:vAlign w:val="center"/>
@@ -4551,7 +4664,7 @@
         </w:tc>
         <w:tc>
           <w:tcPr>
-            <w:tcW w:w="1400" w:type="pct"/>
+            <w:tcW w:w="759" w:type="pct"/>
             <w:vMerge w:val="restart"/>
             <w:shd w:val="clear" w:color="000000" w:fill="BFBFBF"/>
             <w:vAlign w:val="center"/>
@@ -4588,7 +4701,7 @@
         </w:trPr>
         <w:tc>
           <w:tcPr>
-            <w:tcW w:w="1146" w:type="pct"/>
+            <w:tcW w:w="2991" w:type="pct"/>
             <w:vMerge/>
             <w:vAlign w:val="center"/>
             <w:hideMark/>
@@ -4607,7 +4720,7 @@
         </w:tc>
         <w:tc>
           <w:tcPr>
-            <w:tcW w:w="1314" w:type="pct"/>
+            <w:tcW w:w="687" w:type="pct"/>
             <w:vMerge/>
             <w:shd w:val="clear" w:color="000000" w:fill="BFBFBF"/>
             <w:vAlign w:val="center"/>
@@ -4627,7 +4740,7 @@
         </w:tc>
         <w:tc>
           <w:tcPr>
-            <w:tcW w:w="1140" w:type="pct"/>
+            <w:tcW w:w="563" w:type="pct"/>
             <w:shd w:val="clear" w:color="000000" w:fill="BFBFBF"/>
             <w:vAlign w:val="center"/>
             <w:hideMark/>
@@ -4699,7 +4812,7 @@
         </w:tc>
         <w:tc>
           <w:tcPr>
-            <w:tcW w:w="1400" w:type="pct"/>
+            <w:tcW w:w="759" w:type="pct"/>
             <w:vMerge/>
             <w:vAlign w:val="center"/>
             <w:hideMark/>
@@ -4714,6 +4827,46 @@
                 <w:lang w:eastAsia="cs-CZ"/>
               </w:rPr>
             </w:pPr>
+          </w:p>
+        </w:tc>
+      </w:tr>
+      <w:tr>
+        <w:trPr>
+          <w:trHeight w:val="288"/>
+          <w:jc w:val="center"/>
+        </w:trPr>
+        <w:tc>
+          <w:tcPr>
+            <w:tcW w:w="5000" w:type="pct"/>
+            <w:gridSpan w:val="4"/>
+            <w:tcBorders>
+              <w:top w:val="single" w:sz="4" w:space="0" w:color="auto"/>
+              <w:left w:val="single" w:sz="4" w:space="0" w:color="auto"/>
+              <w:bottom w:val="single" w:sz="4" w:space="0" w:color="auto"/>
+              <w:right w:val="single" w:sz="4" w:space="0" w:color="auto"/>
+            </w:tcBorders>
+            <w:shd w:val="clear" w:color="auto" w:fill="F2F2F2" w:themeFill="background1" w:themeFillShade="F2"/>
+            <w:vAlign w:val="center"/>
+          </w:tcPr>
+          <w:p>
+            <w:pPr>
+              <w:jc w:val="center"/>
+              <w:rPr>
+                <w:rFonts w:cs="Calibri"/>
+                <w:b/>
+                <w:bCs/>
+                <w:sz w:val="22"/>
+              </w:rPr>
+            </w:pPr>
+            <w:r>
+              <w:rPr>
+                <w:rFonts w:cs="Calibri"/>
+                <w:b/>
+                <w:bCs/>
+                <w:sz w:val="22"/>
+              </w:rPr>
+              <w:t>HLAVA_KRK</w:t>
+            </w:r>
           </w:p>
         </w:tc>
       </w:tr>
@@ -4724,7 +4877,7 @@
         </w:trPr>
         <w:tc>
           <w:tcPr>
-            <w:tcW w:w="1146" w:type="pct"/>
+            <w:tcW w:w="2991" w:type="pct"/>
             <w:tcBorders>
               <w:top w:val="single" w:sz="4" w:space="0" w:color="auto"/>
               <w:left w:val="single" w:sz="4" w:space="0" w:color="auto"/>
@@ -4751,7 +4904,7 @@
         </w:tc>
         <w:tc>
           <w:tcPr>
-            <w:tcW w:w="1314" w:type="pct"/>
+            <w:tcW w:w="687" w:type="pct"/>
             <w:tcBorders>
               <w:top w:val="single" w:sz="4" w:space="0" w:color="auto"/>
               <w:left w:val="single" w:sz="4" w:space="0" w:color="auto"/>
@@ -4780,7 +4933,7 @@
         </w:tc>
         <w:tc>
           <w:tcPr>
-            <w:tcW w:w="1140" w:type="pct"/>
+            <w:tcW w:w="563" w:type="pct"/>
             <w:tcBorders>
               <w:top w:val="single" w:sz="4" w:space="0" w:color="auto"/>
               <w:left w:val="single" w:sz="4" w:space="0" w:color="auto"/>
@@ -4805,15 +4958,35 @@
             <w:r>
               <w:rPr>
                 <w:rFonts w:cs="Calibri"/>
-                <w:sz w:val="22"/>
-              </w:rPr>
-              <w:t>{{hlava_krk.1.vyskyt_min_a|czech}}</w:t>
-            </w:r>
-          </w:p>
-        </w:tc>
-        <w:tc>
-          <w:tcPr>
-            <w:tcW w:w="1400" w:type="pct"/>
+                <w:b/>
+                <w:bCs/>
+                <w:sz w:val="22"/>
+              </w:rPr>
+              <w:t>{{</w:t>
+            </w:r>
+            <w:r>
+              <w:rPr>
+                <w:rFonts w:cs="Calibri"/>
+                <w:b/>
+                <w:bCs/>
+                <w:sz w:val="22"/>
+              </w:rPr>
+              <w:t>hlava_krk</w:t>
+            </w:r>
+            <w:r>
+              <w:rPr>
+                <w:rFonts w:cs="Calibri"/>
+                <w:b/>
+                <w:bCs/>
+                <w:sz w:val="22"/>
+              </w:rPr>
+              <w:t>.1.vyskyt_min_a|czech}}</w:t>
+            </w:r>
+          </w:p>
+        </w:tc>
+        <w:tc>
+          <w:tcPr>
+            <w:tcW w:w="759" w:type="pct"/>
             <w:tcBorders>
               <w:top w:val="single" w:sz="4" w:space="0" w:color="auto"/>
               <w:left w:val="single" w:sz="4" w:space="0" w:color="auto"/>
@@ -4848,7 +5021,7 @@
         </w:trPr>
         <w:tc>
           <w:tcPr>
-            <w:tcW w:w="1146" w:type="pct"/>
+            <w:tcW w:w="2991" w:type="pct"/>
             <w:tcBorders>
               <w:top w:val="single" w:sz="4" w:space="0" w:color="auto"/>
               <w:left w:val="single" w:sz="4" w:space="0" w:color="auto"/>
@@ -4875,7 +5048,7 @@
         </w:tc>
         <w:tc>
           <w:tcPr>
-            <w:tcW w:w="1314" w:type="pct"/>
+            <w:tcW w:w="687" w:type="pct"/>
             <w:tcBorders>
               <w:top w:val="single" w:sz="4" w:space="0" w:color="auto"/>
               <w:left w:val="single" w:sz="4" w:space="0" w:color="auto"/>
@@ -4904,7 +5077,7 @@
         </w:tc>
         <w:tc>
           <w:tcPr>
-            <w:tcW w:w="1140" w:type="pct"/>
+            <w:tcW w:w="563" w:type="pct"/>
             <w:tcBorders>
               <w:top w:val="single" w:sz="4" w:space="0" w:color="auto"/>
               <w:left w:val="single" w:sz="4" w:space="0" w:color="auto"/>
@@ -4917,25 +5090,46 @@
           </w:tcPr>
           <w:p>
             <w:pPr>
-              <w:rPr>
-                <w:rFonts w:cs="Calibri"/>
-                <w:b/>
-                <w:bCs/>
-                <w:sz w:val="22"/>
-              </w:rPr>
-            </w:pPr>
-            <w:r>
-              <w:rPr>
-                <w:rFonts w:cs="Calibri"/>
-                <w:sz w:val="22"/>
-              </w:rPr>
-              <w:t>{{hlava_krk.2.vyskyt_min_a|czech}}</w:t>
-            </w:r>
-          </w:p>
-        </w:tc>
-        <w:tc>
-          <w:tcPr>
-            <w:tcW w:w="1400" w:type="pct"/>
+              <w:jc w:val="center"/>
+              <w:rPr>
+                <w:rFonts w:cs="Calibri"/>
+                <w:b/>
+                <w:bCs/>
+                <w:sz w:val="22"/>
+              </w:rPr>
+            </w:pPr>
+            <w:r>
+              <w:rPr>
+                <w:rFonts w:cs="Calibri"/>
+                <w:b/>
+                <w:bCs/>
+                <w:sz w:val="22"/>
+              </w:rPr>
+              <w:t>{{</w:t>
+            </w:r>
+            <w:r>
+              <w:rPr>
+                <w:rFonts w:cs="Calibri"/>
+                <w:b/>
+                <w:bCs/>
+                <w:sz w:val="22"/>
+              </w:rPr>
+              <w:t>hlava_krk</w:t>
+            </w:r>
+            <w:r>
+              <w:rPr>
+                <w:rFonts w:cs="Calibri"/>
+                <w:b/>
+                <w:bCs/>
+                <w:sz w:val="22"/>
+              </w:rPr>
+              <w:t>.2.vyskyt_min_a|czech}}</w:t>
+            </w:r>
+          </w:p>
+        </w:tc>
+        <w:tc>
+          <w:tcPr>
+            <w:tcW w:w="759" w:type="pct"/>
             <w:tcBorders>
               <w:top w:val="single" w:sz="4" w:space="0" w:color="auto"/>
               <w:left w:val="single" w:sz="4" w:space="0" w:color="auto"/>
@@ -4970,7 +5164,7 @@
         </w:trPr>
         <w:tc>
           <w:tcPr>
-            <w:tcW w:w="1146" w:type="pct"/>
+            <w:tcW w:w="2991" w:type="pct"/>
             <w:tcBorders>
               <w:top w:val="single" w:sz="4" w:space="0" w:color="auto"/>
               <w:left w:val="single" w:sz="4" w:space="0" w:color="auto"/>
@@ -4997,7 +5191,7 @@
         </w:tc>
         <w:tc>
           <w:tcPr>
-            <w:tcW w:w="1314" w:type="pct"/>
+            <w:tcW w:w="687" w:type="pct"/>
             <w:tcBorders>
               <w:top w:val="single" w:sz="4" w:space="0" w:color="auto"/>
               <w:left w:val="single" w:sz="4" w:space="0" w:color="auto"/>
@@ -5026,7 +5220,7 @@
         </w:tc>
         <w:tc>
           <w:tcPr>
-            <w:tcW w:w="1140" w:type="pct"/>
+            <w:tcW w:w="563" w:type="pct"/>
             <w:tcBorders>
               <w:top w:val="single" w:sz="4" w:space="0" w:color="auto"/>
               <w:left w:val="single" w:sz="4" w:space="0" w:color="auto"/>
@@ -5039,25 +5233,46 @@
           </w:tcPr>
           <w:p>
             <w:pPr>
-              <w:rPr>
-                <w:rFonts w:cs="Calibri"/>
-                <w:b/>
-                <w:bCs/>
-                <w:sz w:val="22"/>
-              </w:rPr>
-            </w:pPr>
-            <w:r>
-              <w:rPr>
-                <w:rFonts w:cs="Calibri"/>
-                <w:sz w:val="22"/>
-              </w:rPr>
-              <w:t>{{hlava_krk.3.vyskyt_min_a|czech}}</w:t>
-            </w:r>
-          </w:p>
-        </w:tc>
-        <w:tc>
-          <w:tcPr>
-            <w:tcW w:w="1400" w:type="pct"/>
+              <w:jc w:val="center"/>
+              <w:rPr>
+                <w:rFonts w:cs="Calibri"/>
+                <w:b/>
+                <w:bCs/>
+                <w:sz w:val="22"/>
+              </w:rPr>
+            </w:pPr>
+            <w:r>
+              <w:rPr>
+                <w:rFonts w:cs="Calibri"/>
+                <w:b/>
+                <w:bCs/>
+                <w:sz w:val="22"/>
+              </w:rPr>
+              <w:t>{{</w:t>
+            </w:r>
+            <w:r>
+              <w:rPr>
+                <w:rFonts w:cs="Calibri"/>
+                <w:b/>
+                <w:bCs/>
+                <w:sz w:val="22"/>
+              </w:rPr>
+              <w:t>hlava_krk</w:t>
+            </w:r>
+            <w:r>
+              <w:rPr>
+                <w:rFonts w:cs="Calibri"/>
+                <w:b/>
+                <w:bCs/>
+                <w:sz w:val="22"/>
+              </w:rPr>
+              <w:t>.3.vyskyt_min_a|czech}}</w:t>
+            </w:r>
+          </w:p>
+        </w:tc>
+        <w:tc>
+          <w:tcPr>
+            <w:tcW w:w="759" w:type="pct"/>
             <w:tcBorders>
               <w:top w:val="single" w:sz="4" w:space="0" w:color="auto"/>
               <w:left w:val="single" w:sz="4" w:space="0" w:color="auto"/>
@@ -5092,7 +5307,7 @@
         </w:trPr>
         <w:tc>
           <w:tcPr>
-            <w:tcW w:w="1146" w:type="pct"/>
+            <w:tcW w:w="2991" w:type="pct"/>
             <w:tcBorders>
               <w:top w:val="single" w:sz="4" w:space="0" w:color="auto"/>
               <w:left w:val="single" w:sz="4" w:space="0" w:color="auto"/>
@@ -5119,7 +5334,7 @@
         </w:tc>
         <w:tc>
           <w:tcPr>
-            <w:tcW w:w="1314" w:type="pct"/>
+            <w:tcW w:w="687" w:type="pct"/>
             <w:tcBorders>
               <w:top w:val="single" w:sz="4" w:space="0" w:color="auto"/>
               <w:left w:val="single" w:sz="4" w:space="0" w:color="auto"/>
@@ -5148,7 +5363,7 @@
         </w:tc>
         <w:tc>
           <w:tcPr>
-            <w:tcW w:w="1140" w:type="pct"/>
+            <w:tcW w:w="563" w:type="pct"/>
             <w:tcBorders>
               <w:top w:val="single" w:sz="4" w:space="0" w:color="auto"/>
               <w:left w:val="single" w:sz="4" w:space="0" w:color="auto"/>
@@ -5161,25 +5376,46 @@
           </w:tcPr>
           <w:p>
             <w:pPr>
-              <w:rPr>
-                <w:rFonts w:cs="Calibri"/>
-                <w:b/>
-                <w:bCs/>
-                <w:sz w:val="22"/>
-              </w:rPr>
-            </w:pPr>
-            <w:r>
-              <w:rPr>
-                <w:rFonts w:cs="Calibri"/>
-                <w:sz w:val="22"/>
-              </w:rPr>
-              <w:t>{{hlava_krk.4.vyskyt_min_a|czech}}</w:t>
-            </w:r>
-          </w:p>
-        </w:tc>
-        <w:tc>
-          <w:tcPr>
-            <w:tcW w:w="1400" w:type="pct"/>
+              <w:jc w:val="center"/>
+              <w:rPr>
+                <w:rFonts w:cs="Calibri"/>
+                <w:b/>
+                <w:bCs/>
+                <w:sz w:val="22"/>
+              </w:rPr>
+            </w:pPr>
+            <w:r>
+              <w:rPr>
+                <w:rFonts w:cs="Calibri"/>
+                <w:b/>
+                <w:bCs/>
+                <w:sz w:val="22"/>
+              </w:rPr>
+              <w:t>{{</w:t>
+            </w:r>
+            <w:r>
+              <w:rPr>
+                <w:rFonts w:cs="Calibri"/>
+                <w:b/>
+                <w:bCs/>
+                <w:sz w:val="22"/>
+              </w:rPr>
+              <w:t>hlava_krk</w:t>
+            </w:r>
+            <w:r>
+              <w:rPr>
+                <w:rFonts w:cs="Calibri"/>
+                <w:b/>
+                <w:bCs/>
+                <w:sz w:val="22"/>
+              </w:rPr>
+              <w:t>.4.vyskyt_min_a|czech}}</w:t>
+            </w:r>
+          </w:p>
+        </w:tc>
+        <w:tc>
+          <w:tcPr>
+            <w:tcW w:w="759" w:type="pct"/>
             <w:tcBorders>
               <w:top w:val="single" w:sz="4" w:space="0" w:color="auto"/>
               <w:left w:val="single" w:sz="4" w:space="0" w:color="auto"/>
@@ -5214,7 +5450,7 @@
         </w:trPr>
         <w:tc>
           <w:tcPr>
-            <w:tcW w:w="1146" w:type="pct"/>
+            <w:tcW w:w="2991" w:type="pct"/>
             <w:tcBorders>
               <w:top w:val="single" w:sz="4" w:space="0" w:color="auto"/>
               <w:left w:val="single" w:sz="4" w:space="0" w:color="auto"/>
@@ -5241,7 +5477,7 @@
         </w:tc>
         <w:tc>
           <w:tcPr>
-            <w:tcW w:w="1314" w:type="pct"/>
+            <w:tcW w:w="687" w:type="pct"/>
             <w:tcBorders>
               <w:top w:val="single" w:sz="4" w:space="0" w:color="auto"/>
               <w:left w:val="single" w:sz="4" w:space="0" w:color="auto"/>
@@ -5270,7 +5506,7 @@
         </w:tc>
         <w:tc>
           <w:tcPr>
-            <w:tcW w:w="1140" w:type="pct"/>
+            <w:tcW w:w="563" w:type="pct"/>
             <w:tcBorders>
               <w:top w:val="single" w:sz="4" w:space="0" w:color="auto"/>
               <w:left w:val="single" w:sz="4" w:space="0" w:color="auto"/>
@@ -5283,25 +5519,46 @@
           </w:tcPr>
           <w:p>
             <w:pPr>
-              <w:rPr>
-                <w:rFonts w:cs="Calibri"/>
-                <w:b/>
-                <w:bCs/>
-                <w:sz w:val="22"/>
-              </w:rPr>
-            </w:pPr>
-            <w:r>
-              <w:rPr>
-                <w:rFonts w:cs="Calibri"/>
-                <w:sz w:val="22"/>
-              </w:rPr>
-              <w:t>{{hlava_krk.5.vyskyt_min_a|czech}}</w:t>
-            </w:r>
-          </w:p>
-        </w:tc>
-        <w:tc>
-          <w:tcPr>
-            <w:tcW w:w="1400" w:type="pct"/>
+              <w:jc w:val="center"/>
+              <w:rPr>
+                <w:rFonts w:cs="Calibri"/>
+                <w:b/>
+                <w:bCs/>
+                <w:sz w:val="22"/>
+              </w:rPr>
+            </w:pPr>
+            <w:r>
+              <w:rPr>
+                <w:rFonts w:cs="Calibri"/>
+                <w:b/>
+                <w:bCs/>
+                <w:sz w:val="22"/>
+              </w:rPr>
+              <w:t>{{</w:t>
+            </w:r>
+            <w:r>
+              <w:rPr>
+                <w:rFonts w:cs="Calibri"/>
+                <w:b/>
+                <w:bCs/>
+                <w:sz w:val="22"/>
+              </w:rPr>
+              <w:t>hlava_krk</w:t>
+            </w:r>
+            <w:r>
+              <w:rPr>
+                <w:rFonts w:cs="Calibri"/>
+                <w:b/>
+                <w:bCs/>
+                <w:sz w:val="22"/>
+              </w:rPr>
+              <w:t>.5.vyskyt_min_a|czech}}</w:t>
+            </w:r>
+          </w:p>
+        </w:tc>
+        <w:tc>
+          <w:tcPr>
+            <w:tcW w:w="759" w:type="pct"/>
             <w:tcBorders>
               <w:top w:val="single" w:sz="4" w:space="0" w:color="auto"/>
               <w:left w:val="single" w:sz="4" w:space="0" w:color="auto"/>
@@ -5336,35 +5593,34 @@
         </w:trPr>
         <w:tc>
           <w:tcPr>
-            <w:tcW w:w="1146" w:type="pct"/>
-            <w:tcBorders>
-              <w:top w:val="single" w:sz="4" w:space="0" w:color="auto"/>
-              <w:left w:val="single" w:sz="4" w:space="0" w:color="auto"/>
-              <w:bottom w:val="single" w:sz="4" w:space="0" w:color="auto"/>
-              <w:right w:val="single" w:sz="4" w:space="0" w:color="auto"/>
-            </w:tcBorders>
-            <w:vAlign w:val="center"/>
-          </w:tcPr>
-          <w:p>
-            <w:pPr>
-              <w:rPr>
-                <w:rFonts w:cs="Calibri"/>
-                <w:sz w:val="22"/>
-              </w:rPr>
-            </w:pPr>
-            <w:r>
-              <w:rPr>
-                <w:rFonts w:cs="Calibri"/>
-                <w:sz w:val="22"/>
-              </w:rPr>
-              <w:lastRenderedPageBreak/>
+            <w:tcW w:w="2991" w:type="pct"/>
+            <w:tcBorders>
+              <w:top w:val="single" w:sz="4" w:space="0" w:color="auto"/>
+              <w:left w:val="single" w:sz="4" w:space="0" w:color="auto"/>
+              <w:bottom w:val="single" w:sz="4" w:space="0" w:color="auto"/>
+              <w:right w:val="single" w:sz="4" w:space="0" w:color="auto"/>
+            </w:tcBorders>
+            <w:vAlign w:val="center"/>
+          </w:tcPr>
+          <w:p>
+            <w:pPr>
+              <w:rPr>
+                <w:rFonts w:cs="Calibri"/>
+                <w:sz w:val="22"/>
+              </w:rPr>
+            </w:pPr>
+            <w:r>
+              <w:rPr>
+                <w:rFonts w:cs="Calibri"/>
+                <w:sz w:val="22"/>
+              </w:rPr>
               <w:t>{{hlava_krk.6.nazev_polohy|czech}}</w:t>
             </w:r>
           </w:p>
         </w:tc>
         <w:tc>
           <w:tcPr>
-            <w:tcW w:w="1314" w:type="pct"/>
+            <w:tcW w:w="687" w:type="pct"/>
             <w:tcBorders>
               <w:top w:val="single" w:sz="4" w:space="0" w:color="auto"/>
               <w:left w:val="single" w:sz="4" w:space="0" w:color="auto"/>
@@ -5393,7 +5649,7 @@
         </w:tc>
         <w:tc>
           <w:tcPr>
-            <w:tcW w:w="1140" w:type="pct"/>
+            <w:tcW w:w="563" w:type="pct"/>
             <w:tcBorders>
               <w:top w:val="single" w:sz="4" w:space="0" w:color="auto"/>
               <w:left w:val="single" w:sz="4" w:space="0" w:color="auto"/>
@@ -5406,25 +5662,46 @@
           </w:tcPr>
           <w:p>
             <w:pPr>
-              <w:rPr>
-                <w:rFonts w:cs="Calibri"/>
-                <w:b/>
-                <w:bCs/>
-                <w:sz w:val="22"/>
-              </w:rPr>
-            </w:pPr>
-            <w:r>
-              <w:rPr>
-                <w:rFonts w:cs="Calibri"/>
-                <w:sz w:val="22"/>
-              </w:rPr>
-              <w:t>{{hlava_krk.6.vyskyt_min_a|czech}}</w:t>
-            </w:r>
-          </w:p>
-        </w:tc>
-        <w:tc>
-          <w:tcPr>
-            <w:tcW w:w="1400" w:type="pct"/>
+              <w:jc w:val="center"/>
+              <w:rPr>
+                <w:rFonts w:cs="Calibri"/>
+                <w:b/>
+                <w:bCs/>
+                <w:sz w:val="22"/>
+              </w:rPr>
+            </w:pPr>
+            <w:r>
+              <w:rPr>
+                <w:rFonts w:cs="Calibri"/>
+                <w:b/>
+                <w:bCs/>
+                <w:sz w:val="22"/>
+              </w:rPr>
+              <w:t>{{</w:t>
+            </w:r>
+            <w:r>
+              <w:rPr>
+                <w:rFonts w:cs="Calibri"/>
+                <w:b/>
+                <w:bCs/>
+                <w:sz w:val="22"/>
+              </w:rPr>
+              <w:t>hlava_krk</w:t>
+            </w:r>
+            <w:r>
+              <w:rPr>
+                <w:rFonts w:cs="Calibri"/>
+                <w:b/>
+                <w:bCs/>
+                <w:sz w:val="22"/>
+              </w:rPr>
+              <w:t>.6.vyskyt_min_a|czech}}</w:t>
+            </w:r>
+          </w:p>
+        </w:tc>
+        <w:tc>
+          <w:tcPr>
+            <w:tcW w:w="759" w:type="pct"/>
             <w:tcBorders>
               <w:top w:val="single" w:sz="4" w:space="0" w:color="auto"/>
               <w:left w:val="single" w:sz="4" w:space="0" w:color="auto"/>
@@ -5459,7 +5736,7 @@
         </w:trPr>
         <w:tc>
           <w:tcPr>
-            <w:tcW w:w="1146" w:type="pct"/>
+            <w:tcW w:w="2991" w:type="pct"/>
             <w:tcBorders>
               <w:top w:val="single" w:sz="4" w:space="0" w:color="auto"/>
               <w:left w:val="single" w:sz="4" w:space="0" w:color="auto"/>
@@ -5486,7 +5763,7 @@
         </w:tc>
         <w:tc>
           <w:tcPr>
-            <w:tcW w:w="1314" w:type="pct"/>
+            <w:tcW w:w="687" w:type="pct"/>
             <w:tcBorders>
               <w:top w:val="single" w:sz="4" w:space="0" w:color="auto"/>
               <w:left w:val="single" w:sz="4" w:space="0" w:color="auto"/>
@@ -5515,7 +5792,7 @@
         </w:tc>
         <w:tc>
           <w:tcPr>
-            <w:tcW w:w="1140" w:type="pct"/>
+            <w:tcW w:w="563" w:type="pct"/>
             <w:tcBorders>
               <w:top w:val="single" w:sz="4" w:space="0" w:color="auto"/>
               <w:left w:val="single" w:sz="4" w:space="0" w:color="auto"/>
@@ -5528,25 +5805,46 @@
           </w:tcPr>
           <w:p>
             <w:pPr>
-              <w:rPr>
-                <w:rFonts w:cs="Calibri"/>
-                <w:b/>
-                <w:bCs/>
-                <w:sz w:val="22"/>
-              </w:rPr>
-            </w:pPr>
-            <w:r>
-              <w:rPr>
-                <w:rFonts w:cs="Calibri"/>
-                <w:sz w:val="22"/>
-              </w:rPr>
-              <w:t>{{hlava_krk.7.vyskyt_min_a|czech}}</w:t>
-            </w:r>
-          </w:p>
-        </w:tc>
-        <w:tc>
-          <w:tcPr>
-            <w:tcW w:w="1400" w:type="pct"/>
+              <w:jc w:val="center"/>
+              <w:rPr>
+                <w:rFonts w:cs="Calibri"/>
+                <w:b/>
+                <w:bCs/>
+                <w:sz w:val="22"/>
+              </w:rPr>
+            </w:pPr>
+            <w:r>
+              <w:rPr>
+                <w:rFonts w:cs="Calibri"/>
+                <w:b/>
+                <w:bCs/>
+                <w:sz w:val="22"/>
+              </w:rPr>
+              <w:t>{{</w:t>
+            </w:r>
+            <w:r>
+              <w:rPr>
+                <w:rFonts w:cs="Calibri"/>
+                <w:b/>
+                <w:bCs/>
+                <w:sz w:val="22"/>
+              </w:rPr>
+              <w:t>hlava_krk</w:t>
+            </w:r>
+            <w:r>
+              <w:rPr>
+                <w:rFonts w:cs="Calibri"/>
+                <w:b/>
+                <w:bCs/>
+                <w:sz w:val="22"/>
+              </w:rPr>
+              <w:t>.7.vyskyt_min_a|czech}}</w:t>
+            </w:r>
+          </w:p>
+        </w:tc>
+        <w:tc>
+          <w:tcPr>
+            <w:tcW w:w="759" w:type="pct"/>
             <w:tcBorders>
               <w:top w:val="single" w:sz="4" w:space="0" w:color="auto"/>
               <w:left w:val="single" w:sz="4" w:space="0" w:color="auto"/>
@@ -5581,7 +5879,7 @@
         </w:trPr>
         <w:tc>
           <w:tcPr>
-            <w:tcW w:w="1146" w:type="pct"/>
+            <w:tcW w:w="2991" w:type="pct"/>
             <w:tcBorders>
               <w:top w:val="single" w:sz="4" w:space="0" w:color="auto"/>
               <w:left w:val="single" w:sz="4" w:space="0" w:color="auto"/>
@@ -5608,7 +5906,7 @@
         </w:tc>
         <w:tc>
           <w:tcPr>
-            <w:tcW w:w="1314" w:type="pct"/>
+            <w:tcW w:w="687" w:type="pct"/>
             <w:tcBorders>
               <w:top w:val="single" w:sz="4" w:space="0" w:color="auto"/>
               <w:left w:val="single" w:sz="4" w:space="0" w:color="auto"/>
@@ -5637,7 +5935,7 @@
         </w:tc>
         <w:tc>
           <w:tcPr>
-            <w:tcW w:w="1140" w:type="pct"/>
+            <w:tcW w:w="563" w:type="pct"/>
             <w:tcBorders>
               <w:top w:val="single" w:sz="4" w:space="0" w:color="auto"/>
               <w:left w:val="single" w:sz="4" w:space="0" w:color="auto"/>
@@ -5650,25 +5948,46 @@
           </w:tcPr>
           <w:p>
             <w:pPr>
-              <w:rPr>
-                <w:rFonts w:cs="Calibri"/>
-                <w:b/>
-                <w:bCs/>
-                <w:sz w:val="22"/>
-              </w:rPr>
-            </w:pPr>
-            <w:r>
-              <w:rPr>
-                <w:rFonts w:cs="Calibri"/>
-                <w:sz w:val="22"/>
-              </w:rPr>
-              <w:t>{{hlava_krk.8.vyskyt_min_a|czech}}</w:t>
-            </w:r>
-          </w:p>
-        </w:tc>
-        <w:tc>
-          <w:tcPr>
-            <w:tcW w:w="1400" w:type="pct"/>
+              <w:jc w:val="center"/>
+              <w:rPr>
+                <w:rFonts w:cs="Calibri"/>
+                <w:b/>
+                <w:bCs/>
+                <w:sz w:val="22"/>
+              </w:rPr>
+            </w:pPr>
+            <w:r>
+              <w:rPr>
+                <w:rFonts w:cs="Calibri"/>
+                <w:b/>
+                <w:bCs/>
+                <w:sz w:val="22"/>
+              </w:rPr>
+              <w:t>{{</w:t>
+            </w:r>
+            <w:r>
+              <w:rPr>
+                <w:rFonts w:cs="Calibri"/>
+                <w:b/>
+                <w:bCs/>
+                <w:sz w:val="22"/>
+              </w:rPr>
+              <w:t>hlava_krk</w:t>
+            </w:r>
+            <w:r>
+              <w:rPr>
+                <w:rFonts w:cs="Calibri"/>
+                <w:b/>
+                <w:bCs/>
+                <w:sz w:val="22"/>
+              </w:rPr>
+              <w:t>.8.vyskyt_min_a|czech}}</w:t>
+            </w:r>
+          </w:p>
+        </w:tc>
+        <w:tc>
+          <w:tcPr>
+            <w:tcW w:w="759" w:type="pct"/>
             <w:tcBorders>
               <w:top w:val="single" w:sz="4" w:space="0" w:color="auto"/>
               <w:left w:val="single" w:sz="4" w:space="0" w:color="auto"/>
@@ -5703,34 +6022,35 @@
         </w:trPr>
         <w:tc>
           <w:tcPr>
-            <w:tcW w:w="1146" w:type="pct"/>
-            <w:tcBorders>
-              <w:top w:val="single" w:sz="4" w:space="0" w:color="auto"/>
-              <w:left w:val="single" w:sz="4" w:space="0" w:color="auto"/>
-              <w:bottom w:val="single" w:sz="4" w:space="0" w:color="auto"/>
-              <w:right w:val="single" w:sz="4" w:space="0" w:color="auto"/>
-            </w:tcBorders>
-            <w:vAlign w:val="center"/>
-          </w:tcPr>
-          <w:p>
-            <w:pPr>
-              <w:rPr>
-                <w:rFonts w:cs="Calibri"/>
-                <w:sz w:val="22"/>
-              </w:rPr>
-            </w:pPr>
-            <w:r>
-              <w:rPr>
-                <w:rFonts w:cs="Calibri"/>
-                <w:sz w:val="22"/>
-              </w:rPr>
+            <w:tcW w:w="2991" w:type="pct"/>
+            <w:tcBorders>
+              <w:top w:val="single" w:sz="4" w:space="0" w:color="auto"/>
+              <w:left w:val="single" w:sz="4" w:space="0" w:color="auto"/>
+              <w:bottom w:val="single" w:sz="4" w:space="0" w:color="auto"/>
+              <w:right w:val="single" w:sz="4" w:space="0" w:color="auto"/>
+            </w:tcBorders>
+            <w:vAlign w:val="center"/>
+          </w:tcPr>
+          <w:p>
+            <w:pPr>
+              <w:rPr>
+                <w:rFonts w:cs="Calibri"/>
+                <w:sz w:val="22"/>
+              </w:rPr>
+            </w:pPr>
+            <w:r>
+              <w:rPr>
+                <w:rFonts w:cs="Calibri"/>
+                <w:sz w:val="22"/>
+              </w:rPr>
+              <w:lastRenderedPageBreak/>
               <w:t>{{hlava_krk.9.nazev_polohy|czech}}</w:t>
             </w:r>
           </w:p>
         </w:tc>
         <w:tc>
           <w:tcPr>
-            <w:tcW w:w="1314" w:type="pct"/>
+            <w:tcW w:w="687" w:type="pct"/>
             <w:tcBorders>
               <w:top w:val="single" w:sz="4" w:space="0" w:color="auto"/>
               <w:left w:val="single" w:sz="4" w:space="0" w:color="auto"/>
@@ -5759,7 +6079,7 @@
         </w:tc>
         <w:tc>
           <w:tcPr>
-            <w:tcW w:w="1140" w:type="pct"/>
+            <w:tcW w:w="563" w:type="pct"/>
             <w:tcBorders>
               <w:top w:val="single" w:sz="4" w:space="0" w:color="auto"/>
               <w:left w:val="single" w:sz="4" w:space="0" w:color="auto"/>
@@ -5772,25 +6092,46 @@
           </w:tcPr>
           <w:p>
             <w:pPr>
-              <w:rPr>
-                <w:rFonts w:cs="Calibri"/>
-                <w:b/>
-                <w:bCs/>
-                <w:sz w:val="22"/>
-              </w:rPr>
-            </w:pPr>
-            <w:r>
-              <w:rPr>
-                <w:rFonts w:cs="Calibri"/>
-                <w:sz w:val="22"/>
-              </w:rPr>
-              <w:t>{{hlava_krk.9.vyskyt_min_a|czech}}</w:t>
-            </w:r>
-          </w:p>
-        </w:tc>
-        <w:tc>
-          <w:tcPr>
-            <w:tcW w:w="1400" w:type="pct"/>
+              <w:jc w:val="center"/>
+              <w:rPr>
+                <w:rFonts w:cs="Calibri"/>
+                <w:b/>
+                <w:bCs/>
+                <w:sz w:val="22"/>
+              </w:rPr>
+            </w:pPr>
+            <w:r>
+              <w:rPr>
+                <w:rFonts w:cs="Calibri"/>
+                <w:b/>
+                <w:bCs/>
+                <w:sz w:val="22"/>
+              </w:rPr>
+              <w:t>{{</w:t>
+            </w:r>
+            <w:r>
+              <w:rPr>
+                <w:rFonts w:cs="Calibri"/>
+                <w:b/>
+                <w:bCs/>
+                <w:sz w:val="22"/>
+              </w:rPr>
+              <w:t>hlava_krk</w:t>
+            </w:r>
+            <w:r>
+              <w:rPr>
+                <w:rFonts w:cs="Calibri"/>
+                <w:b/>
+                <w:bCs/>
+                <w:sz w:val="22"/>
+              </w:rPr>
+              <w:t>.9.vyskyt_min_a|czech}}</w:t>
+            </w:r>
+          </w:p>
+        </w:tc>
+        <w:tc>
+          <w:tcPr>
+            <w:tcW w:w="759" w:type="pct"/>
             <w:tcBorders>
               <w:top w:val="single" w:sz="4" w:space="0" w:color="auto"/>
               <w:left w:val="single" w:sz="4" w:space="0" w:color="auto"/>
@@ -5825,7 +6166,7 @@
         </w:trPr>
         <w:tc>
           <w:tcPr>
-            <w:tcW w:w="1146" w:type="pct"/>
+            <w:tcW w:w="2991" w:type="pct"/>
             <w:tcBorders>
               <w:top w:val="single" w:sz="4" w:space="0" w:color="auto"/>
               <w:left w:val="single" w:sz="4" w:space="0" w:color="auto"/>
@@ -5852,7 +6193,7 @@
         </w:tc>
         <w:tc>
           <w:tcPr>
-            <w:tcW w:w="1314" w:type="pct"/>
+            <w:tcW w:w="687" w:type="pct"/>
             <w:tcBorders>
               <w:top w:val="single" w:sz="4" w:space="0" w:color="auto"/>
               <w:left w:val="single" w:sz="4" w:space="0" w:color="auto"/>
@@ -5881,7 +6222,7 @@
         </w:tc>
         <w:tc>
           <w:tcPr>
-            <w:tcW w:w="1140" w:type="pct"/>
+            <w:tcW w:w="563" w:type="pct"/>
             <w:tcBorders>
               <w:top w:val="single" w:sz="4" w:space="0" w:color="auto"/>
               <w:left w:val="single" w:sz="4" w:space="0" w:color="auto"/>
@@ -5894,25 +6235,46 @@
           </w:tcPr>
           <w:p>
             <w:pPr>
-              <w:rPr>
-                <w:rFonts w:cs="Calibri"/>
-                <w:b/>
-                <w:bCs/>
-                <w:sz w:val="22"/>
-              </w:rPr>
-            </w:pPr>
-            <w:r>
-              <w:rPr>
-                <w:rFonts w:cs="Calibri"/>
-                <w:sz w:val="22"/>
-              </w:rPr>
-              <w:t>{{hlava_krk.10.vyskyt_min_a|czech}}</w:t>
-            </w:r>
-          </w:p>
-        </w:tc>
-        <w:tc>
-          <w:tcPr>
-            <w:tcW w:w="1400" w:type="pct"/>
+              <w:jc w:val="center"/>
+              <w:rPr>
+                <w:rFonts w:cs="Calibri"/>
+                <w:b/>
+                <w:bCs/>
+                <w:sz w:val="22"/>
+              </w:rPr>
+            </w:pPr>
+            <w:r>
+              <w:rPr>
+                <w:rFonts w:cs="Calibri"/>
+                <w:b/>
+                <w:bCs/>
+                <w:sz w:val="22"/>
+              </w:rPr>
+              <w:t>{{</w:t>
+            </w:r>
+            <w:r>
+              <w:rPr>
+                <w:rFonts w:cs="Calibri"/>
+                <w:b/>
+                <w:bCs/>
+                <w:sz w:val="22"/>
+              </w:rPr>
+              <w:t>hlava_krk</w:t>
+            </w:r>
+            <w:r>
+              <w:rPr>
+                <w:rFonts w:cs="Calibri"/>
+                <w:b/>
+                <w:bCs/>
+                <w:sz w:val="22"/>
+              </w:rPr>
+              <w:t>.10.vyskyt_min_a|czech}}</w:t>
+            </w:r>
+          </w:p>
+        </w:tc>
+        <w:tc>
+          <w:tcPr>
+            <w:tcW w:w="759" w:type="pct"/>
             <w:tcBorders>
               <w:top w:val="single" w:sz="4" w:space="0" w:color="auto"/>
               <w:left w:val="single" w:sz="4" w:space="0" w:color="auto"/>
@@ -5942,9 +6304,10 @@
       </w:tr>
     </w:tbl>
     <w:p/>
+    <w:p/>
     <w:tbl>
       <w:tblPr>
-        <w:tblW w:w="4127" w:type="pct"/>
+        <w:tblW w:w="5003" w:type="pct"/>
         <w:jc w:val="center"/>
         <w:tblBorders>
           <w:top w:val="single" w:sz="4" w:space="0" w:color="auto"/>
@@ -5954,6 +6317,7 @@
           <w:insideH w:val="single" w:sz="4" w:space="0" w:color="auto"/>
           <w:insideV w:val="single" w:sz="4" w:space="0" w:color="auto"/>
         </w:tblBorders>
+        <w:tblLayout w:type="fixed"/>
         <w:tblCellMar>
           <w:left w:w="70" w:type="dxa"/>
           <w:right w:w="70" w:type="dxa"/>
@@ -5961,10 +6325,10 @@
         <w:tblLook w:val="04A0" w:firstRow="1" w:lastRow="0" w:firstColumn="1" w:lastColumn="0" w:noHBand="0" w:noVBand="1"/>
       </w:tblPr>
       <w:tblGrid>
-        <w:gridCol w:w="2113"/>
-        <w:gridCol w:w="2421"/>
-        <w:gridCol w:w="2102"/>
-        <w:gridCol w:w="2576"/>
+        <w:gridCol w:w="5515"/>
+        <w:gridCol w:w="1268"/>
+        <w:gridCol w:w="1038"/>
+        <w:gridCol w:w="1397"/>
       </w:tblGrid>
       <w:tr>
         <w:trPr>
@@ -5973,7 +6337,7 @@
         </w:trPr>
         <w:tc>
           <w:tcPr>
-            <w:tcW w:w="1158" w:type="pct"/>
+            <w:tcW w:w="2991" w:type="pct"/>
             <w:vMerge w:val="restart"/>
             <w:shd w:val="clear" w:color="000000" w:fill="BFBFBF"/>
             <w:vAlign w:val="center"/>
@@ -6007,7 +6371,7 @@
         </w:tc>
         <w:tc>
           <w:tcPr>
-            <w:tcW w:w="1317" w:type="pct"/>
+            <w:tcW w:w="688" w:type="pct"/>
             <w:vMerge w:val="restart"/>
             <w:shd w:val="clear" w:color="000000" w:fill="BFBFBF"/>
             <w:vAlign w:val="center"/>
@@ -6038,7 +6402,7 @@
         </w:tc>
         <w:tc>
           <w:tcPr>
-            <w:tcW w:w="1106" w:type="pct"/>
+            <w:tcW w:w="563" w:type="pct"/>
             <w:shd w:val="clear" w:color="000000" w:fill="BFBFBF"/>
             <w:noWrap/>
             <w:vAlign w:val="center"/>
@@ -6079,7 +6443,7 @@
         </w:tc>
         <w:tc>
           <w:tcPr>
-            <w:tcW w:w="1419" w:type="pct"/>
+            <w:tcW w:w="758" w:type="pct"/>
             <w:vMerge w:val="restart"/>
             <w:shd w:val="clear" w:color="000000" w:fill="BFBFBF"/>
             <w:vAlign w:val="center"/>
@@ -6116,7 +6480,7 @@
         </w:trPr>
         <w:tc>
           <w:tcPr>
-            <w:tcW w:w="1158" w:type="pct"/>
+            <w:tcW w:w="2991" w:type="pct"/>
             <w:vMerge/>
             <w:vAlign w:val="center"/>
             <w:hideMark/>
@@ -6135,7 +6499,7 @@
         </w:tc>
         <w:tc>
           <w:tcPr>
-            <w:tcW w:w="1317" w:type="pct"/>
+            <w:tcW w:w="688" w:type="pct"/>
             <w:vMerge/>
             <w:shd w:val="clear" w:color="000000" w:fill="BFBFBF"/>
             <w:vAlign w:val="center"/>
@@ -6155,7 +6519,7 @@
         </w:tc>
         <w:tc>
           <w:tcPr>
-            <w:tcW w:w="1106" w:type="pct"/>
+            <w:tcW w:w="563" w:type="pct"/>
             <w:shd w:val="clear" w:color="000000" w:fill="BFBFBF"/>
             <w:vAlign w:val="center"/>
             <w:hideMark/>
@@ -6227,7 +6591,7 @@
         </w:tc>
         <w:tc>
           <w:tcPr>
-            <w:tcW w:w="1419" w:type="pct"/>
+            <w:tcW w:w="758" w:type="pct"/>
             <w:vMerge/>
             <w:vAlign w:val="center"/>
             <w:hideMark/>
@@ -6242,6 +6606,46 @@
                 <w:lang w:eastAsia="cs-CZ"/>
               </w:rPr>
             </w:pPr>
+          </w:p>
+        </w:tc>
+      </w:tr>
+      <w:tr>
+        <w:trPr>
+          <w:trHeight w:val="288"/>
+          <w:jc w:val="center"/>
+        </w:trPr>
+        <w:tc>
+          <w:tcPr>
+            <w:tcW w:w="5000" w:type="pct"/>
+            <w:gridSpan w:val="4"/>
+            <w:tcBorders>
+              <w:top w:val="single" w:sz="4" w:space="0" w:color="auto"/>
+              <w:left w:val="single" w:sz="4" w:space="0" w:color="auto"/>
+              <w:bottom w:val="single" w:sz="4" w:space="0" w:color="auto"/>
+              <w:right w:val="single" w:sz="4" w:space="0" w:color="auto"/>
+            </w:tcBorders>
+            <w:shd w:val="clear" w:color="auto" w:fill="F2F2F2" w:themeFill="background1" w:themeFillShade="F2"/>
+            <w:vAlign w:val="center"/>
+          </w:tcPr>
+          <w:p>
+            <w:pPr>
+              <w:jc w:val="center"/>
+              <w:rPr>
+                <w:rFonts w:cs="Calibri"/>
+                <w:b/>
+                <w:bCs/>
+                <w:sz w:val="22"/>
+              </w:rPr>
+            </w:pPr>
+            <w:r>
+              <w:rPr>
+                <w:rFonts w:cs="Calibri"/>
+                <w:b/>
+                <w:bCs/>
+                <w:sz w:val="22"/>
+              </w:rPr>
+              <w:t>PRAVÁ HORNÍ KONČETINA</w:t>
+            </w:r>
           </w:p>
         </w:tc>
       </w:tr>
@@ -6252,7 +6656,7 @@
         </w:trPr>
         <w:tc>
           <w:tcPr>
-            <w:tcW w:w="1158" w:type="pct"/>
+            <w:tcW w:w="2991" w:type="pct"/>
             <w:tcBorders>
               <w:top w:val="single" w:sz="4" w:space="0" w:color="auto"/>
               <w:left w:val="single" w:sz="4" w:space="0" w:color="auto"/>
@@ -6279,7 +6683,7 @@
         </w:tc>
         <w:tc>
           <w:tcPr>
-            <w:tcW w:w="1317" w:type="pct"/>
+            <w:tcW w:w="688" w:type="pct"/>
             <w:tcBorders>
               <w:top w:val="single" w:sz="4" w:space="0" w:color="auto"/>
               <w:left w:val="single" w:sz="4" w:space="0" w:color="auto"/>
@@ -6308,7 +6712,7 @@
         </w:tc>
         <w:tc>
           <w:tcPr>
-            <w:tcW w:w="1106" w:type="pct"/>
+            <w:tcW w:w="563" w:type="pct"/>
             <w:tcBorders>
               <w:top w:val="single" w:sz="4" w:space="0" w:color="auto"/>
               <w:left w:val="single" w:sz="4" w:space="0" w:color="auto"/>
@@ -6333,6 +6737,8 @@
             <w:r>
               <w:rPr>
                 <w:rFonts w:cs="Calibri"/>
+                <w:b/>
+                <w:bCs/>
                 <w:sz w:val="22"/>
               </w:rPr>
               <w:t>{{phk.1.vyskyt_min_a|czech}}</w:t>
@@ -6341,7 +6747,7 @@
         </w:tc>
         <w:tc>
           <w:tcPr>
-            <w:tcW w:w="1419" w:type="pct"/>
+            <w:tcW w:w="758" w:type="pct"/>
             <w:tcBorders>
               <w:top w:val="single" w:sz="4" w:space="0" w:color="auto"/>
               <w:left w:val="single" w:sz="4" w:space="0" w:color="auto"/>
@@ -6376,7 +6782,7 @@
         </w:trPr>
         <w:tc>
           <w:tcPr>
-            <w:tcW w:w="1158" w:type="pct"/>
+            <w:tcW w:w="2991" w:type="pct"/>
             <w:tcBorders>
               <w:top w:val="single" w:sz="4" w:space="0" w:color="auto"/>
               <w:left w:val="single" w:sz="4" w:space="0" w:color="auto"/>
@@ -6403,7 +6809,7 @@
         </w:tc>
         <w:tc>
           <w:tcPr>
-            <w:tcW w:w="1317" w:type="pct"/>
+            <w:tcW w:w="688" w:type="pct"/>
             <w:tcBorders>
               <w:top w:val="single" w:sz="4" w:space="0" w:color="auto"/>
               <w:left w:val="single" w:sz="4" w:space="0" w:color="auto"/>
@@ -6432,7 +6838,7 @@
         </w:tc>
         <w:tc>
           <w:tcPr>
-            <w:tcW w:w="1106" w:type="pct"/>
+            <w:tcW w:w="563" w:type="pct"/>
             <w:tcBorders>
               <w:top w:val="single" w:sz="4" w:space="0" w:color="auto"/>
               <w:left w:val="single" w:sz="4" w:space="0" w:color="auto"/>
@@ -6445,16 +6851,19 @@
           </w:tcPr>
           <w:p>
             <w:pPr>
-              <w:rPr>
-                <w:rFonts w:cs="Calibri"/>
-                <w:b/>
-                <w:bCs/>
-                <w:sz w:val="22"/>
-              </w:rPr>
-            </w:pPr>
-            <w:r>
-              <w:rPr>
-                <w:rFonts w:cs="Calibri"/>
+              <w:jc w:val="center"/>
+              <w:rPr>
+                <w:rFonts w:cs="Calibri"/>
+                <w:b/>
+                <w:bCs/>
+                <w:sz w:val="22"/>
+              </w:rPr>
+            </w:pPr>
+            <w:r>
+              <w:rPr>
+                <w:rFonts w:cs="Calibri"/>
+                <w:b/>
+                <w:bCs/>
                 <w:sz w:val="22"/>
               </w:rPr>
               <w:t>{{phk.2.vyskyt_min_a|czech}}</w:t>
@@ -6463,7 +6872,7 @@
         </w:tc>
         <w:tc>
           <w:tcPr>
-            <w:tcW w:w="1419" w:type="pct"/>
+            <w:tcW w:w="758" w:type="pct"/>
             <w:tcBorders>
               <w:top w:val="single" w:sz="4" w:space="0" w:color="auto"/>
               <w:left w:val="single" w:sz="4" w:space="0" w:color="auto"/>
@@ -6498,7 +6907,7 @@
         </w:trPr>
         <w:tc>
           <w:tcPr>
-            <w:tcW w:w="1158" w:type="pct"/>
+            <w:tcW w:w="2991" w:type="pct"/>
             <w:tcBorders>
               <w:top w:val="single" w:sz="4" w:space="0" w:color="auto"/>
               <w:left w:val="single" w:sz="4" w:space="0" w:color="auto"/>
@@ -6525,7 +6934,7 @@
         </w:tc>
         <w:tc>
           <w:tcPr>
-            <w:tcW w:w="1317" w:type="pct"/>
+            <w:tcW w:w="688" w:type="pct"/>
             <w:tcBorders>
               <w:top w:val="single" w:sz="4" w:space="0" w:color="auto"/>
               <w:left w:val="single" w:sz="4" w:space="0" w:color="auto"/>
@@ -6554,7 +6963,7 @@
         </w:tc>
         <w:tc>
           <w:tcPr>
-            <w:tcW w:w="1106" w:type="pct"/>
+            <w:tcW w:w="563" w:type="pct"/>
             <w:tcBorders>
               <w:top w:val="single" w:sz="4" w:space="0" w:color="auto"/>
               <w:left w:val="single" w:sz="4" w:space="0" w:color="auto"/>
@@ -6567,16 +6976,19 @@
           </w:tcPr>
           <w:p>
             <w:pPr>
-              <w:rPr>
-                <w:rFonts w:cs="Calibri"/>
-                <w:b/>
-                <w:bCs/>
-                <w:sz w:val="22"/>
-              </w:rPr>
-            </w:pPr>
-            <w:r>
-              <w:rPr>
-                <w:rFonts w:cs="Calibri"/>
+              <w:jc w:val="center"/>
+              <w:rPr>
+                <w:rFonts w:cs="Calibri"/>
+                <w:b/>
+                <w:bCs/>
+                <w:sz w:val="22"/>
+              </w:rPr>
+            </w:pPr>
+            <w:r>
+              <w:rPr>
+                <w:rFonts w:cs="Calibri"/>
+                <w:b/>
+                <w:bCs/>
                 <w:sz w:val="22"/>
               </w:rPr>
               <w:t>{{phk.3.vyskyt_min_a|czech}}</w:t>
@@ -6585,7 +6997,7 @@
         </w:tc>
         <w:tc>
           <w:tcPr>
-            <w:tcW w:w="1419" w:type="pct"/>
+            <w:tcW w:w="758" w:type="pct"/>
             <w:tcBorders>
               <w:top w:val="single" w:sz="4" w:space="0" w:color="auto"/>
               <w:left w:val="single" w:sz="4" w:space="0" w:color="auto"/>
@@ -6620,7 +7032,7 @@
         </w:trPr>
         <w:tc>
           <w:tcPr>
-            <w:tcW w:w="1158" w:type="pct"/>
+            <w:tcW w:w="2991" w:type="pct"/>
             <w:tcBorders>
               <w:top w:val="single" w:sz="4" w:space="0" w:color="auto"/>
               <w:left w:val="single" w:sz="4" w:space="0" w:color="auto"/>
@@ -6647,7 +7059,7 @@
         </w:tc>
         <w:tc>
           <w:tcPr>
-            <w:tcW w:w="1317" w:type="pct"/>
+            <w:tcW w:w="688" w:type="pct"/>
             <w:tcBorders>
               <w:top w:val="single" w:sz="4" w:space="0" w:color="auto"/>
               <w:left w:val="single" w:sz="4" w:space="0" w:color="auto"/>
@@ -6676,7 +7088,7 @@
         </w:tc>
         <w:tc>
           <w:tcPr>
-            <w:tcW w:w="1106" w:type="pct"/>
+            <w:tcW w:w="563" w:type="pct"/>
             <w:tcBorders>
               <w:top w:val="single" w:sz="4" w:space="0" w:color="auto"/>
               <w:left w:val="single" w:sz="4" w:space="0" w:color="auto"/>
@@ -6689,16 +7101,19 @@
           </w:tcPr>
           <w:p>
             <w:pPr>
-              <w:rPr>
-                <w:rFonts w:cs="Calibri"/>
-                <w:b/>
-                <w:bCs/>
-                <w:sz w:val="22"/>
-              </w:rPr>
-            </w:pPr>
-            <w:r>
-              <w:rPr>
-                <w:rFonts w:cs="Calibri"/>
+              <w:jc w:val="center"/>
+              <w:rPr>
+                <w:rFonts w:cs="Calibri"/>
+                <w:b/>
+                <w:bCs/>
+                <w:sz w:val="22"/>
+              </w:rPr>
+            </w:pPr>
+            <w:r>
+              <w:rPr>
+                <w:rFonts w:cs="Calibri"/>
+                <w:b/>
+                <w:bCs/>
                 <w:sz w:val="22"/>
               </w:rPr>
               <w:t>{{phk.4.vyskyt_min_a|czech}}</w:t>
@@ -6707,7 +7122,7 @@
         </w:tc>
         <w:tc>
           <w:tcPr>
-            <w:tcW w:w="1419" w:type="pct"/>
+            <w:tcW w:w="758" w:type="pct"/>
             <w:tcBorders>
               <w:top w:val="single" w:sz="4" w:space="0" w:color="auto"/>
               <w:left w:val="single" w:sz="4" w:space="0" w:color="auto"/>
@@ -6742,7 +7157,7 @@
         </w:trPr>
         <w:tc>
           <w:tcPr>
-            <w:tcW w:w="1158" w:type="pct"/>
+            <w:tcW w:w="2991" w:type="pct"/>
             <w:tcBorders>
               <w:top w:val="single" w:sz="4" w:space="0" w:color="auto"/>
               <w:left w:val="single" w:sz="4" w:space="0" w:color="auto"/>
@@ -6769,7 +7184,7 @@
         </w:tc>
         <w:tc>
           <w:tcPr>
-            <w:tcW w:w="1317" w:type="pct"/>
+            <w:tcW w:w="688" w:type="pct"/>
             <w:tcBorders>
               <w:top w:val="single" w:sz="4" w:space="0" w:color="auto"/>
               <w:left w:val="single" w:sz="4" w:space="0" w:color="auto"/>
@@ -6798,7 +7213,7 @@
         </w:tc>
         <w:tc>
           <w:tcPr>
-            <w:tcW w:w="1106" w:type="pct"/>
+            <w:tcW w:w="563" w:type="pct"/>
             <w:tcBorders>
               <w:top w:val="single" w:sz="4" w:space="0" w:color="auto"/>
               <w:left w:val="single" w:sz="4" w:space="0" w:color="auto"/>
@@ -6811,16 +7226,19 @@
           </w:tcPr>
           <w:p>
             <w:pPr>
-              <w:rPr>
-                <w:rFonts w:cs="Calibri"/>
-                <w:b/>
-                <w:bCs/>
-                <w:sz w:val="22"/>
-              </w:rPr>
-            </w:pPr>
-            <w:r>
-              <w:rPr>
-                <w:rFonts w:cs="Calibri"/>
+              <w:jc w:val="center"/>
+              <w:rPr>
+                <w:rFonts w:cs="Calibri"/>
+                <w:b/>
+                <w:bCs/>
+                <w:sz w:val="22"/>
+              </w:rPr>
+            </w:pPr>
+            <w:r>
+              <w:rPr>
+                <w:rFonts w:cs="Calibri"/>
+                <w:b/>
+                <w:bCs/>
                 <w:sz w:val="22"/>
               </w:rPr>
               <w:t>{{phk.5.vyskyt_min_a|czech}}</w:t>
@@ -6829,7 +7247,7 @@
         </w:tc>
         <w:tc>
           <w:tcPr>
-            <w:tcW w:w="1419" w:type="pct"/>
+            <w:tcW w:w="758" w:type="pct"/>
             <w:tcBorders>
               <w:top w:val="single" w:sz="4" w:space="0" w:color="auto"/>
               <w:left w:val="single" w:sz="4" w:space="0" w:color="auto"/>
@@ -6864,7 +7282,7 @@
         </w:trPr>
         <w:tc>
           <w:tcPr>
-            <w:tcW w:w="1158" w:type="pct"/>
+            <w:tcW w:w="2991" w:type="pct"/>
             <w:tcBorders>
               <w:top w:val="single" w:sz="4" w:space="0" w:color="auto"/>
               <w:left w:val="single" w:sz="4" w:space="0" w:color="auto"/>
@@ -6891,7 +7309,7 @@
         </w:tc>
         <w:tc>
           <w:tcPr>
-            <w:tcW w:w="1317" w:type="pct"/>
+            <w:tcW w:w="688" w:type="pct"/>
             <w:tcBorders>
               <w:top w:val="single" w:sz="4" w:space="0" w:color="auto"/>
               <w:left w:val="single" w:sz="4" w:space="0" w:color="auto"/>
@@ -6920,7 +7338,7 @@
         </w:tc>
         <w:tc>
           <w:tcPr>
-            <w:tcW w:w="1106" w:type="pct"/>
+            <w:tcW w:w="563" w:type="pct"/>
             <w:tcBorders>
               <w:top w:val="single" w:sz="4" w:space="0" w:color="auto"/>
               <w:left w:val="single" w:sz="4" w:space="0" w:color="auto"/>
@@ -6933,16 +7351,19 @@
           </w:tcPr>
           <w:p>
             <w:pPr>
-              <w:rPr>
-                <w:rFonts w:cs="Calibri"/>
-                <w:b/>
-                <w:bCs/>
-                <w:sz w:val="22"/>
-              </w:rPr>
-            </w:pPr>
-            <w:r>
-              <w:rPr>
-                <w:rFonts w:cs="Calibri"/>
+              <w:jc w:val="center"/>
+              <w:rPr>
+                <w:rFonts w:cs="Calibri"/>
+                <w:b/>
+                <w:bCs/>
+                <w:sz w:val="22"/>
+              </w:rPr>
+            </w:pPr>
+            <w:r>
+              <w:rPr>
+                <w:rFonts w:cs="Calibri"/>
+                <w:b/>
+                <w:bCs/>
                 <w:sz w:val="22"/>
               </w:rPr>
               <w:t>{{phk.6.vyskyt_min_a|czech}}</w:t>
@@ -6951,7 +7372,7 @@
         </w:tc>
         <w:tc>
           <w:tcPr>
-            <w:tcW w:w="1419" w:type="pct"/>
+            <w:tcW w:w="758" w:type="pct"/>
             <w:tcBorders>
               <w:top w:val="single" w:sz="4" w:space="0" w:color="auto"/>
               <w:left w:val="single" w:sz="4" w:space="0" w:color="auto"/>
@@ -6986,7 +7407,7 @@
         </w:trPr>
         <w:tc>
           <w:tcPr>
-            <w:tcW w:w="1158" w:type="pct"/>
+            <w:tcW w:w="2991" w:type="pct"/>
             <w:tcBorders>
               <w:top w:val="single" w:sz="4" w:space="0" w:color="auto"/>
               <w:left w:val="single" w:sz="4" w:space="0" w:color="auto"/>
@@ -7013,7 +7434,7 @@
         </w:tc>
         <w:tc>
           <w:tcPr>
-            <w:tcW w:w="1317" w:type="pct"/>
+            <w:tcW w:w="688" w:type="pct"/>
             <w:tcBorders>
               <w:top w:val="single" w:sz="4" w:space="0" w:color="auto"/>
               <w:left w:val="single" w:sz="4" w:space="0" w:color="auto"/>
@@ -7042,7 +7463,7 @@
         </w:tc>
         <w:tc>
           <w:tcPr>
-            <w:tcW w:w="1106" w:type="pct"/>
+            <w:tcW w:w="563" w:type="pct"/>
             <w:tcBorders>
               <w:top w:val="single" w:sz="4" w:space="0" w:color="auto"/>
               <w:left w:val="single" w:sz="4" w:space="0" w:color="auto"/>
@@ -7055,16 +7476,19 @@
           </w:tcPr>
           <w:p>
             <w:pPr>
-              <w:rPr>
-                <w:rFonts w:cs="Calibri"/>
-                <w:b/>
-                <w:bCs/>
-                <w:sz w:val="22"/>
-              </w:rPr>
-            </w:pPr>
-            <w:r>
-              <w:rPr>
-                <w:rFonts w:cs="Calibri"/>
+              <w:jc w:val="center"/>
+              <w:rPr>
+                <w:rFonts w:cs="Calibri"/>
+                <w:b/>
+                <w:bCs/>
+                <w:sz w:val="22"/>
+              </w:rPr>
+            </w:pPr>
+            <w:r>
+              <w:rPr>
+                <w:rFonts w:cs="Calibri"/>
+                <w:b/>
+                <w:bCs/>
                 <w:sz w:val="22"/>
               </w:rPr>
               <w:t>{{phk.7.vyskyt_min_a|czech}}</w:t>
@@ -7073,7 +7497,7 @@
         </w:tc>
         <w:tc>
           <w:tcPr>
-            <w:tcW w:w="1419" w:type="pct"/>
+            <w:tcW w:w="758" w:type="pct"/>
             <w:tcBorders>
               <w:top w:val="single" w:sz="4" w:space="0" w:color="auto"/>
               <w:left w:val="single" w:sz="4" w:space="0" w:color="auto"/>
@@ -7108,7 +7532,7 @@
         </w:trPr>
         <w:tc>
           <w:tcPr>
-            <w:tcW w:w="1158" w:type="pct"/>
+            <w:tcW w:w="2991" w:type="pct"/>
             <w:tcBorders>
               <w:top w:val="single" w:sz="4" w:space="0" w:color="auto"/>
               <w:left w:val="single" w:sz="4" w:space="0" w:color="auto"/>
@@ -7135,7 +7559,7 @@
         </w:tc>
         <w:tc>
           <w:tcPr>
-            <w:tcW w:w="1317" w:type="pct"/>
+            <w:tcW w:w="688" w:type="pct"/>
             <w:tcBorders>
               <w:top w:val="single" w:sz="4" w:space="0" w:color="auto"/>
               <w:left w:val="single" w:sz="4" w:space="0" w:color="auto"/>
@@ -7164,7 +7588,7 @@
         </w:tc>
         <w:tc>
           <w:tcPr>
-            <w:tcW w:w="1106" w:type="pct"/>
+            <w:tcW w:w="563" w:type="pct"/>
             <w:tcBorders>
               <w:top w:val="single" w:sz="4" w:space="0" w:color="auto"/>
               <w:left w:val="single" w:sz="4" w:space="0" w:color="auto"/>
@@ -7177,25 +7601,38 @@
           </w:tcPr>
           <w:p>
             <w:pPr>
-              <w:rPr>
-                <w:rFonts w:cs="Calibri"/>
-                <w:b/>
-                <w:bCs/>
-                <w:sz w:val="22"/>
-              </w:rPr>
-            </w:pPr>
-            <w:r>
-              <w:rPr>
-                <w:rFonts w:cs="Calibri"/>
-                <w:sz w:val="22"/>
-              </w:rPr>
-              <w:t>{{phk.8.vyskyt_min_a|czech}}</w:t>
-            </w:r>
-          </w:p>
-        </w:tc>
-        <w:tc>
-          <w:tcPr>
-            <w:tcW w:w="1419" w:type="pct"/>
+              <w:jc w:val="center"/>
+              <w:rPr>
+                <w:rFonts w:cs="Calibri"/>
+                <w:b/>
+                <w:bCs/>
+                <w:sz w:val="22"/>
+              </w:rPr>
+            </w:pPr>
+            <w:r>
+              <w:rPr>
+                <w:rFonts w:cs="Calibri"/>
+                <w:b/>
+                <w:bCs/>
+                <w:sz w:val="22"/>
+              </w:rPr>
+              <w:t>{{phk.8.vyskyt_min_a|czec</w:t>
+            </w:r>
+            <w:r>
+              <w:rPr>
+                <w:rFonts w:cs="Calibri"/>
+                <w:b/>
+                <w:bCs/>
+                <w:sz w:val="22"/>
+              </w:rPr>
+              <w:lastRenderedPageBreak/>
+              <w:t>h}}</w:t>
+            </w:r>
+          </w:p>
+        </w:tc>
+        <w:tc>
+          <w:tcPr>
+            <w:tcW w:w="758" w:type="pct"/>
             <w:tcBorders>
               <w:top w:val="single" w:sz="4" w:space="0" w:color="auto"/>
               <w:left w:val="single" w:sz="4" w:space="0" w:color="auto"/>
@@ -7218,6 +7655,7 @@
                 <w:rFonts w:cs="Calibri"/>
                 <w:sz w:val="22"/>
               </w:rPr>
+              <w:lastRenderedPageBreak/>
               <w:t>{{phk.8.typ_pracovni_polohy|czech}}</w:t>
             </w:r>
           </w:p>
@@ -7230,7 +7668,7 @@
         </w:trPr>
         <w:tc>
           <w:tcPr>
-            <w:tcW w:w="1158" w:type="pct"/>
+            <w:tcW w:w="2991" w:type="pct"/>
             <w:tcBorders>
               <w:top w:val="single" w:sz="4" w:space="0" w:color="auto"/>
               <w:left w:val="single" w:sz="4" w:space="0" w:color="auto"/>
@@ -7257,7 +7695,7 @@
         </w:tc>
         <w:tc>
           <w:tcPr>
-            <w:tcW w:w="1317" w:type="pct"/>
+            <w:tcW w:w="688" w:type="pct"/>
             <w:tcBorders>
               <w:top w:val="single" w:sz="4" w:space="0" w:color="auto"/>
               <w:left w:val="single" w:sz="4" w:space="0" w:color="auto"/>
@@ -7286,7 +7724,7 @@
         </w:tc>
         <w:tc>
           <w:tcPr>
-            <w:tcW w:w="1106" w:type="pct"/>
+            <w:tcW w:w="563" w:type="pct"/>
             <w:tcBorders>
               <w:top w:val="single" w:sz="4" w:space="0" w:color="auto"/>
               <w:left w:val="single" w:sz="4" w:space="0" w:color="auto"/>
@@ -7299,16 +7737,19 @@
           </w:tcPr>
           <w:p>
             <w:pPr>
-              <w:rPr>
-                <w:rFonts w:cs="Calibri"/>
-                <w:b/>
-                <w:bCs/>
-                <w:sz w:val="22"/>
-              </w:rPr>
-            </w:pPr>
-            <w:r>
-              <w:rPr>
-                <w:rFonts w:cs="Calibri"/>
+              <w:jc w:val="center"/>
+              <w:rPr>
+                <w:rFonts w:cs="Calibri"/>
+                <w:b/>
+                <w:bCs/>
+                <w:sz w:val="22"/>
+              </w:rPr>
+            </w:pPr>
+            <w:r>
+              <w:rPr>
+                <w:rFonts w:cs="Calibri"/>
+                <w:b/>
+                <w:bCs/>
                 <w:sz w:val="22"/>
               </w:rPr>
               <w:t>{{phk.9.vyskyt_min_a|czech}}</w:t>
@@ -7317,7 +7758,7 @@
         </w:tc>
         <w:tc>
           <w:tcPr>
-            <w:tcW w:w="1419" w:type="pct"/>
+            <w:tcW w:w="758" w:type="pct"/>
             <w:tcBorders>
               <w:top w:val="single" w:sz="4" w:space="0" w:color="auto"/>
               <w:left w:val="single" w:sz="4" w:space="0" w:color="auto"/>
@@ -7352,7 +7793,7 @@
         </w:trPr>
         <w:tc>
           <w:tcPr>
-            <w:tcW w:w="1158" w:type="pct"/>
+            <w:tcW w:w="2991" w:type="pct"/>
             <w:tcBorders>
               <w:top w:val="single" w:sz="4" w:space="0" w:color="auto"/>
               <w:left w:val="single" w:sz="4" w:space="0" w:color="auto"/>
@@ -7379,7 +7820,7 @@
         </w:tc>
         <w:tc>
           <w:tcPr>
-            <w:tcW w:w="1317" w:type="pct"/>
+            <w:tcW w:w="688" w:type="pct"/>
             <w:tcBorders>
               <w:top w:val="single" w:sz="4" w:space="0" w:color="auto"/>
               <w:left w:val="single" w:sz="4" w:space="0" w:color="auto"/>
@@ -7408,7 +7849,7 @@
         </w:tc>
         <w:tc>
           <w:tcPr>
-            <w:tcW w:w="1106" w:type="pct"/>
+            <w:tcW w:w="563" w:type="pct"/>
             <w:tcBorders>
               <w:top w:val="single" w:sz="4" w:space="0" w:color="auto"/>
               <w:left w:val="single" w:sz="4" w:space="0" w:color="auto"/>
@@ -7421,16 +7862,19 @@
           </w:tcPr>
           <w:p>
             <w:pPr>
-              <w:rPr>
-                <w:rFonts w:cs="Calibri"/>
-                <w:b/>
-                <w:bCs/>
-                <w:sz w:val="22"/>
-              </w:rPr>
-            </w:pPr>
-            <w:r>
-              <w:rPr>
-                <w:rFonts w:cs="Calibri"/>
+              <w:jc w:val="center"/>
+              <w:rPr>
+                <w:rFonts w:cs="Calibri"/>
+                <w:b/>
+                <w:bCs/>
+                <w:sz w:val="22"/>
+              </w:rPr>
+            </w:pPr>
+            <w:r>
+              <w:rPr>
+                <w:rFonts w:cs="Calibri"/>
+                <w:b/>
+                <w:bCs/>
                 <w:sz w:val="22"/>
               </w:rPr>
               <w:t>{{phk.10.vyskyt_min_a|czech}}</w:t>
@@ -7439,7 +7883,7 @@
         </w:tc>
         <w:tc>
           <w:tcPr>
-            <w:tcW w:w="1419" w:type="pct"/>
+            <w:tcW w:w="758" w:type="pct"/>
             <w:tcBorders>
               <w:top w:val="single" w:sz="4" w:space="0" w:color="auto"/>
               <w:left w:val="single" w:sz="4" w:space="0" w:color="auto"/>
@@ -7471,7 +7915,7 @@
     <w:p/>
     <w:tbl>
       <w:tblPr>
-        <w:tblW w:w="4135" w:type="pct"/>
+        <w:tblW w:w="5002" w:type="pct"/>
         <w:jc w:val="center"/>
         <w:tblBorders>
           <w:top w:val="single" w:sz="4" w:space="0" w:color="auto"/>
@@ -7481,6 +7925,7 @@
           <w:insideH w:val="single" w:sz="4" w:space="0" w:color="auto"/>
           <w:insideV w:val="single" w:sz="4" w:space="0" w:color="auto"/>
         </w:tblBorders>
+        <w:tblLayout w:type="fixed"/>
         <w:tblCellMar>
           <w:left w:w="70" w:type="dxa"/>
           <w:right w:w="70" w:type="dxa"/>
@@ -7488,10 +7933,10 @@
         <w:tblLook w:val="04A0" w:firstRow="1" w:lastRow="0" w:firstColumn="1" w:lastColumn="0" w:noHBand="0" w:noVBand="1"/>
       </w:tblPr>
       <w:tblGrid>
-        <w:gridCol w:w="2108"/>
-        <w:gridCol w:w="2424"/>
-        <w:gridCol w:w="2098"/>
-        <w:gridCol w:w="2582"/>
+        <w:gridCol w:w="5515"/>
+        <w:gridCol w:w="1266"/>
+        <w:gridCol w:w="1038"/>
+        <w:gridCol w:w="1397"/>
       </w:tblGrid>
       <w:tr>
         <w:trPr>
@@ -7500,7 +7945,7 @@
         </w:trPr>
         <w:tc>
           <w:tcPr>
-            <w:tcW w:w="1179" w:type="pct"/>
+            <w:tcW w:w="2992" w:type="pct"/>
             <w:vMerge w:val="restart"/>
             <w:shd w:val="clear" w:color="000000" w:fill="BFBFBF"/>
             <w:vAlign w:val="center"/>
@@ -7534,7 +7979,7 @@
         </w:tc>
         <w:tc>
           <w:tcPr>
-            <w:tcW w:w="1310" w:type="pct"/>
+            <w:tcW w:w="687" w:type="pct"/>
             <w:vMerge w:val="restart"/>
             <w:shd w:val="clear" w:color="000000" w:fill="BFBFBF"/>
             <w:vAlign w:val="center"/>
@@ -7565,7 +8010,7 @@
         </w:tc>
         <w:tc>
           <w:tcPr>
-            <w:tcW w:w="1095" w:type="pct"/>
+            <w:tcW w:w="563" w:type="pct"/>
             <w:shd w:val="clear" w:color="000000" w:fill="BFBFBF"/>
             <w:noWrap/>
             <w:vAlign w:val="center"/>
@@ -7606,7 +8051,7 @@
         </w:tc>
         <w:tc>
           <w:tcPr>
-            <w:tcW w:w="1415" w:type="pct"/>
+            <w:tcW w:w="758" w:type="pct"/>
             <w:vMerge w:val="restart"/>
             <w:shd w:val="clear" w:color="000000" w:fill="BFBFBF"/>
             <w:vAlign w:val="center"/>
@@ -7643,7 +8088,7 @@
         </w:trPr>
         <w:tc>
           <w:tcPr>
-            <w:tcW w:w="1179" w:type="pct"/>
+            <w:tcW w:w="2992" w:type="pct"/>
             <w:vMerge/>
             <w:vAlign w:val="center"/>
             <w:hideMark/>
@@ -7662,7 +8107,7 @@
         </w:tc>
         <w:tc>
           <w:tcPr>
-            <w:tcW w:w="1310" w:type="pct"/>
+            <w:tcW w:w="687" w:type="pct"/>
             <w:vMerge/>
             <w:shd w:val="clear" w:color="000000" w:fill="BFBFBF"/>
             <w:vAlign w:val="center"/>
@@ -7682,7 +8127,7 @@
         </w:tc>
         <w:tc>
           <w:tcPr>
-            <w:tcW w:w="1095" w:type="pct"/>
+            <w:tcW w:w="563" w:type="pct"/>
             <w:shd w:val="clear" w:color="000000" w:fill="BFBFBF"/>
             <w:vAlign w:val="center"/>
             <w:hideMark/>
@@ -7754,7 +8199,7 @@
         </w:tc>
         <w:tc>
           <w:tcPr>
-            <w:tcW w:w="1415" w:type="pct"/>
+            <w:tcW w:w="758" w:type="pct"/>
             <w:vMerge/>
             <w:vAlign w:val="center"/>
             <w:hideMark/>
@@ -7769,6 +8214,46 @@
                 <w:lang w:eastAsia="cs-CZ"/>
               </w:rPr>
             </w:pPr>
+          </w:p>
+        </w:tc>
+      </w:tr>
+      <w:tr>
+        <w:trPr>
+          <w:trHeight w:val="288"/>
+          <w:jc w:val="center"/>
+        </w:trPr>
+        <w:tc>
+          <w:tcPr>
+            <w:tcW w:w="5000" w:type="pct"/>
+            <w:gridSpan w:val="4"/>
+            <w:tcBorders>
+              <w:top w:val="single" w:sz="4" w:space="0" w:color="auto"/>
+              <w:left w:val="single" w:sz="4" w:space="0" w:color="auto"/>
+              <w:bottom w:val="single" w:sz="4" w:space="0" w:color="auto"/>
+              <w:right w:val="single" w:sz="4" w:space="0" w:color="auto"/>
+            </w:tcBorders>
+            <w:shd w:val="clear" w:color="auto" w:fill="F2F2F2" w:themeFill="background1" w:themeFillShade="F2"/>
+            <w:vAlign w:val="center"/>
+          </w:tcPr>
+          <w:p>
+            <w:pPr>
+              <w:jc w:val="center"/>
+              <w:rPr>
+                <w:rFonts w:cs="Calibri"/>
+                <w:b/>
+                <w:bCs/>
+                <w:sz w:val="22"/>
+              </w:rPr>
+            </w:pPr>
+            <w:r>
+              <w:rPr>
+                <w:rFonts w:cs="Calibri"/>
+                <w:b/>
+                <w:bCs/>
+                <w:sz w:val="22"/>
+              </w:rPr>
+              <w:t>LEVÁ HORNÍ KONČETINA</w:t>
+            </w:r>
           </w:p>
         </w:tc>
       </w:tr>
@@ -7779,7 +8264,7 @@
         </w:trPr>
         <w:tc>
           <w:tcPr>
-            <w:tcW w:w="1179" w:type="pct"/>
+            <w:tcW w:w="2992" w:type="pct"/>
             <w:tcBorders>
               <w:top w:val="single" w:sz="4" w:space="0" w:color="auto"/>
               <w:left w:val="single" w:sz="4" w:space="0" w:color="auto"/>
@@ -7806,7 +8291,7 @@
         </w:tc>
         <w:tc>
           <w:tcPr>
-            <w:tcW w:w="1310" w:type="pct"/>
+            <w:tcW w:w="687" w:type="pct"/>
             <w:tcBorders>
               <w:top w:val="single" w:sz="4" w:space="0" w:color="auto"/>
               <w:left w:val="single" w:sz="4" w:space="0" w:color="auto"/>
@@ -7835,7 +8320,7 @@
         </w:tc>
         <w:tc>
           <w:tcPr>
-            <w:tcW w:w="1095" w:type="pct"/>
+            <w:tcW w:w="563" w:type="pct"/>
             <w:tcBorders>
               <w:top w:val="single" w:sz="4" w:space="0" w:color="auto"/>
               <w:left w:val="single" w:sz="4" w:space="0" w:color="auto"/>
@@ -7860,6 +8345,8 @@
             <w:r>
               <w:rPr>
                 <w:rFonts w:cs="Calibri"/>
+                <w:b/>
+                <w:bCs/>
                 <w:sz w:val="22"/>
               </w:rPr>
               <w:t>{{lhk.1.vyskyt_min_a|czech}}</w:t>
@@ -7868,7 +8355,7 @@
         </w:tc>
         <w:tc>
           <w:tcPr>
-            <w:tcW w:w="1415" w:type="pct"/>
+            <w:tcW w:w="758" w:type="pct"/>
             <w:tcBorders>
               <w:top w:val="single" w:sz="4" w:space="0" w:color="auto"/>
               <w:left w:val="single" w:sz="4" w:space="0" w:color="auto"/>
@@ -7903,7 +8390,7 @@
         </w:trPr>
         <w:tc>
           <w:tcPr>
-            <w:tcW w:w="1179" w:type="pct"/>
+            <w:tcW w:w="2992" w:type="pct"/>
             <w:tcBorders>
               <w:top w:val="single" w:sz="4" w:space="0" w:color="auto"/>
               <w:left w:val="single" w:sz="4" w:space="0" w:color="auto"/>
@@ -7930,7 +8417,7 @@
         </w:tc>
         <w:tc>
           <w:tcPr>
-            <w:tcW w:w="1310" w:type="pct"/>
+            <w:tcW w:w="687" w:type="pct"/>
             <w:tcBorders>
               <w:top w:val="single" w:sz="4" w:space="0" w:color="auto"/>
               <w:left w:val="single" w:sz="4" w:space="0" w:color="auto"/>
@@ -7959,7 +8446,7 @@
         </w:tc>
         <w:tc>
           <w:tcPr>
-            <w:tcW w:w="1095" w:type="pct"/>
+            <w:tcW w:w="563" w:type="pct"/>
             <w:tcBorders>
               <w:top w:val="single" w:sz="4" w:space="0" w:color="auto"/>
               <w:left w:val="single" w:sz="4" w:space="0" w:color="auto"/>
@@ -7972,16 +8459,19 @@
           </w:tcPr>
           <w:p>
             <w:pPr>
-              <w:rPr>
-                <w:rFonts w:cs="Calibri"/>
-                <w:b/>
-                <w:bCs/>
-                <w:sz w:val="22"/>
-              </w:rPr>
-            </w:pPr>
-            <w:r>
-              <w:rPr>
-                <w:rFonts w:cs="Calibri"/>
+              <w:jc w:val="center"/>
+              <w:rPr>
+                <w:rFonts w:cs="Calibri"/>
+                <w:b/>
+                <w:bCs/>
+                <w:sz w:val="22"/>
+              </w:rPr>
+            </w:pPr>
+            <w:r>
+              <w:rPr>
+                <w:rFonts w:cs="Calibri"/>
+                <w:b/>
+                <w:bCs/>
                 <w:sz w:val="22"/>
               </w:rPr>
               <w:t>{{lhk.2.vyskyt_min_a|czech}}</w:t>
@@ -7990,7 +8480,7 @@
         </w:tc>
         <w:tc>
           <w:tcPr>
-            <w:tcW w:w="1415" w:type="pct"/>
+            <w:tcW w:w="758" w:type="pct"/>
             <w:tcBorders>
               <w:top w:val="single" w:sz="4" w:space="0" w:color="auto"/>
               <w:left w:val="single" w:sz="4" w:space="0" w:color="auto"/>
@@ -8025,7 +8515,7 @@
         </w:trPr>
         <w:tc>
           <w:tcPr>
-            <w:tcW w:w="1179" w:type="pct"/>
+            <w:tcW w:w="2992" w:type="pct"/>
             <w:tcBorders>
               <w:top w:val="single" w:sz="4" w:space="0" w:color="auto"/>
               <w:left w:val="single" w:sz="4" w:space="0" w:color="auto"/>
@@ -8052,7 +8542,7 @@
         </w:tc>
         <w:tc>
           <w:tcPr>
-            <w:tcW w:w="1310" w:type="pct"/>
+            <w:tcW w:w="687" w:type="pct"/>
             <w:tcBorders>
               <w:top w:val="single" w:sz="4" w:space="0" w:color="auto"/>
               <w:left w:val="single" w:sz="4" w:space="0" w:color="auto"/>
@@ -8081,7 +8571,7 @@
         </w:tc>
         <w:tc>
           <w:tcPr>
-            <w:tcW w:w="1095" w:type="pct"/>
+            <w:tcW w:w="563" w:type="pct"/>
             <w:tcBorders>
               <w:top w:val="single" w:sz="4" w:space="0" w:color="auto"/>
               <w:left w:val="single" w:sz="4" w:space="0" w:color="auto"/>
@@ -8094,16 +8584,19 @@
           </w:tcPr>
           <w:p>
             <w:pPr>
-              <w:rPr>
-                <w:rFonts w:cs="Calibri"/>
-                <w:b/>
-                <w:bCs/>
-                <w:sz w:val="22"/>
-              </w:rPr>
-            </w:pPr>
-            <w:r>
-              <w:rPr>
-                <w:rFonts w:cs="Calibri"/>
+              <w:jc w:val="center"/>
+              <w:rPr>
+                <w:rFonts w:cs="Calibri"/>
+                <w:b/>
+                <w:bCs/>
+                <w:sz w:val="22"/>
+              </w:rPr>
+            </w:pPr>
+            <w:r>
+              <w:rPr>
+                <w:rFonts w:cs="Calibri"/>
+                <w:b/>
+                <w:bCs/>
                 <w:sz w:val="22"/>
               </w:rPr>
               <w:t>{{lhk.3.vyskyt_min_a|czech}}</w:t>
@@ -8112,7 +8605,7 @@
         </w:tc>
         <w:tc>
           <w:tcPr>
-            <w:tcW w:w="1415" w:type="pct"/>
+            <w:tcW w:w="758" w:type="pct"/>
             <w:tcBorders>
               <w:top w:val="single" w:sz="4" w:space="0" w:color="auto"/>
               <w:left w:val="single" w:sz="4" w:space="0" w:color="auto"/>
@@ -8147,35 +8640,34 @@
         </w:trPr>
         <w:tc>
           <w:tcPr>
-            <w:tcW w:w="1179" w:type="pct"/>
-            <w:tcBorders>
-              <w:top w:val="single" w:sz="4" w:space="0" w:color="auto"/>
-              <w:left w:val="single" w:sz="4" w:space="0" w:color="auto"/>
-              <w:bottom w:val="single" w:sz="4" w:space="0" w:color="auto"/>
-              <w:right w:val="single" w:sz="4" w:space="0" w:color="auto"/>
-            </w:tcBorders>
-            <w:vAlign w:val="center"/>
-          </w:tcPr>
-          <w:p>
-            <w:pPr>
-              <w:rPr>
-                <w:rFonts w:cs="Calibri"/>
-                <w:sz w:val="22"/>
-              </w:rPr>
-            </w:pPr>
-            <w:r>
-              <w:rPr>
-                <w:rFonts w:cs="Calibri"/>
-                <w:sz w:val="22"/>
-              </w:rPr>
-              <w:lastRenderedPageBreak/>
+            <w:tcW w:w="2992" w:type="pct"/>
+            <w:tcBorders>
+              <w:top w:val="single" w:sz="4" w:space="0" w:color="auto"/>
+              <w:left w:val="single" w:sz="4" w:space="0" w:color="auto"/>
+              <w:bottom w:val="single" w:sz="4" w:space="0" w:color="auto"/>
+              <w:right w:val="single" w:sz="4" w:space="0" w:color="auto"/>
+            </w:tcBorders>
+            <w:vAlign w:val="center"/>
+          </w:tcPr>
+          <w:p>
+            <w:pPr>
+              <w:rPr>
+                <w:rFonts w:cs="Calibri"/>
+                <w:sz w:val="22"/>
+              </w:rPr>
+            </w:pPr>
+            <w:r>
+              <w:rPr>
+                <w:rFonts w:cs="Calibri"/>
+                <w:sz w:val="22"/>
+              </w:rPr>
               <w:t>{{lhk.4.nazev_polohy|czech}}</w:t>
             </w:r>
           </w:p>
         </w:tc>
         <w:tc>
           <w:tcPr>
-            <w:tcW w:w="1310" w:type="pct"/>
+            <w:tcW w:w="687" w:type="pct"/>
             <w:tcBorders>
               <w:top w:val="single" w:sz="4" w:space="0" w:color="auto"/>
               <w:left w:val="single" w:sz="4" w:space="0" w:color="auto"/>
@@ -8204,7 +8696,7 @@
         </w:tc>
         <w:tc>
           <w:tcPr>
-            <w:tcW w:w="1095" w:type="pct"/>
+            <w:tcW w:w="563" w:type="pct"/>
             <w:tcBorders>
               <w:top w:val="single" w:sz="4" w:space="0" w:color="auto"/>
               <w:left w:val="single" w:sz="4" w:space="0" w:color="auto"/>
@@ -8217,16 +8709,19 @@
           </w:tcPr>
           <w:p>
             <w:pPr>
-              <w:rPr>
-                <w:rFonts w:cs="Calibri"/>
-                <w:b/>
-                <w:bCs/>
-                <w:sz w:val="22"/>
-              </w:rPr>
-            </w:pPr>
-            <w:r>
-              <w:rPr>
-                <w:rFonts w:cs="Calibri"/>
+              <w:jc w:val="center"/>
+              <w:rPr>
+                <w:rFonts w:cs="Calibri"/>
+                <w:b/>
+                <w:bCs/>
+                <w:sz w:val="22"/>
+              </w:rPr>
+            </w:pPr>
+            <w:r>
+              <w:rPr>
+                <w:rFonts w:cs="Calibri"/>
+                <w:b/>
+                <w:bCs/>
                 <w:sz w:val="22"/>
               </w:rPr>
               <w:t>{{lhk.4.vyskyt_min_a|czech}}</w:t>
@@ -8235,7 +8730,7 @@
         </w:tc>
         <w:tc>
           <w:tcPr>
-            <w:tcW w:w="1415" w:type="pct"/>
+            <w:tcW w:w="758" w:type="pct"/>
             <w:tcBorders>
               <w:top w:val="single" w:sz="4" w:space="0" w:color="auto"/>
               <w:left w:val="single" w:sz="4" w:space="0" w:color="auto"/>
@@ -8270,7 +8765,7 @@
         </w:trPr>
         <w:tc>
           <w:tcPr>
-            <w:tcW w:w="1179" w:type="pct"/>
+            <w:tcW w:w="2992" w:type="pct"/>
             <w:tcBorders>
               <w:top w:val="single" w:sz="4" w:space="0" w:color="auto"/>
               <w:left w:val="single" w:sz="4" w:space="0" w:color="auto"/>
@@ -8297,7 +8792,7 @@
         </w:tc>
         <w:tc>
           <w:tcPr>
-            <w:tcW w:w="1310" w:type="pct"/>
+            <w:tcW w:w="687" w:type="pct"/>
             <w:tcBorders>
               <w:top w:val="single" w:sz="4" w:space="0" w:color="auto"/>
               <w:left w:val="single" w:sz="4" w:space="0" w:color="auto"/>
@@ -8326,7 +8821,7 @@
         </w:tc>
         <w:tc>
           <w:tcPr>
-            <w:tcW w:w="1095" w:type="pct"/>
+            <w:tcW w:w="563" w:type="pct"/>
             <w:tcBorders>
               <w:top w:val="single" w:sz="4" w:space="0" w:color="auto"/>
               <w:left w:val="single" w:sz="4" w:space="0" w:color="auto"/>
@@ -8339,16 +8834,19 @@
           </w:tcPr>
           <w:p>
             <w:pPr>
-              <w:rPr>
-                <w:rFonts w:cs="Calibri"/>
-                <w:b/>
-                <w:bCs/>
-                <w:sz w:val="22"/>
-              </w:rPr>
-            </w:pPr>
-            <w:r>
-              <w:rPr>
-                <w:rFonts w:cs="Calibri"/>
+              <w:jc w:val="center"/>
+              <w:rPr>
+                <w:rFonts w:cs="Calibri"/>
+                <w:b/>
+                <w:bCs/>
+                <w:sz w:val="22"/>
+              </w:rPr>
+            </w:pPr>
+            <w:r>
+              <w:rPr>
+                <w:rFonts w:cs="Calibri"/>
+                <w:b/>
+                <w:bCs/>
                 <w:sz w:val="22"/>
               </w:rPr>
               <w:t>{{lhk.5.vyskyt_min_a|czech}}</w:t>
@@ -8357,7 +8855,7 @@
         </w:tc>
         <w:tc>
           <w:tcPr>
-            <w:tcW w:w="1415" w:type="pct"/>
+            <w:tcW w:w="758" w:type="pct"/>
             <w:tcBorders>
               <w:top w:val="single" w:sz="4" w:space="0" w:color="auto"/>
               <w:left w:val="single" w:sz="4" w:space="0" w:color="auto"/>
@@ -8392,7 +8890,7 @@
         </w:trPr>
         <w:tc>
           <w:tcPr>
-            <w:tcW w:w="1179" w:type="pct"/>
+            <w:tcW w:w="2992" w:type="pct"/>
             <w:tcBorders>
               <w:top w:val="single" w:sz="4" w:space="0" w:color="auto"/>
               <w:left w:val="single" w:sz="4" w:space="0" w:color="auto"/>
@@ -8419,7 +8917,7 @@
         </w:tc>
         <w:tc>
           <w:tcPr>
-            <w:tcW w:w="1310" w:type="pct"/>
+            <w:tcW w:w="687" w:type="pct"/>
             <w:tcBorders>
               <w:top w:val="single" w:sz="4" w:space="0" w:color="auto"/>
               <w:left w:val="single" w:sz="4" w:space="0" w:color="auto"/>
@@ -8448,7 +8946,7 @@
         </w:tc>
         <w:tc>
           <w:tcPr>
-            <w:tcW w:w="1095" w:type="pct"/>
+            <w:tcW w:w="563" w:type="pct"/>
             <w:tcBorders>
               <w:top w:val="single" w:sz="4" w:space="0" w:color="auto"/>
               <w:left w:val="single" w:sz="4" w:space="0" w:color="auto"/>
@@ -8461,16 +8959,19 @@
           </w:tcPr>
           <w:p>
             <w:pPr>
-              <w:rPr>
-                <w:rFonts w:cs="Calibri"/>
-                <w:b/>
-                <w:bCs/>
-                <w:sz w:val="22"/>
-              </w:rPr>
-            </w:pPr>
-            <w:r>
-              <w:rPr>
-                <w:rFonts w:cs="Calibri"/>
+              <w:jc w:val="center"/>
+              <w:rPr>
+                <w:rFonts w:cs="Calibri"/>
+                <w:b/>
+                <w:bCs/>
+                <w:sz w:val="22"/>
+              </w:rPr>
+            </w:pPr>
+            <w:r>
+              <w:rPr>
+                <w:rFonts w:cs="Calibri"/>
+                <w:b/>
+                <w:bCs/>
                 <w:sz w:val="22"/>
               </w:rPr>
               <w:t>{{lhk.6.vyskyt_min_a|czech}}</w:t>
@@ -8479,7 +8980,7 @@
         </w:tc>
         <w:tc>
           <w:tcPr>
-            <w:tcW w:w="1415" w:type="pct"/>
+            <w:tcW w:w="758" w:type="pct"/>
             <w:tcBorders>
               <w:top w:val="single" w:sz="4" w:space="0" w:color="auto"/>
               <w:left w:val="single" w:sz="4" w:space="0" w:color="auto"/>
@@ -8514,7 +9015,7 @@
         </w:trPr>
         <w:tc>
           <w:tcPr>
-            <w:tcW w:w="1179" w:type="pct"/>
+            <w:tcW w:w="2992" w:type="pct"/>
             <w:tcBorders>
               <w:top w:val="single" w:sz="4" w:space="0" w:color="auto"/>
               <w:left w:val="single" w:sz="4" w:space="0" w:color="auto"/>
@@ -8541,7 +9042,7 @@
         </w:tc>
         <w:tc>
           <w:tcPr>
-            <w:tcW w:w="1310" w:type="pct"/>
+            <w:tcW w:w="687" w:type="pct"/>
             <w:tcBorders>
               <w:top w:val="single" w:sz="4" w:space="0" w:color="auto"/>
               <w:left w:val="single" w:sz="4" w:space="0" w:color="auto"/>
@@ -8570,7 +9071,7 @@
         </w:tc>
         <w:tc>
           <w:tcPr>
-            <w:tcW w:w="1095" w:type="pct"/>
+            <w:tcW w:w="563" w:type="pct"/>
             <w:tcBorders>
               <w:top w:val="single" w:sz="4" w:space="0" w:color="auto"/>
               <w:left w:val="single" w:sz="4" w:space="0" w:color="auto"/>
@@ -8583,16 +9084,19 @@
           </w:tcPr>
           <w:p>
             <w:pPr>
-              <w:rPr>
-                <w:rFonts w:cs="Calibri"/>
-                <w:b/>
-                <w:bCs/>
-                <w:sz w:val="22"/>
-              </w:rPr>
-            </w:pPr>
-            <w:r>
-              <w:rPr>
-                <w:rFonts w:cs="Calibri"/>
+              <w:jc w:val="center"/>
+              <w:rPr>
+                <w:rFonts w:cs="Calibri"/>
+                <w:b/>
+                <w:bCs/>
+                <w:sz w:val="22"/>
+              </w:rPr>
+            </w:pPr>
+            <w:r>
+              <w:rPr>
+                <w:rFonts w:cs="Calibri"/>
+                <w:b/>
+                <w:bCs/>
                 <w:sz w:val="22"/>
               </w:rPr>
               <w:t>{{lhk.7.vyskyt_min_a|czech}}</w:t>
@@ -8601,7 +9105,7 @@
         </w:tc>
         <w:tc>
           <w:tcPr>
-            <w:tcW w:w="1415" w:type="pct"/>
+            <w:tcW w:w="758" w:type="pct"/>
             <w:tcBorders>
               <w:top w:val="single" w:sz="4" w:space="0" w:color="auto"/>
               <w:left w:val="single" w:sz="4" w:space="0" w:color="auto"/>
@@ -8636,7 +9140,7 @@
         </w:trPr>
         <w:tc>
           <w:tcPr>
-            <w:tcW w:w="1179" w:type="pct"/>
+            <w:tcW w:w="2992" w:type="pct"/>
             <w:tcBorders>
               <w:top w:val="single" w:sz="4" w:space="0" w:color="auto"/>
               <w:left w:val="single" w:sz="4" w:space="0" w:color="auto"/>
@@ -8663,7 +9167,7 @@
         </w:tc>
         <w:tc>
           <w:tcPr>
-            <w:tcW w:w="1310" w:type="pct"/>
+            <w:tcW w:w="687" w:type="pct"/>
             <w:tcBorders>
               <w:top w:val="single" w:sz="4" w:space="0" w:color="auto"/>
               <w:left w:val="single" w:sz="4" w:space="0" w:color="auto"/>
@@ -8692,7 +9196,7 @@
         </w:tc>
         <w:tc>
           <w:tcPr>
-            <w:tcW w:w="1095" w:type="pct"/>
+            <w:tcW w:w="563" w:type="pct"/>
             <w:tcBorders>
               <w:top w:val="single" w:sz="4" w:space="0" w:color="auto"/>
               <w:left w:val="single" w:sz="4" w:space="0" w:color="auto"/>
@@ -8705,25 +9209,38 @@
           </w:tcPr>
           <w:p>
             <w:pPr>
-              <w:rPr>
-                <w:rFonts w:cs="Calibri"/>
-                <w:b/>
-                <w:bCs/>
-                <w:sz w:val="22"/>
-              </w:rPr>
-            </w:pPr>
-            <w:r>
-              <w:rPr>
-                <w:rFonts w:cs="Calibri"/>
-                <w:sz w:val="22"/>
-              </w:rPr>
-              <w:t>{{lhk.8.vyskyt_min_a|czech}}</w:t>
-            </w:r>
-          </w:p>
-        </w:tc>
-        <w:tc>
-          <w:tcPr>
-            <w:tcW w:w="1415" w:type="pct"/>
+              <w:jc w:val="center"/>
+              <w:rPr>
+                <w:rFonts w:cs="Calibri"/>
+                <w:b/>
+                <w:bCs/>
+                <w:sz w:val="22"/>
+              </w:rPr>
+            </w:pPr>
+            <w:r>
+              <w:rPr>
+                <w:rFonts w:cs="Calibri"/>
+                <w:b/>
+                <w:bCs/>
+                <w:sz w:val="22"/>
+              </w:rPr>
+              <w:t>{{lhk.8.vyskyt_min_a|czech</w:t>
+            </w:r>
+            <w:r>
+              <w:rPr>
+                <w:rFonts w:cs="Calibri"/>
+                <w:b/>
+                <w:bCs/>
+                <w:sz w:val="22"/>
+              </w:rPr>
+              <w:lastRenderedPageBreak/>
+              <w:t>}}</w:t>
+            </w:r>
+          </w:p>
+        </w:tc>
+        <w:tc>
+          <w:tcPr>
+            <w:tcW w:w="758" w:type="pct"/>
             <w:tcBorders>
               <w:top w:val="single" w:sz="4" w:space="0" w:color="auto"/>
               <w:left w:val="single" w:sz="4" w:space="0" w:color="auto"/>
@@ -8746,6 +9263,7 @@
                 <w:rFonts w:cs="Calibri"/>
                 <w:sz w:val="22"/>
               </w:rPr>
+              <w:lastRenderedPageBreak/>
               <w:t>{{lhk.8.typ_pracovni_polohy|czech}}</w:t>
             </w:r>
           </w:p>
@@ -8758,7 +9276,7 @@
         </w:trPr>
         <w:tc>
           <w:tcPr>
-            <w:tcW w:w="1179" w:type="pct"/>
+            <w:tcW w:w="2992" w:type="pct"/>
             <w:tcBorders>
               <w:top w:val="single" w:sz="4" w:space="0" w:color="auto"/>
               <w:left w:val="single" w:sz="4" w:space="0" w:color="auto"/>
@@ -8785,7 +9303,7 @@
         </w:tc>
         <w:tc>
           <w:tcPr>
-            <w:tcW w:w="1310" w:type="pct"/>
+            <w:tcW w:w="687" w:type="pct"/>
             <w:tcBorders>
               <w:top w:val="single" w:sz="4" w:space="0" w:color="auto"/>
               <w:left w:val="single" w:sz="4" w:space="0" w:color="auto"/>
@@ -8814,7 +9332,7 @@
         </w:tc>
         <w:tc>
           <w:tcPr>
-            <w:tcW w:w="1095" w:type="pct"/>
+            <w:tcW w:w="563" w:type="pct"/>
             <w:tcBorders>
               <w:top w:val="single" w:sz="4" w:space="0" w:color="auto"/>
               <w:left w:val="single" w:sz="4" w:space="0" w:color="auto"/>
@@ -8827,16 +9345,19 @@
           </w:tcPr>
           <w:p>
             <w:pPr>
-              <w:rPr>
-                <w:rFonts w:cs="Calibri"/>
-                <w:b/>
-                <w:bCs/>
-                <w:sz w:val="22"/>
-              </w:rPr>
-            </w:pPr>
-            <w:r>
-              <w:rPr>
-                <w:rFonts w:cs="Calibri"/>
+              <w:jc w:val="center"/>
+              <w:rPr>
+                <w:rFonts w:cs="Calibri"/>
+                <w:b/>
+                <w:bCs/>
+                <w:sz w:val="22"/>
+              </w:rPr>
+            </w:pPr>
+            <w:r>
+              <w:rPr>
+                <w:rFonts w:cs="Calibri"/>
+                <w:b/>
+                <w:bCs/>
                 <w:sz w:val="22"/>
               </w:rPr>
               <w:t>{{lhk.9.vyskyt_min_a|czech}}</w:t>
@@ -8845,7 +9366,7 @@
         </w:tc>
         <w:tc>
           <w:tcPr>
-            <w:tcW w:w="1415" w:type="pct"/>
+            <w:tcW w:w="758" w:type="pct"/>
             <w:tcBorders>
               <w:top w:val="single" w:sz="4" w:space="0" w:color="auto"/>
               <w:left w:val="single" w:sz="4" w:space="0" w:color="auto"/>
@@ -8880,7 +9401,7 @@
         </w:trPr>
         <w:tc>
           <w:tcPr>
-            <w:tcW w:w="1179" w:type="pct"/>
+            <w:tcW w:w="2992" w:type="pct"/>
             <w:tcBorders>
               <w:top w:val="single" w:sz="4" w:space="0" w:color="auto"/>
               <w:left w:val="single" w:sz="4" w:space="0" w:color="auto"/>
@@ -8907,7 +9428,7 @@
         </w:tc>
         <w:tc>
           <w:tcPr>
-            <w:tcW w:w="1310" w:type="pct"/>
+            <w:tcW w:w="687" w:type="pct"/>
             <w:tcBorders>
               <w:top w:val="single" w:sz="4" w:space="0" w:color="auto"/>
               <w:left w:val="single" w:sz="4" w:space="0" w:color="auto"/>
@@ -8936,7 +9457,7 @@
         </w:tc>
         <w:tc>
           <w:tcPr>
-            <w:tcW w:w="1095" w:type="pct"/>
+            <w:tcW w:w="563" w:type="pct"/>
             <w:tcBorders>
               <w:top w:val="single" w:sz="4" w:space="0" w:color="auto"/>
               <w:left w:val="single" w:sz="4" w:space="0" w:color="auto"/>
@@ -8949,16 +9470,19 @@
           </w:tcPr>
           <w:p>
             <w:pPr>
-              <w:rPr>
-                <w:rFonts w:cs="Calibri"/>
-                <w:b/>
-                <w:bCs/>
-                <w:sz w:val="22"/>
-              </w:rPr>
-            </w:pPr>
-            <w:r>
-              <w:rPr>
-                <w:rFonts w:cs="Calibri"/>
+              <w:jc w:val="center"/>
+              <w:rPr>
+                <w:rFonts w:cs="Calibri"/>
+                <w:b/>
+                <w:bCs/>
+                <w:sz w:val="22"/>
+              </w:rPr>
+            </w:pPr>
+            <w:r>
+              <w:rPr>
+                <w:rFonts w:cs="Calibri"/>
+                <w:b/>
+                <w:bCs/>
                 <w:sz w:val="22"/>
               </w:rPr>
               <w:t>{{lhk.10.vyskyt_min_a|czech}}</w:t>
@@ -8967,7 +9491,7 @@
         </w:tc>
         <w:tc>
           <w:tcPr>
-            <w:tcW w:w="1415" w:type="pct"/>
+            <w:tcW w:w="758" w:type="pct"/>
             <w:tcBorders>
               <w:top w:val="single" w:sz="4" w:space="0" w:color="auto"/>
               <w:left w:val="single" w:sz="4" w:space="0" w:color="auto"/>
@@ -8999,7 +9523,7 @@
     <w:p/>
     <w:tbl>
       <w:tblPr>
-        <w:tblW w:w="4156" w:type="pct"/>
+        <w:tblW w:w="5002" w:type="pct"/>
         <w:jc w:val="center"/>
         <w:tblBorders>
           <w:top w:val="single" w:sz="4" w:space="0" w:color="auto"/>
@@ -9009,6 +9533,7 @@
           <w:insideH w:val="single" w:sz="4" w:space="0" w:color="auto"/>
           <w:insideV w:val="single" w:sz="4" w:space="0" w:color="auto"/>
         </w:tblBorders>
+        <w:tblLayout w:type="fixed"/>
         <w:tblCellMar>
           <w:left w:w="70" w:type="dxa"/>
           <w:right w:w="70" w:type="dxa"/>
@@ -9016,10 +9541,10 @@
         <w:tblLook w:val="04A0" w:firstRow="1" w:lastRow="0" w:firstColumn="1" w:lastColumn="0" w:noHBand="0" w:noVBand="1"/>
       </w:tblPr>
       <w:tblGrid>
-        <w:gridCol w:w="2097"/>
-        <w:gridCol w:w="2431"/>
-        <w:gridCol w:w="2086"/>
-        <w:gridCol w:w="2598"/>
+        <w:gridCol w:w="5515"/>
+        <w:gridCol w:w="1266"/>
+        <w:gridCol w:w="1038"/>
+        <w:gridCol w:w="1397"/>
       </w:tblGrid>
       <w:tr>
         <w:trPr>
@@ -9028,7 +9553,7 @@
         </w:trPr>
         <w:tc>
           <w:tcPr>
-            <w:tcW w:w="1237" w:type="pct"/>
+            <w:tcW w:w="2992" w:type="pct"/>
             <w:vMerge w:val="restart"/>
             <w:shd w:val="clear" w:color="000000" w:fill="BFBFBF"/>
             <w:vAlign w:val="center"/>
@@ -9062,7 +9587,7 @@
         </w:tc>
         <w:tc>
           <w:tcPr>
-            <w:tcW w:w="1293" w:type="pct"/>
+            <w:tcW w:w="687" w:type="pct"/>
             <w:vMerge w:val="restart"/>
             <w:shd w:val="clear" w:color="000000" w:fill="BFBFBF"/>
             <w:vAlign w:val="center"/>
@@ -9093,7 +9618,7 @@
         </w:tc>
         <w:tc>
           <w:tcPr>
-            <w:tcW w:w="1067" w:type="pct"/>
+            <w:tcW w:w="563" w:type="pct"/>
             <w:shd w:val="clear" w:color="000000" w:fill="BFBFBF"/>
             <w:noWrap/>
             <w:vAlign w:val="center"/>
@@ -9134,7 +9659,7 @@
         </w:tc>
         <w:tc>
           <w:tcPr>
-            <w:tcW w:w="1403" w:type="pct"/>
+            <w:tcW w:w="758" w:type="pct"/>
             <w:vMerge w:val="restart"/>
             <w:shd w:val="clear" w:color="000000" w:fill="BFBFBF"/>
             <w:vAlign w:val="center"/>
@@ -9171,7 +9696,7 @@
         </w:trPr>
         <w:tc>
           <w:tcPr>
-            <w:tcW w:w="1237" w:type="pct"/>
+            <w:tcW w:w="2992" w:type="pct"/>
             <w:vMerge/>
             <w:vAlign w:val="center"/>
             <w:hideMark/>
@@ -9190,7 +9715,7 @@
         </w:tc>
         <w:tc>
           <w:tcPr>
-            <w:tcW w:w="1293" w:type="pct"/>
+            <w:tcW w:w="687" w:type="pct"/>
             <w:vMerge/>
             <w:shd w:val="clear" w:color="000000" w:fill="BFBFBF"/>
             <w:vAlign w:val="center"/>
@@ -9210,7 +9735,7 @@
         </w:tc>
         <w:tc>
           <w:tcPr>
-            <w:tcW w:w="1067" w:type="pct"/>
+            <w:tcW w:w="563" w:type="pct"/>
             <w:shd w:val="clear" w:color="000000" w:fill="BFBFBF"/>
             <w:vAlign w:val="center"/>
             <w:hideMark/>
@@ -9282,7 +9807,7 @@
         </w:tc>
         <w:tc>
           <w:tcPr>
-            <w:tcW w:w="1403" w:type="pct"/>
+            <w:tcW w:w="758" w:type="pct"/>
             <w:vMerge/>
             <w:vAlign w:val="center"/>
             <w:hideMark/>
@@ -9297,6 +9822,46 @@
                 <w:lang w:eastAsia="cs-CZ"/>
               </w:rPr>
             </w:pPr>
+          </w:p>
+        </w:tc>
+      </w:tr>
+      <w:tr>
+        <w:trPr>
+          <w:trHeight w:val="288"/>
+          <w:jc w:val="center"/>
+        </w:trPr>
+        <w:tc>
+          <w:tcPr>
+            <w:tcW w:w="5000" w:type="pct"/>
+            <w:gridSpan w:val="4"/>
+            <w:tcBorders>
+              <w:top w:val="single" w:sz="4" w:space="0" w:color="auto"/>
+              <w:left w:val="single" w:sz="4" w:space="0" w:color="auto"/>
+              <w:bottom w:val="single" w:sz="4" w:space="0" w:color="auto"/>
+              <w:right w:val="single" w:sz="4" w:space="0" w:color="auto"/>
+            </w:tcBorders>
+            <w:shd w:val="clear" w:color="auto" w:fill="F2F2F2" w:themeFill="background1" w:themeFillShade="F2"/>
+            <w:vAlign w:val="center"/>
+          </w:tcPr>
+          <w:p>
+            <w:pPr>
+              <w:jc w:val="center"/>
+              <w:rPr>
+                <w:rFonts w:cs="Calibri"/>
+                <w:b/>
+                <w:bCs/>
+                <w:sz w:val="22"/>
+              </w:rPr>
+            </w:pPr>
+            <w:r>
+              <w:rPr>
+                <w:rFonts w:cs="Calibri"/>
+                <w:b/>
+                <w:bCs/>
+                <w:sz w:val="22"/>
+              </w:rPr>
+              <w:t>DOLNÍ KONČETINY</w:t>
+            </w:r>
           </w:p>
         </w:tc>
       </w:tr>
@@ -9307,7 +9872,7 @@
         </w:trPr>
         <w:tc>
           <w:tcPr>
-            <w:tcW w:w="1237" w:type="pct"/>
+            <w:tcW w:w="2992" w:type="pct"/>
             <w:tcBorders>
               <w:top w:val="single" w:sz="4" w:space="0" w:color="auto"/>
               <w:left w:val="single" w:sz="4" w:space="0" w:color="auto"/>
@@ -9334,7 +9899,7 @@
         </w:tc>
         <w:tc>
           <w:tcPr>
-            <w:tcW w:w="1293" w:type="pct"/>
+            <w:tcW w:w="687" w:type="pct"/>
             <w:tcBorders>
               <w:top w:val="single" w:sz="4" w:space="0" w:color="auto"/>
               <w:left w:val="single" w:sz="4" w:space="0" w:color="auto"/>
@@ -9363,7 +9928,7 @@
         </w:tc>
         <w:tc>
           <w:tcPr>
-            <w:tcW w:w="1067" w:type="pct"/>
+            <w:tcW w:w="563" w:type="pct"/>
             <w:tcBorders>
               <w:top w:val="single" w:sz="4" w:space="0" w:color="auto"/>
               <w:left w:val="single" w:sz="4" w:space="0" w:color="auto"/>
@@ -9388,6 +9953,8 @@
             <w:r>
               <w:rPr>
                 <w:rFonts w:cs="Calibri"/>
+                <w:b/>
+                <w:bCs/>
                 <w:sz w:val="22"/>
               </w:rPr>
               <w:t>{{dk.1.vyskyt_min_a|czech}}</w:t>
@@ -9396,7 +9963,7 @@
         </w:tc>
         <w:tc>
           <w:tcPr>
-            <w:tcW w:w="1403" w:type="pct"/>
+            <w:tcW w:w="758" w:type="pct"/>
             <w:tcBorders>
               <w:top w:val="single" w:sz="4" w:space="0" w:color="auto"/>
               <w:left w:val="single" w:sz="4" w:space="0" w:color="auto"/>
@@ -9431,7 +9998,7 @@
         </w:trPr>
         <w:tc>
           <w:tcPr>
-            <w:tcW w:w="1237" w:type="pct"/>
+            <w:tcW w:w="2992" w:type="pct"/>
             <w:tcBorders>
               <w:top w:val="single" w:sz="4" w:space="0" w:color="auto"/>
               <w:left w:val="single" w:sz="4" w:space="0" w:color="auto"/>
@@ -9458,7 +10025,7 @@
         </w:tc>
         <w:tc>
           <w:tcPr>
-            <w:tcW w:w="1293" w:type="pct"/>
+            <w:tcW w:w="687" w:type="pct"/>
             <w:tcBorders>
               <w:top w:val="single" w:sz="4" w:space="0" w:color="auto"/>
               <w:left w:val="single" w:sz="4" w:space="0" w:color="auto"/>
@@ -9487,7 +10054,7 @@
         </w:tc>
         <w:tc>
           <w:tcPr>
-            <w:tcW w:w="1067" w:type="pct"/>
+            <w:tcW w:w="563" w:type="pct"/>
             <w:tcBorders>
               <w:top w:val="single" w:sz="4" w:space="0" w:color="auto"/>
               <w:left w:val="single" w:sz="4" w:space="0" w:color="auto"/>
@@ -9500,16 +10067,19 @@
           </w:tcPr>
           <w:p>
             <w:pPr>
-              <w:rPr>
-                <w:rFonts w:cs="Calibri"/>
-                <w:b/>
-                <w:bCs/>
-                <w:sz w:val="22"/>
-              </w:rPr>
-            </w:pPr>
-            <w:r>
-              <w:rPr>
-                <w:rFonts w:cs="Calibri"/>
+              <w:jc w:val="center"/>
+              <w:rPr>
+                <w:rFonts w:cs="Calibri"/>
+                <w:b/>
+                <w:bCs/>
+                <w:sz w:val="22"/>
+              </w:rPr>
+            </w:pPr>
+            <w:r>
+              <w:rPr>
+                <w:rFonts w:cs="Calibri"/>
+                <w:b/>
+                <w:bCs/>
                 <w:sz w:val="22"/>
               </w:rPr>
               <w:t>{{dk.2.vyskyt_min_a|czech}}</w:t>
@@ -9518,7 +10088,7 @@
         </w:tc>
         <w:tc>
           <w:tcPr>
-            <w:tcW w:w="1403" w:type="pct"/>
+            <w:tcW w:w="758" w:type="pct"/>
             <w:tcBorders>
               <w:top w:val="single" w:sz="4" w:space="0" w:color="auto"/>
               <w:left w:val="single" w:sz="4" w:space="0" w:color="auto"/>
@@ -9553,7 +10123,7 @@
         </w:trPr>
         <w:tc>
           <w:tcPr>
-            <w:tcW w:w="1237" w:type="pct"/>
+            <w:tcW w:w="2992" w:type="pct"/>
             <w:tcBorders>
               <w:top w:val="single" w:sz="4" w:space="0" w:color="auto"/>
               <w:left w:val="single" w:sz="4" w:space="0" w:color="auto"/>
@@ -9580,7 +10150,7 @@
         </w:tc>
         <w:tc>
           <w:tcPr>
-            <w:tcW w:w="1293" w:type="pct"/>
+            <w:tcW w:w="687" w:type="pct"/>
             <w:tcBorders>
               <w:top w:val="single" w:sz="4" w:space="0" w:color="auto"/>
               <w:left w:val="single" w:sz="4" w:space="0" w:color="auto"/>
@@ -9609,7 +10179,7 @@
         </w:tc>
         <w:tc>
           <w:tcPr>
-            <w:tcW w:w="1067" w:type="pct"/>
+            <w:tcW w:w="563" w:type="pct"/>
             <w:tcBorders>
               <w:top w:val="single" w:sz="4" w:space="0" w:color="auto"/>
               <w:left w:val="single" w:sz="4" w:space="0" w:color="auto"/>
@@ -9622,16 +10192,19 @@
           </w:tcPr>
           <w:p>
             <w:pPr>
-              <w:rPr>
-                <w:rFonts w:cs="Calibri"/>
-                <w:b/>
-                <w:bCs/>
-                <w:sz w:val="22"/>
-              </w:rPr>
-            </w:pPr>
-            <w:r>
-              <w:rPr>
-                <w:rFonts w:cs="Calibri"/>
+              <w:jc w:val="center"/>
+              <w:rPr>
+                <w:rFonts w:cs="Calibri"/>
+                <w:b/>
+                <w:bCs/>
+                <w:sz w:val="22"/>
+              </w:rPr>
+            </w:pPr>
+            <w:r>
+              <w:rPr>
+                <w:rFonts w:cs="Calibri"/>
+                <w:b/>
+                <w:bCs/>
                 <w:sz w:val="22"/>
               </w:rPr>
               <w:t>{{dk.3.vyskyt_min_a|czech}}</w:t>
@@ -9640,7 +10213,7 @@
         </w:tc>
         <w:tc>
           <w:tcPr>
-            <w:tcW w:w="1403" w:type="pct"/>
+            <w:tcW w:w="758" w:type="pct"/>
             <w:tcBorders>
               <w:top w:val="single" w:sz="4" w:space="0" w:color="auto"/>
               <w:left w:val="single" w:sz="4" w:space="0" w:color="auto"/>
@@ -9675,7 +10248,7 @@
         </w:trPr>
         <w:tc>
           <w:tcPr>
-            <w:tcW w:w="1237" w:type="pct"/>
+            <w:tcW w:w="2992" w:type="pct"/>
             <w:tcBorders>
               <w:top w:val="single" w:sz="4" w:space="0" w:color="auto"/>
               <w:left w:val="single" w:sz="4" w:space="0" w:color="auto"/>
@@ -9702,7 +10275,7 @@
         </w:tc>
         <w:tc>
           <w:tcPr>
-            <w:tcW w:w="1293" w:type="pct"/>
+            <w:tcW w:w="687" w:type="pct"/>
             <w:tcBorders>
               <w:top w:val="single" w:sz="4" w:space="0" w:color="auto"/>
               <w:left w:val="single" w:sz="4" w:space="0" w:color="auto"/>
@@ -9731,7 +10304,7 @@
         </w:tc>
         <w:tc>
           <w:tcPr>
-            <w:tcW w:w="1067" w:type="pct"/>
+            <w:tcW w:w="563" w:type="pct"/>
             <w:tcBorders>
               <w:top w:val="single" w:sz="4" w:space="0" w:color="auto"/>
               <w:left w:val="single" w:sz="4" w:space="0" w:color="auto"/>
@@ -9744,16 +10317,19 @@
           </w:tcPr>
           <w:p>
             <w:pPr>
-              <w:rPr>
-                <w:rFonts w:cs="Calibri"/>
-                <w:b/>
-                <w:bCs/>
-                <w:sz w:val="22"/>
-              </w:rPr>
-            </w:pPr>
-            <w:r>
-              <w:rPr>
-                <w:rFonts w:cs="Calibri"/>
+              <w:jc w:val="center"/>
+              <w:rPr>
+                <w:rFonts w:cs="Calibri"/>
+                <w:b/>
+                <w:bCs/>
+                <w:sz w:val="22"/>
+              </w:rPr>
+            </w:pPr>
+            <w:r>
+              <w:rPr>
+                <w:rFonts w:cs="Calibri"/>
+                <w:b/>
+                <w:bCs/>
                 <w:sz w:val="22"/>
               </w:rPr>
               <w:t>{{dk.4.vyskyt_min_a|czech}}</w:t>
@@ -9762,7 +10338,7 @@
         </w:tc>
         <w:tc>
           <w:tcPr>
-            <w:tcW w:w="1403" w:type="pct"/>
+            <w:tcW w:w="758" w:type="pct"/>
             <w:tcBorders>
               <w:top w:val="single" w:sz="4" w:space="0" w:color="auto"/>
               <w:left w:val="single" w:sz="4" w:space="0" w:color="auto"/>
@@ -9797,7 +10373,7 @@
         </w:trPr>
         <w:tc>
           <w:tcPr>
-            <w:tcW w:w="1237" w:type="pct"/>
+            <w:tcW w:w="2992" w:type="pct"/>
             <w:tcBorders>
               <w:top w:val="single" w:sz="4" w:space="0" w:color="auto"/>
               <w:left w:val="single" w:sz="4" w:space="0" w:color="auto"/>
@@ -9824,7 +10400,7 @@
         </w:tc>
         <w:tc>
           <w:tcPr>
-            <w:tcW w:w="1293" w:type="pct"/>
+            <w:tcW w:w="687" w:type="pct"/>
             <w:tcBorders>
               <w:top w:val="single" w:sz="4" w:space="0" w:color="auto"/>
               <w:left w:val="single" w:sz="4" w:space="0" w:color="auto"/>
@@ -9853,7 +10429,7 @@
         </w:tc>
         <w:tc>
           <w:tcPr>
-            <w:tcW w:w="1067" w:type="pct"/>
+            <w:tcW w:w="563" w:type="pct"/>
             <w:tcBorders>
               <w:top w:val="single" w:sz="4" w:space="0" w:color="auto"/>
               <w:left w:val="single" w:sz="4" w:space="0" w:color="auto"/>
@@ -9866,16 +10442,19 @@
           </w:tcPr>
           <w:p>
             <w:pPr>
-              <w:rPr>
-                <w:rFonts w:cs="Calibri"/>
-                <w:b/>
-                <w:bCs/>
-                <w:sz w:val="22"/>
-              </w:rPr>
-            </w:pPr>
-            <w:r>
-              <w:rPr>
-                <w:rFonts w:cs="Calibri"/>
+              <w:jc w:val="center"/>
+              <w:rPr>
+                <w:rFonts w:cs="Calibri"/>
+                <w:b/>
+                <w:bCs/>
+                <w:sz w:val="22"/>
+              </w:rPr>
+            </w:pPr>
+            <w:r>
+              <w:rPr>
+                <w:rFonts w:cs="Calibri"/>
+                <w:b/>
+                <w:bCs/>
                 <w:sz w:val="22"/>
               </w:rPr>
               <w:t>{{dk.5.vyskyt_min_a|czech}}</w:t>
@@ -9884,7 +10463,7 @@
         </w:tc>
         <w:tc>
           <w:tcPr>
-            <w:tcW w:w="1403" w:type="pct"/>
+            <w:tcW w:w="758" w:type="pct"/>
             <w:tcBorders>
               <w:top w:val="single" w:sz="4" w:space="0" w:color="auto"/>
               <w:left w:val="single" w:sz="4" w:space="0" w:color="auto"/>
@@ -9919,7 +10498,7 @@
         </w:trPr>
         <w:tc>
           <w:tcPr>
-            <w:tcW w:w="1237" w:type="pct"/>
+            <w:tcW w:w="2992" w:type="pct"/>
             <w:tcBorders>
               <w:top w:val="single" w:sz="4" w:space="0" w:color="auto"/>
               <w:left w:val="single" w:sz="4" w:space="0" w:color="auto"/>
@@ -9946,7 +10525,7 @@
         </w:tc>
         <w:tc>
           <w:tcPr>
-            <w:tcW w:w="1293" w:type="pct"/>
+            <w:tcW w:w="687" w:type="pct"/>
             <w:tcBorders>
               <w:top w:val="single" w:sz="4" w:space="0" w:color="auto"/>
               <w:left w:val="single" w:sz="4" w:space="0" w:color="auto"/>
@@ -9975,7 +10554,7 @@
         </w:tc>
         <w:tc>
           <w:tcPr>
-            <w:tcW w:w="1067" w:type="pct"/>
+            <w:tcW w:w="563" w:type="pct"/>
             <w:tcBorders>
               <w:top w:val="single" w:sz="4" w:space="0" w:color="auto"/>
               <w:left w:val="single" w:sz="4" w:space="0" w:color="auto"/>
@@ -9988,16 +10567,19 @@
           </w:tcPr>
           <w:p>
             <w:pPr>
-              <w:rPr>
-                <w:rFonts w:cs="Calibri"/>
-                <w:b/>
-                <w:bCs/>
-                <w:sz w:val="22"/>
-              </w:rPr>
-            </w:pPr>
-            <w:r>
-              <w:rPr>
-                <w:rFonts w:cs="Calibri"/>
+              <w:jc w:val="center"/>
+              <w:rPr>
+                <w:rFonts w:cs="Calibri"/>
+                <w:b/>
+                <w:bCs/>
+                <w:sz w:val="22"/>
+              </w:rPr>
+            </w:pPr>
+            <w:r>
+              <w:rPr>
+                <w:rFonts w:cs="Calibri"/>
+                <w:b/>
+                <w:bCs/>
                 <w:sz w:val="22"/>
               </w:rPr>
               <w:t>{{dk.6.vyskyt_min_a|czech}}</w:t>
@@ -10006,7 +10588,7 @@
         </w:tc>
         <w:tc>
           <w:tcPr>
-            <w:tcW w:w="1403" w:type="pct"/>
+            <w:tcW w:w="758" w:type="pct"/>
             <w:tcBorders>
               <w:top w:val="single" w:sz="4" w:space="0" w:color="auto"/>
               <w:left w:val="single" w:sz="4" w:space="0" w:color="auto"/>
@@ -10041,7 +10623,7 @@
         </w:trPr>
         <w:tc>
           <w:tcPr>
-            <w:tcW w:w="1237" w:type="pct"/>
+            <w:tcW w:w="2992" w:type="pct"/>
             <w:tcBorders>
               <w:top w:val="single" w:sz="4" w:space="0" w:color="auto"/>
               <w:left w:val="single" w:sz="4" w:space="0" w:color="auto"/>
@@ -10068,7 +10650,7 @@
         </w:tc>
         <w:tc>
           <w:tcPr>
-            <w:tcW w:w="1293" w:type="pct"/>
+            <w:tcW w:w="687" w:type="pct"/>
             <w:tcBorders>
               <w:top w:val="single" w:sz="4" w:space="0" w:color="auto"/>
               <w:left w:val="single" w:sz="4" w:space="0" w:color="auto"/>
@@ -10097,7 +10679,7 @@
         </w:tc>
         <w:tc>
           <w:tcPr>
-            <w:tcW w:w="1067" w:type="pct"/>
+            <w:tcW w:w="563" w:type="pct"/>
             <w:tcBorders>
               <w:top w:val="single" w:sz="4" w:space="0" w:color="auto"/>
               <w:left w:val="single" w:sz="4" w:space="0" w:color="auto"/>
@@ -10110,16 +10692,19 @@
           </w:tcPr>
           <w:p>
             <w:pPr>
-              <w:rPr>
-                <w:rFonts w:cs="Calibri"/>
-                <w:b/>
-                <w:bCs/>
-                <w:sz w:val="22"/>
-              </w:rPr>
-            </w:pPr>
-            <w:r>
-              <w:rPr>
-                <w:rFonts w:cs="Calibri"/>
+              <w:jc w:val="center"/>
+              <w:rPr>
+                <w:rFonts w:cs="Calibri"/>
+                <w:b/>
+                <w:bCs/>
+                <w:sz w:val="22"/>
+              </w:rPr>
+            </w:pPr>
+            <w:r>
+              <w:rPr>
+                <w:rFonts w:cs="Calibri"/>
+                <w:b/>
+                <w:bCs/>
                 <w:sz w:val="22"/>
               </w:rPr>
               <w:t>{{dk.7.vyskyt_min_a|czech}}</w:t>
@@ -10128,7 +10713,7 @@
         </w:tc>
         <w:tc>
           <w:tcPr>
-            <w:tcW w:w="1403" w:type="pct"/>
+            <w:tcW w:w="758" w:type="pct"/>
             <w:tcBorders>
               <w:top w:val="single" w:sz="4" w:space="0" w:color="auto"/>
               <w:left w:val="single" w:sz="4" w:space="0" w:color="auto"/>
@@ -10160,7 +10745,7 @@
     <w:p/>
     <w:tbl>
       <w:tblPr>
-        <w:tblW w:w="4112" w:type="pct"/>
+        <w:tblW w:w="5002" w:type="pct"/>
         <w:jc w:val="center"/>
         <w:tblBorders>
           <w:top w:val="single" w:sz="4" w:space="0" w:color="auto"/>
@@ -10170,6 +10755,7 @@
           <w:insideH w:val="single" w:sz="4" w:space="0" w:color="auto"/>
           <w:insideV w:val="single" w:sz="4" w:space="0" w:color="auto"/>
         </w:tblBorders>
+        <w:tblLayout w:type="fixed"/>
         <w:tblCellMar>
           <w:left w:w="70" w:type="dxa"/>
           <w:right w:w="70" w:type="dxa"/>
@@ -10177,10 +10763,10 @@
         <w:tblLook w:val="04A0" w:firstRow="1" w:lastRow="0" w:firstColumn="1" w:lastColumn="0" w:noHBand="0" w:noVBand="1"/>
       </w:tblPr>
       <w:tblGrid>
-        <w:gridCol w:w="2124"/>
-        <w:gridCol w:w="2414"/>
-        <w:gridCol w:w="2113"/>
-        <w:gridCol w:w="2561"/>
+        <w:gridCol w:w="5519"/>
+        <w:gridCol w:w="1264"/>
+        <w:gridCol w:w="1036"/>
+        <w:gridCol w:w="1397"/>
       </w:tblGrid>
       <w:tr>
         <w:trPr>
@@ -10189,7 +10775,7 @@
         </w:trPr>
         <w:tc>
           <w:tcPr>
-            <w:tcW w:w="1132" w:type="pct"/>
+            <w:tcW w:w="2994" w:type="pct"/>
             <w:vMerge w:val="restart"/>
             <w:shd w:val="clear" w:color="000000" w:fill="BFBFBF"/>
             <w:vAlign w:val="center"/>
@@ -10223,7 +10809,7 @@
         </w:tc>
         <w:tc>
           <w:tcPr>
-            <w:tcW w:w="1323" w:type="pct"/>
+            <w:tcW w:w="686" w:type="pct"/>
             <w:vMerge w:val="restart"/>
             <w:shd w:val="clear" w:color="000000" w:fill="BFBFBF"/>
             <w:vAlign w:val="center"/>
@@ -10248,13 +10834,24 @@
                 <w:sz w:val="22"/>
                 <w:lang w:eastAsia="cs-CZ"/>
               </w:rPr>
-              <w:t>Svalová práce</w:t>
-            </w:r>
-          </w:p>
-        </w:tc>
-        <w:tc>
-          <w:tcPr>
-            <w:tcW w:w="1125" w:type="pct"/>
+              <w:t xml:space="preserve">Svalová </w:t>
+            </w:r>
+            <w:r>
+              <w:rPr>
+                <w:rFonts w:eastAsia="Times New Roman" w:cs="Calibri"/>
+                <w:b/>
+                <w:bCs/>
+                <w:sz w:val="22"/>
+                <w:lang w:eastAsia="cs-CZ"/>
+              </w:rPr>
+              <w:lastRenderedPageBreak/>
+              <w:t>práce</w:t>
+            </w:r>
+          </w:p>
+        </w:tc>
+        <w:tc>
+          <w:tcPr>
+            <w:tcW w:w="562" w:type="pct"/>
             <w:shd w:val="clear" w:color="000000" w:fill="BFBFBF"/>
             <w:noWrap/>
             <w:vAlign w:val="center"/>
@@ -10279,6 +10876,7 @@
                 <w:sz w:val="22"/>
                 <w:lang w:eastAsia="cs-CZ"/>
               </w:rPr>
+              <w:lastRenderedPageBreak/>
               <w:t>ŽENA</w:t>
             </w:r>
             <w:r>
@@ -10295,7 +10893,7 @@
         </w:tc>
         <w:tc>
           <w:tcPr>
-            <w:tcW w:w="1420" w:type="pct"/>
+            <w:tcW w:w="758" w:type="pct"/>
             <w:vMerge w:val="restart"/>
             <w:shd w:val="clear" w:color="000000" w:fill="BFBFBF"/>
             <w:vAlign w:val="center"/>
@@ -10320,7 +10918,18 @@
                 <w:sz w:val="22"/>
                 <w:lang w:eastAsia="cs-CZ"/>
               </w:rPr>
-              <w:t>Typ pracovní polohy</w:t>
+              <w:t xml:space="preserve">Typ pracovní </w:t>
+            </w:r>
+            <w:r>
+              <w:rPr>
+                <w:rFonts w:eastAsia="Times New Roman" w:cs="Calibri"/>
+                <w:b/>
+                <w:bCs/>
+                <w:sz w:val="22"/>
+                <w:lang w:eastAsia="cs-CZ"/>
+              </w:rPr>
+              <w:lastRenderedPageBreak/>
+              <w:t>polohy</w:t>
             </w:r>
           </w:p>
         </w:tc>
@@ -10332,7 +10941,7 @@
         </w:trPr>
         <w:tc>
           <w:tcPr>
-            <w:tcW w:w="1132" w:type="pct"/>
+            <w:tcW w:w="2994" w:type="pct"/>
             <w:vMerge/>
             <w:vAlign w:val="center"/>
             <w:hideMark/>
@@ -10351,7 +10960,7 @@
         </w:tc>
         <w:tc>
           <w:tcPr>
-            <w:tcW w:w="1323" w:type="pct"/>
+            <w:tcW w:w="686" w:type="pct"/>
             <w:vMerge/>
             <w:shd w:val="clear" w:color="000000" w:fill="BFBFBF"/>
             <w:vAlign w:val="center"/>
@@ -10371,7 +10980,7 @@
         </w:tc>
         <w:tc>
           <w:tcPr>
-            <w:tcW w:w="1125" w:type="pct"/>
+            <w:tcW w:w="562" w:type="pct"/>
             <w:shd w:val="clear" w:color="000000" w:fill="BFBFBF"/>
             <w:vAlign w:val="center"/>
             <w:hideMark/>
@@ -10443,7 +11052,7 @@
         </w:tc>
         <w:tc>
           <w:tcPr>
-            <w:tcW w:w="1420" w:type="pct"/>
+            <w:tcW w:w="758" w:type="pct"/>
             <w:vMerge/>
             <w:vAlign w:val="center"/>
             <w:hideMark/>
@@ -10458,6 +11067,46 @@
                 <w:lang w:eastAsia="cs-CZ"/>
               </w:rPr>
             </w:pPr>
+          </w:p>
+        </w:tc>
+      </w:tr>
+      <w:tr>
+        <w:trPr>
+          <w:trHeight w:val="288"/>
+          <w:jc w:val="center"/>
+        </w:trPr>
+        <w:tc>
+          <w:tcPr>
+            <w:tcW w:w="5000" w:type="pct"/>
+            <w:gridSpan w:val="4"/>
+            <w:tcBorders>
+              <w:top w:val="single" w:sz="4" w:space="0" w:color="auto"/>
+              <w:left w:val="single" w:sz="4" w:space="0" w:color="auto"/>
+              <w:bottom w:val="single" w:sz="4" w:space="0" w:color="auto"/>
+              <w:right w:val="single" w:sz="4" w:space="0" w:color="auto"/>
+            </w:tcBorders>
+            <w:shd w:val="clear" w:color="auto" w:fill="F2F2F2" w:themeFill="background1" w:themeFillShade="F2"/>
+            <w:vAlign w:val="center"/>
+          </w:tcPr>
+          <w:p>
+            <w:pPr>
+              <w:jc w:val="center"/>
+              <w:rPr>
+                <w:rFonts w:cs="Calibri"/>
+                <w:b/>
+                <w:bCs/>
+                <w:sz w:val="22"/>
+              </w:rPr>
+            </w:pPr>
+            <w:r>
+              <w:rPr>
+                <w:rFonts w:cs="Calibri"/>
+                <w:b/>
+                <w:bCs/>
+                <w:sz w:val="22"/>
+              </w:rPr>
+              <w:t>OSTATNÍ</w:t>
+            </w:r>
           </w:p>
         </w:tc>
       </w:tr>
@@ -10468,7 +11117,7 @@
         </w:trPr>
         <w:tc>
           <w:tcPr>
-            <w:tcW w:w="1132" w:type="pct"/>
+            <w:tcW w:w="2994" w:type="pct"/>
             <w:tcBorders>
               <w:top w:val="single" w:sz="4" w:space="0" w:color="auto"/>
               <w:left w:val="single" w:sz="4" w:space="0" w:color="auto"/>
@@ -10495,7 +11144,7 @@
         </w:tc>
         <w:tc>
           <w:tcPr>
-            <w:tcW w:w="1323" w:type="pct"/>
+            <w:tcW w:w="686" w:type="pct"/>
             <w:tcBorders>
               <w:top w:val="single" w:sz="4" w:space="0" w:color="auto"/>
               <w:left w:val="single" w:sz="4" w:space="0" w:color="auto"/>
@@ -10524,7 +11173,7 @@
         </w:tc>
         <w:tc>
           <w:tcPr>
-            <w:tcW w:w="1125" w:type="pct"/>
+            <w:tcW w:w="562" w:type="pct"/>
             <w:tcBorders>
               <w:top w:val="single" w:sz="4" w:space="0" w:color="auto"/>
               <w:left w:val="single" w:sz="4" w:space="0" w:color="auto"/>
@@ -10549,6 +11198,8 @@
             <w:r>
               <w:rPr>
                 <w:rFonts w:cs="Calibri"/>
+                <w:b/>
+                <w:bCs/>
                 <w:sz w:val="22"/>
               </w:rPr>
               <w:t>{{ostatni.1.vyskyt_min_a|czech}}</w:t>
@@ -10557,7 +11208,7 @@
         </w:tc>
         <w:tc>
           <w:tcPr>
-            <w:tcW w:w="1420" w:type="pct"/>
+            <w:tcW w:w="758" w:type="pct"/>
             <w:tcBorders>
               <w:top w:val="single" w:sz="4" w:space="0" w:color="auto"/>
               <w:left w:val="single" w:sz="4" w:space="0" w:color="auto"/>
@@ -10592,7 +11243,7 @@
         </w:trPr>
         <w:tc>
           <w:tcPr>
-            <w:tcW w:w="1132" w:type="pct"/>
+            <w:tcW w:w="2994" w:type="pct"/>
             <w:tcBorders>
               <w:top w:val="single" w:sz="4" w:space="0" w:color="auto"/>
               <w:left w:val="single" w:sz="4" w:space="0" w:color="auto"/>
@@ -10619,7 +11270,7 @@
         </w:tc>
         <w:tc>
           <w:tcPr>
-            <w:tcW w:w="1323" w:type="pct"/>
+            <w:tcW w:w="686" w:type="pct"/>
             <w:tcBorders>
               <w:top w:val="single" w:sz="4" w:space="0" w:color="auto"/>
               <w:left w:val="single" w:sz="4" w:space="0" w:color="auto"/>
@@ -10648,7 +11299,7 @@
         </w:tc>
         <w:tc>
           <w:tcPr>
-            <w:tcW w:w="1125" w:type="pct"/>
+            <w:tcW w:w="562" w:type="pct"/>
             <w:tcBorders>
               <w:top w:val="single" w:sz="4" w:space="0" w:color="auto"/>
               <w:left w:val="single" w:sz="4" w:space="0" w:color="auto"/>
@@ -10661,16 +11312,19 @@
           </w:tcPr>
           <w:p>
             <w:pPr>
-              <w:rPr>
-                <w:rFonts w:cs="Calibri"/>
-                <w:b/>
-                <w:bCs/>
-                <w:sz w:val="22"/>
-              </w:rPr>
-            </w:pPr>
-            <w:r>
-              <w:rPr>
-                <w:rFonts w:cs="Calibri"/>
+              <w:jc w:val="center"/>
+              <w:rPr>
+                <w:rFonts w:cs="Calibri"/>
+                <w:b/>
+                <w:bCs/>
+                <w:sz w:val="22"/>
+              </w:rPr>
+            </w:pPr>
+            <w:r>
+              <w:rPr>
+                <w:rFonts w:cs="Calibri"/>
+                <w:b/>
+                <w:bCs/>
                 <w:sz w:val="22"/>
               </w:rPr>
               <w:t>{{ostatni.2.vyskyt_min_a|czech}}</w:t>
@@ -10679,7 +11333,7 @@
         </w:tc>
         <w:tc>
           <w:tcPr>
-            <w:tcW w:w="1420" w:type="pct"/>
+            <w:tcW w:w="758" w:type="pct"/>
             <w:tcBorders>
               <w:top w:val="single" w:sz="4" w:space="0" w:color="auto"/>
               <w:left w:val="single" w:sz="4" w:space="0" w:color="auto"/>
@@ -10714,7 +11368,7 @@
         </w:trPr>
         <w:tc>
           <w:tcPr>
-            <w:tcW w:w="1132" w:type="pct"/>
+            <w:tcW w:w="2994" w:type="pct"/>
             <w:tcBorders>
               <w:top w:val="single" w:sz="4" w:space="0" w:color="auto"/>
               <w:left w:val="single" w:sz="4" w:space="0" w:color="auto"/>
@@ -10741,7 +11395,7 @@
         </w:tc>
         <w:tc>
           <w:tcPr>
-            <w:tcW w:w="1323" w:type="pct"/>
+            <w:tcW w:w="686" w:type="pct"/>
             <w:tcBorders>
               <w:top w:val="single" w:sz="4" w:space="0" w:color="auto"/>
               <w:left w:val="single" w:sz="4" w:space="0" w:color="auto"/>
@@ -10770,7 +11424,7 @@
         </w:tc>
         <w:tc>
           <w:tcPr>
-            <w:tcW w:w="1125" w:type="pct"/>
+            <w:tcW w:w="562" w:type="pct"/>
             <w:tcBorders>
               <w:top w:val="single" w:sz="4" w:space="0" w:color="auto"/>
               <w:left w:val="single" w:sz="4" w:space="0" w:color="auto"/>
@@ -10783,16 +11437,19 @@
           </w:tcPr>
           <w:p>
             <w:pPr>
-              <w:rPr>
-                <w:rFonts w:cs="Calibri"/>
-                <w:b/>
-                <w:bCs/>
-                <w:sz w:val="22"/>
-              </w:rPr>
-            </w:pPr>
-            <w:r>
-              <w:rPr>
-                <w:rFonts w:cs="Calibri"/>
+              <w:jc w:val="center"/>
+              <w:rPr>
+                <w:rFonts w:cs="Calibri"/>
+                <w:b/>
+                <w:bCs/>
+                <w:sz w:val="22"/>
+              </w:rPr>
+            </w:pPr>
+            <w:r>
+              <w:rPr>
+                <w:rFonts w:cs="Calibri"/>
+                <w:b/>
+                <w:bCs/>
                 <w:sz w:val="22"/>
               </w:rPr>
               <w:t>{{ostatni.3.vyskyt_min_a|czech}}</w:t>
@@ -10801,7 +11458,7 @@
         </w:tc>
         <w:tc>
           <w:tcPr>
-            <w:tcW w:w="1420" w:type="pct"/>
+            <w:tcW w:w="758" w:type="pct"/>
             <w:tcBorders>
               <w:top w:val="single" w:sz="4" w:space="0" w:color="auto"/>
               <w:left w:val="single" w:sz="4" w:space="0" w:color="auto"/>
@@ -10836,7 +11493,7 @@
         </w:trPr>
         <w:tc>
           <w:tcPr>
-            <w:tcW w:w="1132" w:type="pct"/>
+            <w:tcW w:w="2994" w:type="pct"/>
             <w:tcBorders>
               <w:top w:val="single" w:sz="4" w:space="0" w:color="auto"/>
               <w:left w:val="single" w:sz="4" w:space="0" w:color="auto"/>
@@ -10863,7 +11520,7 @@
         </w:tc>
         <w:tc>
           <w:tcPr>
-            <w:tcW w:w="1323" w:type="pct"/>
+            <w:tcW w:w="686" w:type="pct"/>
             <w:tcBorders>
               <w:top w:val="single" w:sz="4" w:space="0" w:color="auto"/>
               <w:left w:val="single" w:sz="4" w:space="0" w:color="auto"/>
@@ -10892,7 +11549,7 @@
         </w:tc>
         <w:tc>
           <w:tcPr>
-            <w:tcW w:w="1125" w:type="pct"/>
+            <w:tcW w:w="562" w:type="pct"/>
             <w:tcBorders>
               <w:top w:val="single" w:sz="4" w:space="0" w:color="auto"/>
               <w:left w:val="single" w:sz="4" w:space="0" w:color="auto"/>
@@ -10905,16 +11562,19 @@
           </w:tcPr>
           <w:p>
             <w:pPr>
-              <w:rPr>
-                <w:rFonts w:cs="Calibri"/>
-                <w:b/>
-                <w:bCs/>
-                <w:sz w:val="22"/>
-              </w:rPr>
-            </w:pPr>
-            <w:r>
-              <w:rPr>
-                <w:rFonts w:cs="Calibri"/>
+              <w:jc w:val="center"/>
+              <w:rPr>
+                <w:rFonts w:cs="Calibri"/>
+                <w:b/>
+                <w:bCs/>
+                <w:sz w:val="22"/>
+              </w:rPr>
+            </w:pPr>
+            <w:r>
+              <w:rPr>
+                <w:rFonts w:cs="Calibri"/>
+                <w:b/>
+                <w:bCs/>
                 <w:sz w:val="22"/>
               </w:rPr>
               <w:t>{{ostatni.4.vyskyt_min_a|czech}}</w:t>
@@ -10923,7 +11583,7 @@
         </w:tc>
         <w:tc>
           <w:tcPr>
-            <w:tcW w:w="1420" w:type="pct"/>
+            <w:tcW w:w="758" w:type="pct"/>
             <w:tcBorders>
               <w:top w:val="single" w:sz="4" w:space="0" w:color="auto"/>
               <w:left w:val="single" w:sz="4" w:space="0" w:color="auto"/>
@@ -12026,7 +12686,7 @@
                 <w:szCs w:val="20"/>
                 <w:lang w:eastAsia="cs-CZ"/>
               </w:rPr>
-              <w:t xml:space="preserve">Celosměnový počet pohybů rukou a předloktí s ohledem na vynakládanou průměrnou směnovou časově </w:t>
+              <w:t xml:space="preserve">Celosměnový počet pohybů rukou a předloktí s ohledem na vynakládanou průměrnou směnovou </w:t>
             </w:r>
             <w:r>
               <w:rPr>
@@ -12036,7 +12696,7 @@
                 <w:lang w:eastAsia="cs-CZ"/>
               </w:rPr>
               <w:lastRenderedPageBreak/>
-              <w:t xml:space="preserve">váženou hodnotu % </w:t>
+              <w:t xml:space="preserve">časově váženou hodnotu % </w:t>
             </w:r>
             <w:proofErr w:type="spellStart"/>
             <w:r>
@@ -13637,8 +14297,8 @@
       <w:tblLook w:val="04A0" w:firstRow="1" w:lastRow="0" w:firstColumn="1" w:lastColumn="0" w:noHBand="0" w:noVBand="1"/>
     </w:tblPr>
     <w:tblGrid>
-      <w:gridCol w:w="5630"/>
-      <w:gridCol w:w="3658"/>
+      <w:gridCol w:w="5601"/>
+      <w:gridCol w:w="3687"/>
     </w:tblGrid>
     <w:tr>
       <w:trPr>
@@ -13716,7 +14376,29 @@
               <w:szCs w:val="18"/>
               <w:lang w:eastAsia="cs-CZ"/>
             </w:rPr>
-            <w:t>{{section2_firma.evidence_number}}/2025</w:t>
+            <w:t>{{</w:t>
+          </w:r>
+          <w:r>
+            <w:rPr>
+              <w:rFonts w:eastAsia="Times New Roman" w:cs="Calibri"/>
+              <w:b/>
+              <w:bCs/>
+              <w:sz w:val="18"/>
+              <w:szCs w:val="18"/>
+              <w:lang w:eastAsia="cs-CZ"/>
+            </w:rPr>
+            <w:t>section2_firma.evidence_number_pp</w:t>
+          </w:r>
+          <w:r>
+            <w:rPr>
+              <w:rFonts w:eastAsia="Times New Roman" w:cs="Calibri"/>
+              <w:b/>
+              <w:bCs/>
+              <w:sz w:val="18"/>
+              <w:szCs w:val="18"/>
+              <w:lang w:eastAsia="cs-CZ"/>
+            </w:rPr>
+            <w:t>}}/2025</w:t>
           </w:r>
         </w:p>
       </w:tc>
@@ -13944,8 +14626,8 @@
       <w:tblLook w:val="04A0" w:firstRow="1" w:lastRow="0" w:firstColumn="1" w:lastColumn="0" w:noHBand="0" w:noVBand="1"/>
     </w:tblPr>
     <w:tblGrid>
-      <w:gridCol w:w="5630"/>
-      <w:gridCol w:w="3658"/>
+      <w:gridCol w:w="5601"/>
+      <w:gridCol w:w="3687"/>
     </w:tblGrid>
     <w:tr>
       <w:trPr>
@@ -14022,7 +14704,29 @@
               <w:szCs w:val="18"/>
               <w:lang w:eastAsia="cs-CZ"/>
             </w:rPr>
-            <w:t>{{section2_firma.evidence_number}}/2025</w:t>
+            <w:t>{{</w:t>
+          </w:r>
+          <w:r>
+            <w:rPr>
+              <w:rFonts w:eastAsia="Times New Roman" w:cs="Calibri"/>
+              <w:b/>
+              <w:bCs/>
+              <w:sz w:val="18"/>
+              <w:szCs w:val="18"/>
+              <w:lang w:eastAsia="cs-CZ"/>
+            </w:rPr>
+            <w:t>section2_firma.evidence_number_pp</w:t>
+          </w:r>
+          <w:r>
+            <w:rPr>
+              <w:rFonts w:eastAsia="Times New Roman" w:cs="Calibri"/>
+              <w:b/>
+              <w:bCs/>
+              <w:sz w:val="18"/>
+              <w:szCs w:val="18"/>
+              <w:lang w:eastAsia="cs-CZ"/>
+            </w:rPr>
+            <w:t>}}/2025</w:t>
           </w:r>
         </w:p>
       </w:tc>
@@ -14502,7 +15206,7 @@
         </mc:Choice>
         <mc:Fallback>
           <w:pict>
-            <v:line w14:anchorId="3198D2CF" id="Přímá spojnice 4" o:spid="_x0000_s1026" style="position:absolute;z-index:251659264;visibility:visible;mso-wrap-style:square;mso-width-percent:0;mso-height-percent:0;mso-wrap-distance-left:9pt;mso-wrap-distance-top:-1e-4mm;mso-wrap-distance-right:9pt;mso-wrap-distance-bottom:-1e-4mm;mso-position-horizontal:absolute;mso-position-horizontal-relative:text;mso-position-vertical:absolute;mso-position-vertical-relative:text;mso-width-percent:0;mso-height-percent:0;mso-width-relative:margin;mso-height-relative:margin" from="-34.1pt,19.8pt" to="490.15pt,19.8pt" o:gfxdata="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">
+            <v:line w14:anchorId="2EEBAA5B" id="Přímá spojnice 4" o:spid="_x0000_s1026" style="position:absolute;z-index:251659264;visibility:visible;mso-wrap-style:square;mso-width-percent:0;mso-height-percent:0;mso-wrap-distance-left:9pt;mso-wrap-distance-top:-1e-4mm;mso-wrap-distance-right:9pt;mso-wrap-distance-bottom:-1e-4mm;mso-position-horizontal:absolute;mso-position-horizontal-relative:text;mso-position-vertical:absolute;mso-position-vertical-relative:text;mso-width-percent:0;mso-height-percent:0;mso-width-relative:margin;mso-height-relative:margin" from="-34.1pt,19.8pt" to="490.15pt,19.8pt" o:gfxdata="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">
               <o:lock v:ext="edit" shapetype="f"/>
             </v:line>
           </w:pict>
